--- a/COIT20258-SoftwareEngineering.docx
+++ b/COIT20258-SoftwareEngineering.docx
@@ -492,13 +492,16 @@
             <w:tabs>
               <w:tab w:val="right" w:leader="dot" w:pos="9350"/>
             </w:tabs>
-            <w:spacing w:line="360" w:lineRule="auto"/>
-            <w:jc w:val="both"/>
             <w:rPr>
               <w:rFonts w:ascii="Times New Roman" w:hAnsi="Times New Roman" w:cs="Times New Roman"/>
+              <w:b/>
+              <w:bCs/>
               <w:noProof/>
+              <w:kern w:val="2"/>
               <w:sz w:val="24"/>
               <w:szCs w:val="24"/>
+              <w:lang w:val="en-AU" w:eastAsia="en-AU"/>
+              <w14:ligatures w14:val="standardContextual"/>
             </w:rPr>
           </w:pPr>
           <w:r>
@@ -525,13 +528,14 @@
             </w:rPr>
             <w:fldChar w:fldCharType="separate"/>
           </w:r>
-          <w:hyperlink w:anchor="_Toc231031730" w:history="1">
+          <w:hyperlink w:anchor="_Toc232260311" w:history="1">
             <w:r>
               <w:rPr>
                 <w:rStyle w:val="Hyperlink"/>
                 <w:rFonts w:ascii="Times New Roman" w:hAnsi="Times New Roman" w:cs="Times New Roman"/>
-                <w:noProof/>
-                <w:color w:val="auto"/>
+                <w:b/>
+                <w:bCs/>
+                <w:noProof/>
                 <w:sz w:val="24"/>
                 <w:szCs w:val="24"/>
               </w:rPr>
@@ -540,6 +544,8 @@
             <w:r>
               <w:rPr>
                 <w:rFonts w:ascii="Times New Roman" w:hAnsi="Times New Roman" w:cs="Times New Roman"/>
+                <w:b/>
+                <w:bCs/>
                 <w:noProof/>
                 <w:webHidden/>
                 <w:sz w:val="24"/>
@@ -550,6 +556,8 @@
             <w:r>
               <w:rPr>
                 <w:rFonts w:ascii="Times New Roman" w:hAnsi="Times New Roman" w:cs="Times New Roman"/>
+                <w:b/>
+                <w:bCs/>
                 <w:noProof/>
                 <w:webHidden/>
                 <w:sz w:val="24"/>
@@ -560,25 +568,31 @@
             <w:r>
               <w:rPr>
                 <w:rFonts w:ascii="Times New Roman" w:hAnsi="Times New Roman" w:cs="Times New Roman"/>
-                <w:noProof/>
-                <w:webHidden/>
-                <w:sz w:val="24"/>
-                <w:szCs w:val="24"/>
-              </w:rPr>
-              <w:instrText xml:space="preserve"> PAGEREF _Toc231031730 \h </w:instrText>
-            </w:r>
-            <w:r>
-              <w:rPr>
-                <w:rFonts w:ascii="Times New Roman" w:hAnsi="Times New Roman" w:cs="Times New Roman"/>
-                <w:noProof/>
-                <w:webHidden/>
-                <w:sz w:val="24"/>
-                <w:szCs w:val="24"/>
-              </w:rPr>
-            </w:r>
-            <w:r>
-              <w:rPr>
-                <w:rFonts w:ascii="Times New Roman" w:hAnsi="Times New Roman" w:cs="Times New Roman"/>
+                <w:b/>
+                <w:bCs/>
+                <w:noProof/>
+                <w:webHidden/>
+                <w:sz w:val="24"/>
+                <w:szCs w:val="24"/>
+              </w:rPr>
+              <w:instrText xml:space="preserve"> PAGEREF _Toc232260311 \h </w:instrText>
+            </w:r>
+            <w:r>
+              <w:rPr>
+                <w:rFonts w:ascii="Times New Roman" w:hAnsi="Times New Roman" w:cs="Times New Roman"/>
+                <w:b/>
+                <w:bCs/>
+                <w:noProof/>
+                <w:webHidden/>
+                <w:sz w:val="24"/>
+                <w:szCs w:val="24"/>
+              </w:rPr>
+            </w:r>
+            <w:r>
+              <w:rPr>
+                <w:rFonts w:ascii="Times New Roman" w:hAnsi="Times New Roman" w:cs="Times New Roman"/>
+                <w:b/>
+                <w:bCs/>
                 <w:noProof/>
                 <w:webHidden/>
                 <w:sz w:val="24"/>
@@ -589,16 +603,20 @@
             <w:r>
               <w:rPr>
                 <w:rFonts w:ascii="Times New Roman" w:hAnsi="Times New Roman" w:cs="Times New Roman"/>
-                <w:noProof/>
-                <w:webHidden/>
-                <w:sz w:val="24"/>
-                <w:szCs w:val="24"/>
-              </w:rPr>
-              <w:t>4</w:t>
-            </w:r>
-            <w:r>
-              <w:rPr>
-                <w:rFonts w:ascii="Times New Roman" w:hAnsi="Times New Roman" w:cs="Times New Roman"/>
+                <w:b/>
+                <w:bCs/>
+                <w:noProof/>
+                <w:webHidden/>
+                <w:sz w:val="24"/>
+                <w:szCs w:val="24"/>
+              </w:rPr>
+              <w:t>3</w:t>
+            </w:r>
+            <w:r>
+              <w:rPr>
+                <w:rFonts w:ascii="Times New Roman" w:hAnsi="Times New Roman" w:cs="Times New Roman"/>
+                <w:b/>
+                <w:bCs/>
                 <w:noProof/>
                 <w:webHidden/>
                 <w:sz w:val="24"/>
@@ -614,22 +632,26 @@
             <w:tabs>
               <w:tab w:val="right" w:leader="dot" w:pos="9350"/>
             </w:tabs>
-            <w:spacing w:line="360" w:lineRule="auto"/>
-            <w:jc w:val="both"/>
             <w:rPr>
               <w:rFonts w:ascii="Times New Roman" w:hAnsi="Times New Roman" w:cs="Times New Roman"/>
+              <w:b/>
+              <w:bCs/>
               <w:noProof/>
+              <w:kern w:val="2"/>
               <w:sz w:val="24"/>
               <w:szCs w:val="24"/>
+              <w:lang w:val="en-AU" w:eastAsia="en-AU"/>
+              <w14:ligatures w14:val="standardContextual"/>
             </w:rPr>
           </w:pPr>
-          <w:hyperlink w:anchor="_Toc231031731" w:history="1">
+          <w:hyperlink w:anchor="_Toc232260312" w:history="1">
             <w:r>
               <w:rPr>
                 <w:rStyle w:val="Hyperlink"/>
                 <w:rFonts w:ascii="Times New Roman" w:hAnsi="Times New Roman" w:cs="Times New Roman"/>
-                <w:noProof/>
-                <w:color w:val="auto"/>
+                <w:b/>
+                <w:bCs/>
+                <w:noProof/>
                 <w:sz w:val="24"/>
                 <w:szCs w:val="24"/>
               </w:rPr>
@@ -638,6 +660,8 @@
             <w:r>
               <w:rPr>
                 <w:rFonts w:ascii="Times New Roman" w:hAnsi="Times New Roman" w:cs="Times New Roman"/>
+                <w:b/>
+                <w:bCs/>
                 <w:noProof/>
                 <w:webHidden/>
                 <w:sz w:val="24"/>
@@ -648,6 +672,8 @@
             <w:r>
               <w:rPr>
                 <w:rFonts w:ascii="Times New Roman" w:hAnsi="Times New Roman" w:cs="Times New Roman"/>
+                <w:b/>
+                <w:bCs/>
                 <w:noProof/>
                 <w:webHidden/>
                 <w:sz w:val="24"/>
@@ -658,25 +684,31 @@
             <w:r>
               <w:rPr>
                 <w:rFonts w:ascii="Times New Roman" w:hAnsi="Times New Roman" w:cs="Times New Roman"/>
-                <w:noProof/>
-                <w:webHidden/>
-                <w:sz w:val="24"/>
-                <w:szCs w:val="24"/>
-              </w:rPr>
-              <w:instrText xml:space="preserve"> PAGEREF _Toc231031731 \h </w:instrText>
-            </w:r>
-            <w:r>
-              <w:rPr>
-                <w:rFonts w:ascii="Times New Roman" w:hAnsi="Times New Roman" w:cs="Times New Roman"/>
-                <w:noProof/>
-                <w:webHidden/>
-                <w:sz w:val="24"/>
-                <w:szCs w:val="24"/>
-              </w:rPr>
-            </w:r>
-            <w:r>
-              <w:rPr>
-                <w:rFonts w:ascii="Times New Roman" w:hAnsi="Times New Roman" w:cs="Times New Roman"/>
+                <w:b/>
+                <w:bCs/>
+                <w:noProof/>
+                <w:webHidden/>
+                <w:sz w:val="24"/>
+                <w:szCs w:val="24"/>
+              </w:rPr>
+              <w:instrText xml:space="preserve"> PAGEREF _Toc232260312 \h </w:instrText>
+            </w:r>
+            <w:r>
+              <w:rPr>
+                <w:rFonts w:ascii="Times New Roman" w:hAnsi="Times New Roman" w:cs="Times New Roman"/>
+                <w:b/>
+                <w:bCs/>
+                <w:noProof/>
+                <w:webHidden/>
+                <w:sz w:val="24"/>
+                <w:szCs w:val="24"/>
+              </w:rPr>
+            </w:r>
+            <w:r>
+              <w:rPr>
+                <w:rFonts w:ascii="Times New Roman" w:hAnsi="Times New Roman" w:cs="Times New Roman"/>
+                <w:b/>
+                <w:bCs/>
                 <w:noProof/>
                 <w:webHidden/>
                 <w:sz w:val="24"/>
@@ -687,16 +719,20 @@
             <w:r>
               <w:rPr>
                 <w:rFonts w:ascii="Times New Roman" w:hAnsi="Times New Roman" w:cs="Times New Roman"/>
-                <w:noProof/>
-                <w:webHidden/>
-                <w:sz w:val="24"/>
-                <w:szCs w:val="24"/>
-              </w:rPr>
-              <w:t>4</w:t>
-            </w:r>
-            <w:r>
-              <w:rPr>
-                <w:rFonts w:ascii="Times New Roman" w:hAnsi="Times New Roman" w:cs="Times New Roman"/>
+                <w:b/>
+                <w:bCs/>
+                <w:noProof/>
+                <w:webHidden/>
+                <w:sz w:val="24"/>
+                <w:szCs w:val="24"/>
+              </w:rPr>
+              <w:t>3</w:t>
+            </w:r>
+            <w:r>
+              <w:rPr>
+                <w:rFonts w:ascii="Times New Roman" w:hAnsi="Times New Roman" w:cs="Times New Roman"/>
+                <w:b/>
+                <w:bCs/>
                 <w:noProof/>
                 <w:webHidden/>
                 <w:sz w:val="24"/>
@@ -712,22 +748,26 @@
             <w:tabs>
               <w:tab w:val="right" w:leader="dot" w:pos="9350"/>
             </w:tabs>
-            <w:spacing w:line="360" w:lineRule="auto"/>
-            <w:jc w:val="both"/>
             <w:rPr>
               <w:rFonts w:ascii="Times New Roman" w:hAnsi="Times New Roman" w:cs="Times New Roman"/>
+              <w:b/>
+              <w:bCs/>
               <w:noProof/>
+              <w:kern w:val="2"/>
               <w:sz w:val="24"/>
               <w:szCs w:val="24"/>
+              <w:lang w:val="en-AU" w:eastAsia="en-AU"/>
+              <w14:ligatures w14:val="standardContextual"/>
             </w:rPr>
           </w:pPr>
-          <w:hyperlink w:anchor="_Toc231031732" w:history="1">
+          <w:hyperlink w:anchor="_Toc232260313" w:history="1">
             <w:r>
               <w:rPr>
                 <w:rStyle w:val="Hyperlink"/>
                 <w:rFonts w:ascii="Times New Roman" w:hAnsi="Times New Roman" w:cs="Times New Roman"/>
-                <w:noProof/>
-                <w:color w:val="auto"/>
+                <w:b/>
+                <w:bCs/>
+                <w:noProof/>
                 <w:sz w:val="24"/>
                 <w:szCs w:val="24"/>
               </w:rPr>
@@ -736,6 +776,8 @@
             <w:r>
               <w:rPr>
                 <w:rFonts w:ascii="Times New Roman" w:hAnsi="Times New Roman" w:cs="Times New Roman"/>
+                <w:b/>
+                <w:bCs/>
                 <w:noProof/>
                 <w:webHidden/>
                 <w:sz w:val="24"/>
@@ -746,6 +788,8 @@
             <w:r>
               <w:rPr>
                 <w:rFonts w:ascii="Times New Roman" w:hAnsi="Times New Roman" w:cs="Times New Roman"/>
+                <w:b/>
+                <w:bCs/>
                 <w:noProof/>
                 <w:webHidden/>
                 <w:sz w:val="24"/>
@@ -756,25 +800,31 @@
             <w:r>
               <w:rPr>
                 <w:rFonts w:ascii="Times New Roman" w:hAnsi="Times New Roman" w:cs="Times New Roman"/>
-                <w:noProof/>
-                <w:webHidden/>
-                <w:sz w:val="24"/>
-                <w:szCs w:val="24"/>
-              </w:rPr>
-              <w:instrText xml:space="preserve"> PAGEREF _Toc231031732 \h </w:instrText>
-            </w:r>
-            <w:r>
-              <w:rPr>
-                <w:rFonts w:ascii="Times New Roman" w:hAnsi="Times New Roman" w:cs="Times New Roman"/>
-                <w:noProof/>
-                <w:webHidden/>
-                <w:sz w:val="24"/>
-                <w:szCs w:val="24"/>
-              </w:rPr>
-            </w:r>
-            <w:r>
-              <w:rPr>
-                <w:rFonts w:ascii="Times New Roman" w:hAnsi="Times New Roman" w:cs="Times New Roman"/>
+                <w:b/>
+                <w:bCs/>
+                <w:noProof/>
+                <w:webHidden/>
+                <w:sz w:val="24"/>
+                <w:szCs w:val="24"/>
+              </w:rPr>
+              <w:instrText xml:space="preserve"> PAGEREF _Toc232260313 \h </w:instrText>
+            </w:r>
+            <w:r>
+              <w:rPr>
+                <w:rFonts w:ascii="Times New Roman" w:hAnsi="Times New Roman" w:cs="Times New Roman"/>
+                <w:b/>
+                <w:bCs/>
+                <w:noProof/>
+                <w:webHidden/>
+                <w:sz w:val="24"/>
+                <w:szCs w:val="24"/>
+              </w:rPr>
+            </w:r>
+            <w:r>
+              <w:rPr>
+                <w:rFonts w:ascii="Times New Roman" w:hAnsi="Times New Roman" w:cs="Times New Roman"/>
+                <w:b/>
+                <w:bCs/>
                 <w:noProof/>
                 <w:webHidden/>
                 <w:sz w:val="24"/>
@@ -785,16 +835,20 @@
             <w:r>
               <w:rPr>
                 <w:rFonts w:ascii="Times New Roman" w:hAnsi="Times New Roman" w:cs="Times New Roman"/>
-                <w:noProof/>
-                <w:webHidden/>
-                <w:sz w:val="24"/>
-                <w:szCs w:val="24"/>
-              </w:rPr>
-              <w:t>4</w:t>
-            </w:r>
-            <w:r>
-              <w:rPr>
-                <w:rFonts w:ascii="Times New Roman" w:hAnsi="Times New Roman" w:cs="Times New Roman"/>
+                <w:b/>
+                <w:bCs/>
+                <w:noProof/>
+                <w:webHidden/>
+                <w:sz w:val="24"/>
+                <w:szCs w:val="24"/>
+              </w:rPr>
+              <w:t>3</w:t>
+            </w:r>
+            <w:r>
+              <w:rPr>
+                <w:rFonts w:ascii="Times New Roman" w:hAnsi="Times New Roman" w:cs="Times New Roman"/>
+                <w:b/>
+                <w:bCs/>
                 <w:noProof/>
                 <w:webHidden/>
                 <w:sz w:val="24"/>
@@ -810,22 +864,26 @@
             <w:tabs>
               <w:tab w:val="right" w:leader="dot" w:pos="9350"/>
             </w:tabs>
-            <w:spacing w:line="360" w:lineRule="auto"/>
-            <w:jc w:val="both"/>
             <w:rPr>
               <w:rFonts w:ascii="Times New Roman" w:hAnsi="Times New Roman" w:cs="Times New Roman"/>
+              <w:b/>
+              <w:bCs/>
               <w:noProof/>
+              <w:kern w:val="2"/>
               <w:sz w:val="24"/>
               <w:szCs w:val="24"/>
+              <w:lang w:val="en-AU" w:eastAsia="en-AU"/>
+              <w14:ligatures w14:val="standardContextual"/>
             </w:rPr>
           </w:pPr>
-          <w:hyperlink w:anchor="_Toc231031733" w:history="1">
+          <w:hyperlink w:anchor="_Toc232260314" w:history="1">
             <w:r>
               <w:rPr>
                 <w:rStyle w:val="Hyperlink"/>
                 <w:rFonts w:ascii="Times New Roman" w:hAnsi="Times New Roman" w:cs="Times New Roman"/>
-                <w:noProof/>
-                <w:color w:val="auto"/>
+                <w:b/>
+                <w:bCs/>
+                <w:noProof/>
                 <w:sz w:val="24"/>
                 <w:szCs w:val="24"/>
               </w:rPr>
@@ -834,6 +892,8 @@
             <w:r>
               <w:rPr>
                 <w:rFonts w:ascii="Times New Roman" w:hAnsi="Times New Roman" w:cs="Times New Roman"/>
+                <w:b/>
+                <w:bCs/>
                 <w:noProof/>
                 <w:webHidden/>
                 <w:sz w:val="24"/>
@@ -844,6 +904,8 @@
             <w:r>
               <w:rPr>
                 <w:rFonts w:ascii="Times New Roman" w:hAnsi="Times New Roman" w:cs="Times New Roman"/>
+                <w:b/>
+                <w:bCs/>
                 <w:noProof/>
                 <w:webHidden/>
                 <w:sz w:val="24"/>
@@ -854,25 +916,31 @@
             <w:r>
               <w:rPr>
                 <w:rFonts w:ascii="Times New Roman" w:hAnsi="Times New Roman" w:cs="Times New Roman"/>
-                <w:noProof/>
-                <w:webHidden/>
-                <w:sz w:val="24"/>
-                <w:szCs w:val="24"/>
-              </w:rPr>
-              <w:instrText xml:space="preserve"> PAGEREF _Toc231031733 \h </w:instrText>
-            </w:r>
-            <w:r>
-              <w:rPr>
-                <w:rFonts w:ascii="Times New Roman" w:hAnsi="Times New Roman" w:cs="Times New Roman"/>
-                <w:noProof/>
-                <w:webHidden/>
-                <w:sz w:val="24"/>
-                <w:szCs w:val="24"/>
-              </w:rPr>
-            </w:r>
-            <w:r>
-              <w:rPr>
-                <w:rFonts w:ascii="Times New Roman" w:hAnsi="Times New Roman" w:cs="Times New Roman"/>
+                <w:b/>
+                <w:bCs/>
+                <w:noProof/>
+                <w:webHidden/>
+                <w:sz w:val="24"/>
+                <w:szCs w:val="24"/>
+              </w:rPr>
+              <w:instrText xml:space="preserve"> PAGEREF _Toc232260314 \h </w:instrText>
+            </w:r>
+            <w:r>
+              <w:rPr>
+                <w:rFonts w:ascii="Times New Roman" w:hAnsi="Times New Roman" w:cs="Times New Roman"/>
+                <w:b/>
+                <w:bCs/>
+                <w:noProof/>
+                <w:webHidden/>
+                <w:sz w:val="24"/>
+                <w:szCs w:val="24"/>
+              </w:rPr>
+            </w:r>
+            <w:r>
+              <w:rPr>
+                <w:rFonts w:ascii="Times New Roman" w:hAnsi="Times New Roman" w:cs="Times New Roman"/>
+                <w:b/>
+                <w:bCs/>
                 <w:noProof/>
                 <w:webHidden/>
                 <w:sz w:val="24"/>
@@ -883,16 +951,20 @@
             <w:r>
               <w:rPr>
                 <w:rFonts w:ascii="Times New Roman" w:hAnsi="Times New Roman" w:cs="Times New Roman"/>
-                <w:noProof/>
-                <w:webHidden/>
-                <w:sz w:val="24"/>
-                <w:szCs w:val="24"/>
-              </w:rPr>
-              <w:t>5</w:t>
-            </w:r>
-            <w:r>
-              <w:rPr>
-                <w:rFonts w:ascii="Times New Roman" w:hAnsi="Times New Roman" w:cs="Times New Roman"/>
+                <w:b/>
+                <w:bCs/>
+                <w:noProof/>
+                <w:webHidden/>
+                <w:sz w:val="24"/>
+                <w:szCs w:val="24"/>
+              </w:rPr>
+              <w:t>4</w:t>
+            </w:r>
+            <w:r>
+              <w:rPr>
+                <w:rFonts w:ascii="Times New Roman" w:hAnsi="Times New Roman" w:cs="Times New Roman"/>
+                <w:b/>
+                <w:bCs/>
                 <w:noProof/>
                 <w:webHidden/>
                 <w:sz w:val="24"/>
@@ -908,22 +980,26 @@
             <w:tabs>
               <w:tab w:val="right" w:leader="dot" w:pos="9350"/>
             </w:tabs>
-            <w:spacing w:line="360" w:lineRule="auto"/>
-            <w:jc w:val="both"/>
             <w:rPr>
               <w:rFonts w:ascii="Times New Roman" w:hAnsi="Times New Roman" w:cs="Times New Roman"/>
+              <w:b/>
+              <w:bCs/>
               <w:noProof/>
+              <w:kern w:val="2"/>
               <w:sz w:val="24"/>
               <w:szCs w:val="24"/>
+              <w:lang w:val="en-AU" w:eastAsia="en-AU"/>
+              <w14:ligatures w14:val="standardContextual"/>
             </w:rPr>
           </w:pPr>
-          <w:hyperlink w:anchor="_Toc231031734" w:history="1">
+          <w:hyperlink w:anchor="_Toc232260315" w:history="1">
             <w:r>
               <w:rPr>
                 <w:rStyle w:val="Hyperlink"/>
                 <w:rFonts w:ascii="Times New Roman" w:hAnsi="Times New Roman" w:cs="Times New Roman"/>
-                <w:noProof/>
-                <w:color w:val="auto"/>
+                <w:b/>
+                <w:bCs/>
+                <w:noProof/>
                 <w:sz w:val="24"/>
                 <w:szCs w:val="24"/>
               </w:rPr>
@@ -932,6 +1008,8 @@
             <w:r>
               <w:rPr>
                 <w:rFonts w:ascii="Times New Roman" w:hAnsi="Times New Roman" w:cs="Times New Roman"/>
+                <w:b/>
+                <w:bCs/>
                 <w:noProof/>
                 <w:webHidden/>
                 <w:sz w:val="24"/>
@@ -942,6 +1020,8 @@
             <w:r>
               <w:rPr>
                 <w:rFonts w:ascii="Times New Roman" w:hAnsi="Times New Roman" w:cs="Times New Roman"/>
+                <w:b/>
+                <w:bCs/>
                 <w:noProof/>
                 <w:webHidden/>
                 <w:sz w:val="24"/>
@@ -952,25 +1032,31 @@
             <w:r>
               <w:rPr>
                 <w:rFonts w:ascii="Times New Roman" w:hAnsi="Times New Roman" w:cs="Times New Roman"/>
-                <w:noProof/>
-                <w:webHidden/>
-                <w:sz w:val="24"/>
-                <w:szCs w:val="24"/>
-              </w:rPr>
-              <w:instrText xml:space="preserve"> PAGEREF _Toc231031734 \h </w:instrText>
-            </w:r>
-            <w:r>
-              <w:rPr>
-                <w:rFonts w:ascii="Times New Roman" w:hAnsi="Times New Roman" w:cs="Times New Roman"/>
-                <w:noProof/>
-                <w:webHidden/>
-                <w:sz w:val="24"/>
-                <w:szCs w:val="24"/>
-              </w:rPr>
-            </w:r>
-            <w:r>
-              <w:rPr>
-                <w:rFonts w:ascii="Times New Roman" w:hAnsi="Times New Roman" w:cs="Times New Roman"/>
+                <w:b/>
+                <w:bCs/>
+                <w:noProof/>
+                <w:webHidden/>
+                <w:sz w:val="24"/>
+                <w:szCs w:val="24"/>
+              </w:rPr>
+              <w:instrText xml:space="preserve"> PAGEREF _Toc232260315 \h </w:instrText>
+            </w:r>
+            <w:r>
+              <w:rPr>
+                <w:rFonts w:ascii="Times New Roman" w:hAnsi="Times New Roman" w:cs="Times New Roman"/>
+                <w:b/>
+                <w:bCs/>
+                <w:noProof/>
+                <w:webHidden/>
+                <w:sz w:val="24"/>
+                <w:szCs w:val="24"/>
+              </w:rPr>
+            </w:r>
+            <w:r>
+              <w:rPr>
+                <w:rFonts w:ascii="Times New Roman" w:hAnsi="Times New Roman" w:cs="Times New Roman"/>
+                <w:b/>
+                <w:bCs/>
                 <w:noProof/>
                 <w:webHidden/>
                 <w:sz w:val="24"/>
@@ -981,16 +1067,20 @@
             <w:r>
               <w:rPr>
                 <w:rFonts w:ascii="Times New Roman" w:hAnsi="Times New Roman" w:cs="Times New Roman"/>
-                <w:noProof/>
-                <w:webHidden/>
-                <w:sz w:val="24"/>
-                <w:szCs w:val="24"/>
-              </w:rPr>
-              <w:t>5</w:t>
-            </w:r>
-            <w:r>
-              <w:rPr>
-                <w:rFonts w:ascii="Times New Roman" w:hAnsi="Times New Roman" w:cs="Times New Roman"/>
+                <w:b/>
+                <w:bCs/>
+                <w:noProof/>
+                <w:webHidden/>
+                <w:sz w:val="24"/>
+                <w:szCs w:val="24"/>
+              </w:rPr>
+              <w:t>4</w:t>
+            </w:r>
+            <w:r>
+              <w:rPr>
+                <w:rFonts w:ascii="Times New Roman" w:hAnsi="Times New Roman" w:cs="Times New Roman"/>
+                <w:b/>
+                <w:bCs/>
                 <w:noProof/>
                 <w:webHidden/>
                 <w:sz w:val="24"/>
@@ -1006,22 +1096,26 @@
             <w:tabs>
               <w:tab w:val="right" w:leader="dot" w:pos="9350"/>
             </w:tabs>
-            <w:spacing w:line="360" w:lineRule="auto"/>
-            <w:jc w:val="both"/>
             <w:rPr>
               <w:rFonts w:ascii="Times New Roman" w:hAnsi="Times New Roman" w:cs="Times New Roman"/>
+              <w:b/>
+              <w:bCs/>
               <w:noProof/>
+              <w:kern w:val="2"/>
               <w:sz w:val="24"/>
               <w:szCs w:val="24"/>
+              <w:lang w:val="en-AU" w:eastAsia="en-AU"/>
+              <w14:ligatures w14:val="standardContextual"/>
             </w:rPr>
           </w:pPr>
-          <w:hyperlink w:anchor="_Toc231031735" w:history="1">
+          <w:hyperlink w:anchor="_Toc232260316" w:history="1">
             <w:r>
               <w:rPr>
                 <w:rStyle w:val="Hyperlink"/>
                 <w:rFonts w:ascii="Times New Roman" w:hAnsi="Times New Roman" w:cs="Times New Roman"/>
-                <w:noProof/>
-                <w:color w:val="auto"/>
+                <w:b/>
+                <w:bCs/>
+                <w:noProof/>
                 <w:sz w:val="24"/>
                 <w:szCs w:val="24"/>
               </w:rPr>
@@ -1030,6 +1124,8 @@
             <w:r>
               <w:rPr>
                 <w:rFonts w:ascii="Times New Roman" w:hAnsi="Times New Roman" w:cs="Times New Roman"/>
+                <w:b/>
+                <w:bCs/>
                 <w:noProof/>
                 <w:webHidden/>
                 <w:sz w:val="24"/>
@@ -1040,6 +1136,8 @@
             <w:r>
               <w:rPr>
                 <w:rFonts w:ascii="Times New Roman" w:hAnsi="Times New Roman" w:cs="Times New Roman"/>
+                <w:b/>
+                <w:bCs/>
                 <w:noProof/>
                 <w:webHidden/>
                 <w:sz w:val="24"/>
@@ -1050,25 +1148,31 @@
             <w:r>
               <w:rPr>
                 <w:rFonts w:ascii="Times New Roman" w:hAnsi="Times New Roman" w:cs="Times New Roman"/>
-                <w:noProof/>
-                <w:webHidden/>
-                <w:sz w:val="24"/>
-                <w:szCs w:val="24"/>
-              </w:rPr>
-              <w:instrText xml:space="preserve"> PAGEREF _Toc231031735 \h </w:instrText>
-            </w:r>
-            <w:r>
-              <w:rPr>
-                <w:rFonts w:ascii="Times New Roman" w:hAnsi="Times New Roman" w:cs="Times New Roman"/>
-                <w:noProof/>
-                <w:webHidden/>
-                <w:sz w:val="24"/>
-                <w:szCs w:val="24"/>
-              </w:rPr>
-            </w:r>
-            <w:r>
-              <w:rPr>
-                <w:rFonts w:ascii="Times New Roman" w:hAnsi="Times New Roman" w:cs="Times New Roman"/>
+                <w:b/>
+                <w:bCs/>
+                <w:noProof/>
+                <w:webHidden/>
+                <w:sz w:val="24"/>
+                <w:szCs w:val="24"/>
+              </w:rPr>
+              <w:instrText xml:space="preserve"> PAGEREF _Toc232260316 \h </w:instrText>
+            </w:r>
+            <w:r>
+              <w:rPr>
+                <w:rFonts w:ascii="Times New Roman" w:hAnsi="Times New Roman" w:cs="Times New Roman"/>
+                <w:b/>
+                <w:bCs/>
+                <w:noProof/>
+                <w:webHidden/>
+                <w:sz w:val="24"/>
+                <w:szCs w:val="24"/>
+              </w:rPr>
+            </w:r>
+            <w:r>
+              <w:rPr>
+                <w:rFonts w:ascii="Times New Roman" w:hAnsi="Times New Roman" w:cs="Times New Roman"/>
+                <w:b/>
+                <w:bCs/>
                 <w:noProof/>
                 <w:webHidden/>
                 <w:sz w:val="24"/>
@@ -1079,16 +1183,20 @@
             <w:r>
               <w:rPr>
                 <w:rFonts w:ascii="Times New Roman" w:hAnsi="Times New Roman" w:cs="Times New Roman"/>
-                <w:noProof/>
-                <w:webHidden/>
-                <w:sz w:val="24"/>
-                <w:szCs w:val="24"/>
-              </w:rPr>
-              <w:t>5</w:t>
-            </w:r>
-            <w:r>
-              <w:rPr>
-                <w:rFonts w:ascii="Times New Roman" w:hAnsi="Times New Roman" w:cs="Times New Roman"/>
+                <w:b/>
+                <w:bCs/>
+                <w:noProof/>
+                <w:webHidden/>
+                <w:sz w:val="24"/>
+                <w:szCs w:val="24"/>
+              </w:rPr>
+              <w:t>4</w:t>
+            </w:r>
+            <w:r>
+              <w:rPr>
+                <w:rFonts w:ascii="Times New Roman" w:hAnsi="Times New Roman" w:cs="Times New Roman"/>
+                <w:b/>
+                <w:bCs/>
                 <w:noProof/>
                 <w:webHidden/>
                 <w:sz w:val="24"/>
@@ -1104,22 +1212,26 @@
             <w:tabs>
               <w:tab w:val="right" w:leader="dot" w:pos="9350"/>
             </w:tabs>
-            <w:spacing w:line="360" w:lineRule="auto"/>
-            <w:jc w:val="both"/>
             <w:rPr>
               <w:rFonts w:ascii="Times New Roman" w:hAnsi="Times New Roman" w:cs="Times New Roman"/>
+              <w:b/>
+              <w:bCs/>
               <w:noProof/>
+              <w:kern w:val="2"/>
               <w:sz w:val="24"/>
               <w:szCs w:val="24"/>
+              <w:lang w:val="en-AU" w:eastAsia="en-AU"/>
+              <w14:ligatures w14:val="standardContextual"/>
             </w:rPr>
           </w:pPr>
-          <w:hyperlink w:anchor="_Toc231031736" w:history="1">
+          <w:hyperlink w:anchor="_Toc232260317" w:history="1">
             <w:r>
               <w:rPr>
                 <w:rStyle w:val="Hyperlink"/>
                 <w:rFonts w:ascii="Times New Roman" w:hAnsi="Times New Roman" w:cs="Times New Roman"/>
-                <w:noProof/>
-                <w:color w:val="auto"/>
+                <w:b/>
+                <w:bCs/>
+                <w:noProof/>
                 <w:sz w:val="24"/>
                 <w:szCs w:val="24"/>
               </w:rPr>
@@ -1128,6 +1240,8 @@
             <w:r>
               <w:rPr>
                 <w:rFonts w:ascii="Times New Roman" w:hAnsi="Times New Roman" w:cs="Times New Roman"/>
+                <w:b/>
+                <w:bCs/>
                 <w:noProof/>
                 <w:webHidden/>
                 <w:sz w:val="24"/>
@@ -1138,6 +1252,8 @@
             <w:r>
               <w:rPr>
                 <w:rFonts w:ascii="Times New Roman" w:hAnsi="Times New Roman" w:cs="Times New Roman"/>
+                <w:b/>
+                <w:bCs/>
                 <w:noProof/>
                 <w:webHidden/>
                 <w:sz w:val="24"/>
@@ -1148,25 +1264,31 @@
             <w:r>
               <w:rPr>
                 <w:rFonts w:ascii="Times New Roman" w:hAnsi="Times New Roman" w:cs="Times New Roman"/>
-                <w:noProof/>
-                <w:webHidden/>
-                <w:sz w:val="24"/>
-                <w:szCs w:val="24"/>
-              </w:rPr>
-              <w:instrText xml:space="preserve"> PAGEREF _Toc231031736 \h </w:instrText>
-            </w:r>
-            <w:r>
-              <w:rPr>
-                <w:rFonts w:ascii="Times New Roman" w:hAnsi="Times New Roman" w:cs="Times New Roman"/>
-                <w:noProof/>
-                <w:webHidden/>
-                <w:sz w:val="24"/>
-                <w:szCs w:val="24"/>
-              </w:rPr>
-            </w:r>
-            <w:r>
-              <w:rPr>
-                <w:rFonts w:ascii="Times New Roman" w:hAnsi="Times New Roman" w:cs="Times New Roman"/>
+                <w:b/>
+                <w:bCs/>
+                <w:noProof/>
+                <w:webHidden/>
+                <w:sz w:val="24"/>
+                <w:szCs w:val="24"/>
+              </w:rPr>
+              <w:instrText xml:space="preserve"> PAGEREF _Toc232260317 \h </w:instrText>
+            </w:r>
+            <w:r>
+              <w:rPr>
+                <w:rFonts w:ascii="Times New Roman" w:hAnsi="Times New Roman" w:cs="Times New Roman"/>
+                <w:b/>
+                <w:bCs/>
+                <w:noProof/>
+                <w:webHidden/>
+                <w:sz w:val="24"/>
+                <w:szCs w:val="24"/>
+              </w:rPr>
+            </w:r>
+            <w:r>
+              <w:rPr>
+                <w:rFonts w:ascii="Times New Roman" w:hAnsi="Times New Roman" w:cs="Times New Roman"/>
+                <w:b/>
+                <w:bCs/>
                 <w:noProof/>
                 <w:webHidden/>
                 <w:sz w:val="24"/>
@@ -1177,16 +1299,20 @@
             <w:r>
               <w:rPr>
                 <w:rFonts w:ascii="Times New Roman" w:hAnsi="Times New Roman" w:cs="Times New Roman"/>
-                <w:noProof/>
-                <w:webHidden/>
-                <w:sz w:val="24"/>
-                <w:szCs w:val="24"/>
-              </w:rPr>
-              <w:t>6</w:t>
-            </w:r>
-            <w:r>
-              <w:rPr>
-                <w:rFonts w:ascii="Times New Roman" w:hAnsi="Times New Roman" w:cs="Times New Roman"/>
+                <w:b/>
+                <w:bCs/>
+                <w:noProof/>
+                <w:webHidden/>
+                <w:sz w:val="24"/>
+                <w:szCs w:val="24"/>
+              </w:rPr>
+              <w:t>5</w:t>
+            </w:r>
+            <w:r>
+              <w:rPr>
+                <w:rFonts w:ascii="Times New Roman" w:hAnsi="Times New Roman" w:cs="Times New Roman"/>
+                <w:b/>
+                <w:bCs/>
                 <w:noProof/>
                 <w:webHidden/>
                 <w:sz w:val="24"/>
@@ -1202,22 +1328,26 @@
             <w:tabs>
               <w:tab w:val="right" w:leader="dot" w:pos="9350"/>
             </w:tabs>
-            <w:spacing w:line="360" w:lineRule="auto"/>
-            <w:jc w:val="both"/>
             <w:rPr>
               <w:rFonts w:ascii="Times New Roman" w:hAnsi="Times New Roman" w:cs="Times New Roman"/>
+              <w:b/>
+              <w:bCs/>
               <w:noProof/>
+              <w:kern w:val="2"/>
               <w:sz w:val="24"/>
               <w:szCs w:val="24"/>
+              <w:lang w:val="en-AU" w:eastAsia="en-AU"/>
+              <w14:ligatures w14:val="standardContextual"/>
             </w:rPr>
           </w:pPr>
-          <w:hyperlink w:anchor="_Toc231031737" w:history="1">
+          <w:hyperlink w:anchor="_Toc232260318" w:history="1">
             <w:r>
               <w:rPr>
                 <w:rStyle w:val="Hyperlink"/>
                 <w:rFonts w:ascii="Times New Roman" w:hAnsi="Times New Roman" w:cs="Times New Roman"/>
-                <w:noProof/>
-                <w:color w:val="auto"/>
+                <w:b/>
+                <w:bCs/>
+                <w:noProof/>
                 <w:sz w:val="24"/>
                 <w:szCs w:val="24"/>
               </w:rPr>
@@ -1226,6 +1356,8 @@
             <w:r>
               <w:rPr>
                 <w:rFonts w:ascii="Times New Roman" w:hAnsi="Times New Roman" w:cs="Times New Roman"/>
+                <w:b/>
+                <w:bCs/>
                 <w:noProof/>
                 <w:webHidden/>
                 <w:sz w:val="24"/>
@@ -1236,6 +1368,8 @@
             <w:r>
               <w:rPr>
                 <w:rFonts w:ascii="Times New Roman" w:hAnsi="Times New Roman" w:cs="Times New Roman"/>
+                <w:b/>
+                <w:bCs/>
                 <w:noProof/>
                 <w:webHidden/>
                 <w:sz w:val="24"/>
@@ -1246,25 +1380,31 @@
             <w:r>
               <w:rPr>
                 <w:rFonts w:ascii="Times New Roman" w:hAnsi="Times New Roman" w:cs="Times New Roman"/>
-                <w:noProof/>
-                <w:webHidden/>
-                <w:sz w:val="24"/>
-                <w:szCs w:val="24"/>
-              </w:rPr>
-              <w:instrText xml:space="preserve"> PAGEREF _Toc231031737 \h </w:instrText>
-            </w:r>
-            <w:r>
-              <w:rPr>
-                <w:rFonts w:ascii="Times New Roman" w:hAnsi="Times New Roman" w:cs="Times New Roman"/>
-                <w:noProof/>
-                <w:webHidden/>
-                <w:sz w:val="24"/>
-                <w:szCs w:val="24"/>
-              </w:rPr>
-            </w:r>
-            <w:r>
-              <w:rPr>
-                <w:rFonts w:ascii="Times New Roman" w:hAnsi="Times New Roman" w:cs="Times New Roman"/>
+                <w:b/>
+                <w:bCs/>
+                <w:noProof/>
+                <w:webHidden/>
+                <w:sz w:val="24"/>
+                <w:szCs w:val="24"/>
+              </w:rPr>
+              <w:instrText xml:space="preserve"> PAGEREF _Toc232260318 \h </w:instrText>
+            </w:r>
+            <w:r>
+              <w:rPr>
+                <w:rFonts w:ascii="Times New Roman" w:hAnsi="Times New Roman" w:cs="Times New Roman"/>
+                <w:b/>
+                <w:bCs/>
+                <w:noProof/>
+                <w:webHidden/>
+                <w:sz w:val="24"/>
+                <w:szCs w:val="24"/>
+              </w:rPr>
+            </w:r>
+            <w:r>
+              <w:rPr>
+                <w:rFonts w:ascii="Times New Roman" w:hAnsi="Times New Roman" w:cs="Times New Roman"/>
+                <w:b/>
+                <w:bCs/>
                 <w:noProof/>
                 <w:webHidden/>
                 <w:sz w:val="24"/>
@@ -1275,16 +1415,20 @@
             <w:r>
               <w:rPr>
                 <w:rFonts w:ascii="Times New Roman" w:hAnsi="Times New Roman" w:cs="Times New Roman"/>
-                <w:noProof/>
-                <w:webHidden/>
-                <w:sz w:val="24"/>
-                <w:szCs w:val="24"/>
-              </w:rPr>
-              <w:t>6</w:t>
-            </w:r>
-            <w:r>
-              <w:rPr>
-                <w:rFonts w:ascii="Times New Roman" w:hAnsi="Times New Roman" w:cs="Times New Roman"/>
+                <w:b/>
+                <w:bCs/>
+                <w:noProof/>
+                <w:webHidden/>
+                <w:sz w:val="24"/>
+                <w:szCs w:val="24"/>
+              </w:rPr>
+              <w:t>5</w:t>
+            </w:r>
+            <w:r>
+              <w:rPr>
+                <w:rFonts w:ascii="Times New Roman" w:hAnsi="Times New Roman" w:cs="Times New Roman"/>
+                <w:b/>
+                <w:bCs/>
                 <w:noProof/>
                 <w:webHidden/>
                 <w:sz w:val="24"/>
@@ -1300,22 +1444,26 @@
             <w:tabs>
               <w:tab w:val="right" w:leader="dot" w:pos="9350"/>
             </w:tabs>
-            <w:spacing w:line="360" w:lineRule="auto"/>
-            <w:jc w:val="both"/>
             <w:rPr>
               <w:rFonts w:ascii="Times New Roman" w:hAnsi="Times New Roman" w:cs="Times New Roman"/>
+              <w:b/>
+              <w:bCs/>
               <w:noProof/>
+              <w:kern w:val="2"/>
               <w:sz w:val="24"/>
               <w:szCs w:val="24"/>
+              <w:lang w:val="en-AU" w:eastAsia="en-AU"/>
+              <w14:ligatures w14:val="standardContextual"/>
             </w:rPr>
           </w:pPr>
-          <w:hyperlink w:anchor="_Toc231031738" w:history="1">
+          <w:hyperlink w:anchor="_Toc232260319" w:history="1">
             <w:r>
               <w:rPr>
                 <w:rStyle w:val="Hyperlink"/>
                 <w:rFonts w:ascii="Times New Roman" w:hAnsi="Times New Roman" w:cs="Times New Roman"/>
-                <w:noProof/>
-                <w:color w:val="auto"/>
+                <w:b/>
+                <w:bCs/>
+                <w:noProof/>
                 <w:sz w:val="24"/>
                 <w:szCs w:val="24"/>
               </w:rPr>
@@ -1324,6 +1472,8 @@
             <w:r>
               <w:rPr>
                 <w:rFonts w:ascii="Times New Roman" w:hAnsi="Times New Roman" w:cs="Times New Roman"/>
+                <w:b/>
+                <w:bCs/>
                 <w:noProof/>
                 <w:webHidden/>
                 <w:sz w:val="24"/>
@@ -1334,6 +1484,8 @@
             <w:r>
               <w:rPr>
                 <w:rFonts w:ascii="Times New Roman" w:hAnsi="Times New Roman" w:cs="Times New Roman"/>
+                <w:b/>
+                <w:bCs/>
                 <w:noProof/>
                 <w:webHidden/>
                 <w:sz w:val="24"/>
@@ -1344,25 +1496,31 @@
             <w:r>
               <w:rPr>
                 <w:rFonts w:ascii="Times New Roman" w:hAnsi="Times New Roman" w:cs="Times New Roman"/>
-                <w:noProof/>
-                <w:webHidden/>
-                <w:sz w:val="24"/>
-                <w:szCs w:val="24"/>
-              </w:rPr>
-              <w:instrText xml:space="preserve"> PAGEREF _Toc231031738 \h </w:instrText>
-            </w:r>
-            <w:r>
-              <w:rPr>
-                <w:rFonts w:ascii="Times New Roman" w:hAnsi="Times New Roman" w:cs="Times New Roman"/>
-                <w:noProof/>
-                <w:webHidden/>
-                <w:sz w:val="24"/>
-                <w:szCs w:val="24"/>
-              </w:rPr>
-            </w:r>
-            <w:r>
-              <w:rPr>
-                <w:rFonts w:ascii="Times New Roman" w:hAnsi="Times New Roman" w:cs="Times New Roman"/>
+                <w:b/>
+                <w:bCs/>
+                <w:noProof/>
+                <w:webHidden/>
+                <w:sz w:val="24"/>
+                <w:szCs w:val="24"/>
+              </w:rPr>
+              <w:instrText xml:space="preserve"> PAGEREF _Toc232260319 \h </w:instrText>
+            </w:r>
+            <w:r>
+              <w:rPr>
+                <w:rFonts w:ascii="Times New Roman" w:hAnsi="Times New Roman" w:cs="Times New Roman"/>
+                <w:b/>
+                <w:bCs/>
+                <w:noProof/>
+                <w:webHidden/>
+                <w:sz w:val="24"/>
+                <w:szCs w:val="24"/>
+              </w:rPr>
+            </w:r>
+            <w:r>
+              <w:rPr>
+                <w:rFonts w:ascii="Times New Roman" w:hAnsi="Times New Roman" w:cs="Times New Roman"/>
+                <w:b/>
+                <w:bCs/>
                 <w:noProof/>
                 <w:webHidden/>
                 <w:sz w:val="24"/>
@@ -1373,16 +1531,20 @@
             <w:r>
               <w:rPr>
                 <w:rFonts w:ascii="Times New Roman" w:hAnsi="Times New Roman" w:cs="Times New Roman"/>
-                <w:noProof/>
-                <w:webHidden/>
-                <w:sz w:val="24"/>
-                <w:szCs w:val="24"/>
-              </w:rPr>
-              <w:t>6</w:t>
-            </w:r>
-            <w:r>
-              <w:rPr>
-                <w:rFonts w:ascii="Times New Roman" w:hAnsi="Times New Roman" w:cs="Times New Roman"/>
+                <w:b/>
+                <w:bCs/>
+                <w:noProof/>
+                <w:webHidden/>
+                <w:sz w:val="24"/>
+                <w:szCs w:val="24"/>
+              </w:rPr>
+              <w:t>5</w:t>
+            </w:r>
+            <w:r>
+              <w:rPr>
+                <w:rFonts w:ascii="Times New Roman" w:hAnsi="Times New Roman" w:cs="Times New Roman"/>
+                <w:b/>
+                <w:bCs/>
                 <w:noProof/>
                 <w:webHidden/>
                 <w:sz w:val="24"/>
@@ -1398,22 +1560,26 @@
             <w:tabs>
               <w:tab w:val="right" w:leader="dot" w:pos="9350"/>
             </w:tabs>
-            <w:spacing w:line="360" w:lineRule="auto"/>
-            <w:jc w:val="both"/>
             <w:rPr>
               <w:rFonts w:ascii="Times New Roman" w:hAnsi="Times New Roman" w:cs="Times New Roman"/>
+              <w:b/>
+              <w:bCs/>
               <w:noProof/>
+              <w:kern w:val="2"/>
               <w:sz w:val="24"/>
               <w:szCs w:val="24"/>
+              <w:lang w:val="en-AU" w:eastAsia="en-AU"/>
+              <w14:ligatures w14:val="standardContextual"/>
             </w:rPr>
           </w:pPr>
-          <w:hyperlink w:anchor="_Toc231031739" w:history="1">
+          <w:hyperlink w:anchor="_Toc232260320" w:history="1">
             <w:r>
               <w:rPr>
                 <w:rStyle w:val="Hyperlink"/>
                 <w:rFonts w:ascii="Times New Roman" w:hAnsi="Times New Roman" w:cs="Times New Roman"/>
-                <w:noProof/>
-                <w:color w:val="auto"/>
+                <w:b/>
+                <w:bCs/>
+                <w:noProof/>
                 <w:sz w:val="24"/>
                 <w:szCs w:val="24"/>
               </w:rPr>
@@ -1422,6 +1588,8 @@
             <w:r>
               <w:rPr>
                 <w:rFonts w:ascii="Times New Roman" w:hAnsi="Times New Roman" w:cs="Times New Roman"/>
+                <w:b/>
+                <w:bCs/>
                 <w:noProof/>
                 <w:webHidden/>
                 <w:sz w:val="24"/>
@@ -1432,6 +1600,8 @@
             <w:r>
               <w:rPr>
                 <w:rFonts w:ascii="Times New Roman" w:hAnsi="Times New Roman" w:cs="Times New Roman"/>
+                <w:b/>
+                <w:bCs/>
                 <w:noProof/>
                 <w:webHidden/>
                 <w:sz w:val="24"/>
@@ -1442,25 +1612,31 @@
             <w:r>
               <w:rPr>
                 <w:rFonts w:ascii="Times New Roman" w:hAnsi="Times New Roman" w:cs="Times New Roman"/>
-                <w:noProof/>
-                <w:webHidden/>
-                <w:sz w:val="24"/>
-                <w:szCs w:val="24"/>
-              </w:rPr>
-              <w:instrText xml:space="preserve"> PAGEREF _Toc231031739 \h </w:instrText>
-            </w:r>
-            <w:r>
-              <w:rPr>
-                <w:rFonts w:ascii="Times New Roman" w:hAnsi="Times New Roman" w:cs="Times New Roman"/>
-                <w:noProof/>
-                <w:webHidden/>
-                <w:sz w:val="24"/>
-                <w:szCs w:val="24"/>
-              </w:rPr>
-            </w:r>
-            <w:r>
-              <w:rPr>
-                <w:rFonts w:ascii="Times New Roman" w:hAnsi="Times New Roman" w:cs="Times New Roman"/>
+                <w:b/>
+                <w:bCs/>
+                <w:noProof/>
+                <w:webHidden/>
+                <w:sz w:val="24"/>
+                <w:szCs w:val="24"/>
+              </w:rPr>
+              <w:instrText xml:space="preserve"> PAGEREF _Toc232260320 \h </w:instrText>
+            </w:r>
+            <w:r>
+              <w:rPr>
+                <w:rFonts w:ascii="Times New Roman" w:hAnsi="Times New Roman" w:cs="Times New Roman"/>
+                <w:b/>
+                <w:bCs/>
+                <w:noProof/>
+                <w:webHidden/>
+                <w:sz w:val="24"/>
+                <w:szCs w:val="24"/>
+              </w:rPr>
+            </w:r>
+            <w:r>
+              <w:rPr>
+                <w:rFonts w:ascii="Times New Roman" w:hAnsi="Times New Roman" w:cs="Times New Roman"/>
+                <w:b/>
+                <w:bCs/>
                 <w:noProof/>
                 <w:webHidden/>
                 <w:sz w:val="24"/>
@@ -1471,16 +1647,20 @@
             <w:r>
               <w:rPr>
                 <w:rFonts w:ascii="Times New Roman" w:hAnsi="Times New Roman" w:cs="Times New Roman"/>
-                <w:noProof/>
-                <w:webHidden/>
-                <w:sz w:val="24"/>
-                <w:szCs w:val="24"/>
-              </w:rPr>
-              <w:t>7</w:t>
-            </w:r>
-            <w:r>
-              <w:rPr>
-                <w:rFonts w:ascii="Times New Roman" w:hAnsi="Times New Roman" w:cs="Times New Roman"/>
+                <w:b/>
+                <w:bCs/>
+                <w:noProof/>
+                <w:webHidden/>
+                <w:sz w:val="24"/>
+                <w:szCs w:val="24"/>
+              </w:rPr>
+              <w:t>6</w:t>
+            </w:r>
+            <w:r>
+              <w:rPr>
+                <w:rFonts w:ascii="Times New Roman" w:hAnsi="Times New Roman" w:cs="Times New Roman"/>
+                <w:b/>
+                <w:bCs/>
                 <w:noProof/>
                 <w:webHidden/>
                 <w:sz w:val="24"/>
@@ -1496,22 +1676,26 @@
             <w:tabs>
               <w:tab w:val="right" w:leader="dot" w:pos="9350"/>
             </w:tabs>
-            <w:spacing w:line="360" w:lineRule="auto"/>
-            <w:jc w:val="both"/>
             <w:rPr>
               <w:rFonts w:ascii="Times New Roman" w:hAnsi="Times New Roman" w:cs="Times New Roman"/>
+              <w:b/>
+              <w:bCs/>
               <w:noProof/>
+              <w:kern w:val="2"/>
               <w:sz w:val="24"/>
               <w:szCs w:val="24"/>
+              <w:lang w:val="en-AU" w:eastAsia="en-AU"/>
+              <w14:ligatures w14:val="standardContextual"/>
             </w:rPr>
           </w:pPr>
-          <w:hyperlink w:anchor="_Toc231031740" w:history="1">
+          <w:hyperlink w:anchor="_Toc232260321" w:history="1">
             <w:r>
               <w:rPr>
                 <w:rStyle w:val="Hyperlink"/>
                 <w:rFonts w:ascii="Times New Roman" w:hAnsi="Times New Roman" w:cs="Times New Roman"/>
-                <w:noProof/>
-                <w:color w:val="auto"/>
+                <w:b/>
+                <w:bCs/>
+                <w:noProof/>
                 <w:sz w:val="24"/>
                 <w:szCs w:val="24"/>
               </w:rPr>
@@ -1520,6 +1704,8 @@
             <w:r>
               <w:rPr>
                 <w:rFonts w:ascii="Times New Roman" w:hAnsi="Times New Roman" w:cs="Times New Roman"/>
+                <w:b/>
+                <w:bCs/>
                 <w:noProof/>
                 <w:webHidden/>
                 <w:sz w:val="24"/>
@@ -1530,6 +1716,8 @@
             <w:r>
               <w:rPr>
                 <w:rFonts w:ascii="Times New Roman" w:hAnsi="Times New Roman" w:cs="Times New Roman"/>
+                <w:b/>
+                <w:bCs/>
                 <w:noProof/>
                 <w:webHidden/>
                 <w:sz w:val="24"/>
@@ -1540,25 +1728,31 @@
             <w:r>
               <w:rPr>
                 <w:rFonts w:ascii="Times New Roman" w:hAnsi="Times New Roman" w:cs="Times New Roman"/>
-                <w:noProof/>
-                <w:webHidden/>
-                <w:sz w:val="24"/>
-                <w:szCs w:val="24"/>
-              </w:rPr>
-              <w:instrText xml:space="preserve"> PAGEREF _Toc231031740 \h </w:instrText>
-            </w:r>
-            <w:r>
-              <w:rPr>
-                <w:rFonts w:ascii="Times New Roman" w:hAnsi="Times New Roman" w:cs="Times New Roman"/>
-                <w:noProof/>
-                <w:webHidden/>
-                <w:sz w:val="24"/>
-                <w:szCs w:val="24"/>
-              </w:rPr>
-            </w:r>
-            <w:r>
-              <w:rPr>
-                <w:rFonts w:ascii="Times New Roman" w:hAnsi="Times New Roman" w:cs="Times New Roman"/>
+                <w:b/>
+                <w:bCs/>
+                <w:noProof/>
+                <w:webHidden/>
+                <w:sz w:val="24"/>
+                <w:szCs w:val="24"/>
+              </w:rPr>
+              <w:instrText xml:space="preserve"> PAGEREF _Toc232260321 \h </w:instrText>
+            </w:r>
+            <w:r>
+              <w:rPr>
+                <w:rFonts w:ascii="Times New Roman" w:hAnsi="Times New Roman" w:cs="Times New Roman"/>
+                <w:b/>
+                <w:bCs/>
+                <w:noProof/>
+                <w:webHidden/>
+                <w:sz w:val="24"/>
+                <w:szCs w:val="24"/>
+              </w:rPr>
+            </w:r>
+            <w:r>
+              <w:rPr>
+                <w:rFonts w:ascii="Times New Roman" w:hAnsi="Times New Roman" w:cs="Times New Roman"/>
+                <w:b/>
+                <w:bCs/>
                 <w:noProof/>
                 <w:webHidden/>
                 <w:sz w:val="24"/>
@@ -1569,16 +1763,20 @@
             <w:r>
               <w:rPr>
                 <w:rFonts w:ascii="Times New Roman" w:hAnsi="Times New Roman" w:cs="Times New Roman"/>
-                <w:noProof/>
-                <w:webHidden/>
-                <w:sz w:val="24"/>
-                <w:szCs w:val="24"/>
-              </w:rPr>
-              <w:t>7</w:t>
-            </w:r>
-            <w:r>
-              <w:rPr>
-                <w:rFonts w:ascii="Times New Roman" w:hAnsi="Times New Roman" w:cs="Times New Roman"/>
+                <w:b/>
+                <w:bCs/>
+                <w:noProof/>
+                <w:webHidden/>
+                <w:sz w:val="24"/>
+                <w:szCs w:val="24"/>
+              </w:rPr>
+              <w:t>6</w:t>
+            </w:r>
+            <w:r>
+              <w:rPr>
+                <w:rFonts w:ascii="Times New Roman" w:hAnsi="Times New Roman" w:cs="Times New Roman"/>
+                <w:b/>
+                <w:bCs/>
                 <w:noProof/>
                 <w:webHidden/>
                 <w:sz w:val="24"/>
@@ -1594,22 +1792,26 @@
             <w:tabs>
               <w:tab w:val="right" w:leader="dot" w:pos="9350"/>
             </w:tabs>
-            <w:spacing w:line="360" w:lineRule="auto"/>
-            <w:jc w:val="both"/>
             <w:rPr>
               <w:rFonts w:ascii="Times New Roman" w:hAnsi="Times New Roman" w:cs="Times New Roman"/>
+              <w:b/>
+              <w:bCs/>
               <w:noProof/>
+              <w:kern w:val="2"/>
               <w:sz w:val="24"/>
               <w:szCs w:val="24"/>
+              <w:lang w:val="en-AU" w:eastAsia="en-AU"/>
+              <w14:ligatures w14:val="standardContextual"/>
             </w:rPr>
           </w:pPr>
-          <w:hyperlink w:anchor="_Toc231031741" w:history="1">
+          <w:hyperlink w:anchor="_Toc232260322" w:history="1">
             <w:r>
               <w:rPr>
                 <w:rStyle w:val="Hyperlink"/>
                 <w:rFonts w:ascii="Times New Roman" w:hAnsi="Times New Roman" w:cs="Times New Roman"/>
-                <w:noProof/>
-                <w:color w:val="auto"/>
+                <w:b/>
+                <w:bCs/>
+                <w:noProof/>
                 <w:sz w:val="24"/>
                 <w:szCs w:val="24"/>
               </w:rPr>
@@ -1618,6 +1820,8 @@
             <w:r>
               <w:rPr>
                 <w:rFonts w:ascii="Times New Roman" w:hAnsi="Times New Roman" w:cs="Times New Roman"/>
+                <w:b/>
+                <w:bCs/>
                 <w:noProof/>
                 <w:webHidden/>
                 <w:sz w:val="24"/>
@@ -1628,6 +1832,8 @@
             <w:r>
               <w:rPr>
                 <w:rFonts w:ascii="Times New Roman" w:hAnsi="Times New Roman" w:cs="Times New Roman"/>
+                <w:b/>
+                <w:bCs/>
                 <w:noProof/>
                 <w:webHidden/>
                 <w:sz w:val="24"/>
@@ -1638,25 +1844,31 @@
             <w:r>
               <w:rPr>
                 <w:rFonts w:ascii="Times New Roman" w:hAnsi="Times New Roman" w:cs="Times New Roman"/>
-                <w:noProof/>
-                <w:webHidden/>
-                <w:sz w:val="24"/>
-                <w:szCs w:val="24"/>
-              </w:rPr>
-              <w:instrText xml:space="preserve"> PAGEREF _Toc231031741 \h </w:instrText>
-            </w:r>
-            <w:r>
-              <w:rPr>
-                <w:rFonts w:ascii="Times New Roman" w:hAnsi="Times New Roman" w:cs="Times New Roman"/>
-                <w:noProof/>
-                <w:webHidden/>
-                <w:sz w:val="24"/>
-                <w:szCs w:val="24"/>
-              </w:rPr>
-            </w:r>
-            <w:r>
-              <w:rPr>
-                <w:rFonts w:ascii="Times New Roman" w:hAnsi="Times New Roman" w:cs="Times New Roman"/>
+                <w:b/>
+                <w:bCs/>
+                <w:noProof/>
+                <w:webHidden/>
+                <w:sz w:val="24"/>
+                <w:szCs w:val="24"/>
+              </w:rPr>
+              <w:instrText xml:space="preserve"> PAGEREF _Toc232260322 \h </w:instrText>
+            </w:r>
+            <w:r>
+              <w:rPr>
+                <w:rFonts w:ascii="Times New Roman" w:hAnsi="Times New Roman" w:cs="Times New Roman"/>
+                <w:b/>
+                <w:bCs/>
+                <w:noProof/>
+                <w:webHidden/>
+                <w:sz w:val="24"/>
+                <w:szCs w:val="24"/>
+              </w:rPr>
+            </w:r>
+            <w:r>
+              <w:rPr>
+                <w:rFonts w:ascii="Times New Roman" w:hAnsi="Times New Roman" w:cs="Times New Roman"/>
+                <w:b/>
+                <w:bCs/>
                 <w:noProof/>
                 <w:webHidden/>
                 <w:sz w:val="24"/>
@@ -1667,16 +1879,20 @@
             <w:r>
               <w:rPr>
                 <w:rFonts w:ascii="Times New Roman" w:hAnsi="Times New Roman" w:cs="Times New Roman"/>
-                <w:noProof/>
-                <w:webHidden/>
-                <w:sz w:val="24"/>
-                <w:szCs w:val="24"/>
-              </w:rPr>
-              <w:t>7</w:t>
-            </w:r>
-            <w:r>
-              <w:rPr>
-                <w:rFonts w:ascii="Times New Roman" w:hAnsi="Times New Roman" w:cs="Times New Roman"/>
+                <w:b/>
+                <w:bCs/>
+                <w:noProof/>
+                <w:webHidden/>
+                <w:sz w:val="24"/>
+                <w:szCs w:val="24"/>
+              </w:rPr>
+              <w:t>6</w:t>
+            </w:r>
+            <w:r>
+              <w:rPr>
+                <w:rFonts w:ascii="Times New Roman" w:hAnsi="Times New Roman" w:cs="Times New Roman"/>
+                <w:b/>
+                <w:bCs/>
                 <w:noProof/>
                 <w:webHidden/>
                 <w:sz w:val="24"/>
@@ -1692,22 +1908,26 @@
             <w:tabs>
               <w:tab w:val="right" w:leader="dot" w:pos="9350"/>
             </w:tabs>
-            <w:spacing w:line="360" w:lineRule="auto"/>
-            <w:jc w:val="both"/>
             <w:rPr>
               <w:rFonts w:ascii="Times New Roman" w:hAnsi="Times New Roman" w:cs="Times New Roman"/>
+              <w:b/>
+              <w:bCs/>
               <w:noProof/>
+              <w:kern w:val="2"/>
               <w:sz w:val="24"/>
               <w:szCs w:val="24"/>
+              <w:lang w:val="en-AU" w:eastAsia="en-AU"/>
+              <w14:ligatures w14:val="standardContextual"/>
             </w:rPr>
           </w:pPr>
-          <w:hyperlink w:anchor="_Toc231031742" w:history="1">
+          <w:hyperlink w:anchor="_Toc232260323" w:history="1">
             <w:r>
               <w:rPr>
                 <w:rStyle w:val="Hyperlink"/>
                 <w:rFonts w:ascii="Times New Roman" w:hAnsi="Times New Roman" w:cs="Times New Roman"/>
-                <w:noProof/>
-                <w:color w:val="auto"/>
+                <w:b/>
+                <w:bCs/>
+                <w:noProof/>
                 <w:sz w:val="24"/>
                 <w:szCs w:val="24"/>
               </w:rPr>
@@ -1716,6 +1936,8 @@
             <w:r>
               <w:rPr>
                 <w:rFonts w:ascii="Times New Roman" w:hAnsi="Times New Roman" w:cs="Times New Roman"/>
+                <w:b/>
+                <w:bCs/>
                 <w:noProof/>
                 <w:webHidden/>
                 <w:sz w:val="24"/>
@@ -1726,6 +1948,8 @@
             <w:r>
               <w:rPr>
                 <w:rFonts w:ascii="Times New Roman" w:hAnsi="Times New Roman" w:cs="Times New Roman"/>
+                <w:b/>
+                <w:bCs/>
                 <w:noProof/>
                 <w:webHidden/>
                 <w:sz w:val="24"/>
@@ -1736,25 +1960,31 @@
             <w:r>
               <w:rPr>
                 <w:rFonts w:ascii="Times New Roman" w:hAnsi="Times New Roman" w:cs="Times New Roman"/>
-                <w:noProof/>
-                <w:webHidden/>
-                <w:sz w:val="24"/>
-                <w:szCs w:val="24"/>
-              </w:rPr>
-              <w:instrText xml:space="preserve"> PAGEREF _Toc231031742 \h </w:instrText>
-            </w:r>
-            <w:r>
-              <w:rPr>
-                <w:rFonts w:ascii="Times New Roman" w:hAnsi="Times New Roman" w:cs="Times New Roman"/>
-                <w:noProof/>
-                <w:webHidden/>
-                <w:sz w:val="24"/>
-                <w:szCs w:val="24"/>
-              </w:rPr>
-            </w:r>
-            <w:r>
-              <w:rPr>
-                <w:rFonts w:ascii="Times New Roman" w:hAnsi="Times New Roman" w:cs="Times New Roman"/>
+                <w:b/>
+                <w:bCs/>
+                <w:noProof/>
+                <w:webHidden/>
+                <w:sz w:val="24"/>
+                <w:szCs w:val="24"/>
+              </w:rPr>
+              <w:instrText xml:space="preserve"> PAGEREF _Toc232260323 \h </w:instrText>
+            </w:r>
+            <w:r>
+              <w:rPr>
+                <w:rFonts w:ascii="Times New Roman" w:hAnsi="Times New Roman" w:cs="Times New Roman"/>
+                <w:b/>
+                <w:bCs/>
+                <w:noProof/>
+                <w:webHidden/>
+                <w:sz w:val="24"/>
+                <w:szCs w:val="24"/>
+              </w:rPr>
+            </w:r>
+            <w:r>
+              <w:rPr>
+                <w:rFonts w:ascii="Times New Roman" w:hAnsi="Times New Roman" w:cs="Times New Roman"/>
+                <w:b/>
+                <w:bCs/>
                 <w:noProof/>
                 <w:webHidden/>
                 <w:sz w:val="24"/>
@@ -1765,16 +1995,20 @@
             <w:r>
               <w:rPr>
                 <w:rFonts w:ascii="Times New Roman" w:hAnsi="Times New Roman" w:cs="Times New Roman"/>
-                <w:noProof/>
-                <w:webHidden/>
-                <w:sz w:val="24"/>
-                <w:szCs w:val="24"/>
-              </w:rPr>
-              <w:t>8</w:t>
-            </w:r>
-            <w:r>
-              <w:rPr>
-                <w:rFonts w:ascii="Times New Roman" w:hAnsi="Times New Roman" w:cs="Times New Roman"/>
+                <w:b/>
+                <w:bCs/>
+                <w:noProof/>
+                <w:webHidden/>
+                <w:sz w:val="24"/>
+                <w:szCs w:val="24"/>
+              </w:rPr>
+              <w:t>7</w:t>
+            </w:r>
+            <w:r>
+              <w:rPr>
+                <w:rFonts w:ascii="Times New Roman" w:hAnsi="Times New Roman" w:cs="Times New Roman"/>
+                <w:b/>
+                <w:bCs/>
                 <w:noProof/>
                 <w:webHidden/>
                 <w:sz w:val="24"/>
@@ -1790,22 +2024,26 @@
             <w:tabs>
               <w:tab w:val="right" w:leader="dot" w:pos="9350"/>
             </w:tabs>
-            <w:spacing w:line="360" w:lineRule="auto"/>
-            <w:jc w:val="both"/>
             <w:rPr>
               <w:rFonts w:ascii="Times New Roman" w:hAnsi="Times New Roman" w:cs="Times New Roman"/>
+              <w:b/>
+              <w:bCs/>
               <w:noProof/>
+              <w:kern w:val="2"/>
               <w:sz w:val="24"/>
               <w:szCs w:val="24"/>
+              <w:lang w:val="en-AU" w:eastAsia="en-AU"/>
+              <w14:ligatures w14:val="standardContextual"/>
             </w:rPr>
           </w:pPr>
-          <w:hyperlink w:anchor="_Toc231031743" w:history="1">
+          <w:hyperlink w:anchor="_Toc232260324" w:history="1">
             <w:r>
               <w:rPr>
                 <w:rStyle w:val="Hyperlink"/>
                 <w:rFonts w:ascii="Times New Roman" w:hAnsi="Times New Roman" w:cs="Times New Roman"/>
-                <w:noProof/>
-                <w:color w:val="auto"/>
+                <w:b/>
+                <w:bCs/>
+                <w:noProof/>
                 <w:sz w:val="24"/>
                 <w:szCs w:val="24"/>
               </w:rPr>
@@ -1814,6 +2052,8 @@
             <w:r>
               <w:rPr>
                 <w:rFonts w:ascii="Times New Roman" w:hAnsi="Times New Roman" w:cs="Times New Roman"/>
+                <w:b/>
+                <w:bCs/>
                 <w:noProof/>
                 <w:webHidden/>
                 <w:sz w:val="24"/>
@@ -1824,6 +2064,8 @@
             <w:r>
               <w:rPr>
                 <w:rFonts w:ascii="Times New Roman" w:hAnsi="Times New Roman" w:cs="Times New Roman"/>
+                <w:b/>
+                <w:bCs/>
                 <w:noProof/>
                 <w:webHidden/>
                 <w:sz w:val="24"/>
@@ -1834,25 +2076,31 @@
             <w:r>
               <w:rPr>
                 <w:rFonts w:ascii="Times New Roman" w:hAnsi="Times New Roman" w:cs="Times New Roman"/>
-                <w:noProof/>
-                <w:webHidden/>
-                <w:sz w:val="24"/>
-                <w:szCs w:val="24"/>
-              </w:rPr>
-              <w:instrText xml:space="preserve"> PAGEREF _Toc231031743 \h </w:instrText>
-            </w:r>
-            <w:r>
-              <w:rPr>
-                <w:rFonts w:ascii="Times New Roman" w:hAnsi="Times New Roman" w:cs="Times New Roman"/>
-                <w:noProof/>
-                <w:webHidden/>
-                <w:sz w:val="24"/>
-                <w:szCs w:val="24"/>
-              </w:rPr>
-            </w:r>
-            <w:r>
-              <w:rPr>
-                <w:rFonts w:ascii="Times New Roman" w:hAnsi="Times New Roman" w:cs="Times New Roman"/>
+                <w:b/>
+                <w:bCs/>
+                <w:noProof/>
+                <w:webHidden/>
+                <w:sz w:val="24"/>
+                <w:szCs w:val="24"/>
+              </w:rPr>
+              <w:instrText xml:space="preserve"> PAGEREF _Toc232260324 \h </w:instrText>
+            </w:r>
+            <w:r>
+              <w:rPr>
+                <w:rFonts w:ascii="Times New Roman" w:hAnsi="Times New Roman" w:cs="Times New Roman"/>
+                <w:b/>
+                <w:bCs/>
+                <w:noProof/>
+                <w:webHidden/>
+                <w:sz w:val="24"/>
+                <w:szCs w:val="24"/>
+              </w:rPr>
+            </w:r>
+            <w:r>
+              <w:rPr>
+                <w:rFonts w:ascii="Times New Roman" w:hAnsi="Times New Roman" w:cs="Times New Roman"/>
+                <w:b/>
+                <w:bCs/>
                 <w:noProof/>
                 <w:webHidden/>
                 <w:sz w:val="24"/>
@@ -1863,16 +2111,20 @@
             <w:r>
               <w:rPr>
                 <w:rFonts w:ascii="Times New Roman" w:hAnsi="Times New Roman" w:cs="Times New Roman"/>
-                <w:noProof/>
-                <w:webHidden/>
-                <w:sz w:val="24"/>
-                <w:szCs w:val="24"/>
-              </w:rPr>
-              <w:t>9</w:t>
-            </w:r>
-            <w:r>
-              <w:rPr>
-                <w:rFonts w:ascii="Times New Roman" w:hAnsi="Times New Roman" w:cs="Times New Roman"/>
+                <w:b/>
+                <w:bCs/>
+                <w:noProof/>
+                <w:webHidden/>
+                <w:sz w:val="24"/>
+                <w:szCs w:val="24"/>
+              </w:rPr>
+              <w:t>8</w:t>
+            </w:r>
+            <w:r>
+              <w:rPr>
+                <w:rFonts w:ascii="Times New Roman" w:hAnsi="Times New Roman" w:cs="Times New Roman"/>
+                <w:b/>
+                <w:bCs/>
                 <w:noProof/>
                 <w:webHidden/>
                 <w:sz w:val="24"/>
@@ -1888,22 +2140,26 @@
             <w:tabs>
               <w:tab w:val="right" w:leader="dot" w:pos="9350"/>
             </w:tabs>
-            <w:spacing w:line="360" w:lineRule="auto"/>
-            <w:jc w:val="both"/>
             <w:rPr>
               <w:rFonts w:ascii="Times New Roman" w:hAnsi="Times New Roman" w:cs="Times New Roman"/>
+              <w:b/>
+              <w:bCs/>
               <w:noProof/>
+              <w:kern w:val="2"/>
               <w:sz w:val="24"/>
               <w:szCs w:val="24"/>
+              <w:lang w:val="en-AU" w:eastAsia="en-AU"/>
+              <w14:ligatures w14:val="standardContextual"/>
             </w:rPr>
           </w:pPr>
-          <w:hyperlink w:anchor="_Toc231031744" w:history="1">
+          <w:hyperlink w:anchor="_Toc232260325" w:history="1">
             <w:r>
               <w:rPr>
                 <w:rStyle w:val="Hyperlink"/>
                 <w:rFonts w:ascii="Times New Roman" w:hAnsi="Times New Roman" w:cs="Times New Roman"/>
-                <w:noProof/>
-                <w:color w:val="auto"/>
+                <w:b/>
+                <w:bCs/>
+                <w:noProof/>
                 <w:sz w:val="24"/>
                 <w:szCs w:val="24"/>
               </w:rPr>
@@ -1912,6 +2168,8 @@
             <w:r>
               <w:rPr>
                 <w:rFonts w:ascii="Times New Roman" w:hAnsi="Times New Roman" w:cs="Times New Roman"/>
+                <w:b/>
+                <w:bCs/>
                 <w:noProof/>
                 <w:webHidden/>
                 <w:sz w:val="24"/>
@@ -1922,6 +2180,8 @@
             <w:r>
               <w:rPr>
                 <w:rFonts w:ascii="Times New Roman" w:hAnsi="Times New Roman" w:cs="Times New Roman"/>
+                <w:b/>
+                <w:bCs/>
                 <w:noProof/>
                 <w:webHidden/>
                 <w:sz w:val="24"/>
@@ -1932,25 +2192,31 @@
             <w:r>
               <w:rPr>
                 <w:rFonts w:ascii="Times New Roman" w:hAnsi="Times New Roman" w:cs="Times New Roman"/>
-                <w:noProof/>
-                <w:webHidden/>
-                <w:sz w:val="24"/>
-                <w:szCs w:val="24"/>
-              </w:rPr>
-              <w:instrText xml:space="preserve"> PAGEREF _Toc231031744 \h </w:instrText>
-            </w:r>
-            <w:r>
-              <w:rPr>
-                <w:rFonts w:ascii="Times New Roman" w:hAnsi="Times New Roman" w:cs="Times New Roman"/>
-                <w:noProof/>
-                <w:webHidden/>
-                <w:sz w:val="24"/>
-                <w:szCs w:val="24"/>
-              </w:rPr>
-            </w:r>
-            <w:r>
-              <w:rPr>
-                <w:rFonts w:ascii="Times New Roman" w:hAnsi="Times New Roman" w:cs="Times New Roman"/>
+                <w:b/>
+                <w:bCs/>
+                <w:noProof/>
+                <w:webHidden/>
+                <w:sz w:val="24"/>
+                <w:szCs w:val="24"/>
+              </w:rPr>
+              <w:instrText xml:space="preserve"> PAGEREF _Toc232260325 \h </w:instrText>
+            </w:r>
+            <w:r>
+              <w:rPr>
+                <w:rFonts w:ascii="Times New Roman" w:hAnsi="Times New Roman" w:cs="Times New Roman"/>
+                <w:b/>
+                <w:bCs/>
+                <w:noProof/>
+                <w:webHidden/>
+                <w:sz w:val="24"/>
+                <w:szCs w:val="24"/>
+              </w:rPr>
+            </w:r>
+            <w:r>
+              <w:rPr>
+                <w:rFonts w:ascii="Times New Roman" w:hAnsi="Times New Roman" w:cs="Times New Roman"/>
+                <w:b/>
+                <w:bCs/>
                 <w:noProof/>
                 <w:webHidden/>
                 <w:sz w:val="24"/>
@@ -1961,16 +2227,20 @@
             <w:r>
               <w:rPr>
                 <w:rFonts w:ascii="Times New Roman" w:hAnsi="Times New Roman" w:cs="Times New Roman"/>
-                <w:noProof/>
-                <w:webHidden/>
-                <w:sz w:val="24"/>
-                <w:szCs w:val="24"/>
-              </w:rPr>
-              <w:t>10</w:t>
-            </w:r>
-            <w:r>
-              <w:rPr>
-                <w:rFonts w:ascii="Times New Roman" w:hAnsi="Times New Roman" w:cs="Times New Roman"/>
+                <w:b/>
+                <w:bCs/>
+                <w:noProof/>
+                <w:webHidden/>
+                <w:sz w:val="24"/>
+                <w:szCs w:val="24"/>
+              </w:rPr>
+              <w:t>9</w:t>
+            </w:r>
+            <w:r>
+              <w:rPr>
+                <w:rFonts w:ascii="Times New Roman" w:hAnsi="Times New Roman" w:cs="Times New Roman"/>
+                <w:b/>
+                <w:bCs/>
                 <w:noProof/>
                 <w:webHidden/>
                 <w:sz w:val="24"/>
@@ -1986,22 +2256,26 @@
             <w:tabs>
               <w:tab w:val="right" w:leader="dot" w:pos="9350"/>
             </w:tabs>
-            <w:spacing w:line="360" w:lineRule="auto"/>
-            <w:jc w:val="both"/>
             <w:rPr>
               <w:rFonts w:ascii="Times New Roman" w:hAnsi="Times New Roman" w:cs="Times New Roman"/>
+              <w:b/>
+              <w:bCs/>
               <w:noProof/>
+              <w:kern w:val="2"/>
               <w:sz w:val="24"/>
               <w:szCs w:val="24"/>
+              <w:lang w:val="en-AU" w:eastAsia="en-AU"/>
+              <w14:ligatures w14:val="standardContextual"/>
             </w:rPr>
           </w:pPr>
-          <w:hyperlink w:anchor="_Toc231031745" w:history="1">
+          <w:hyperlink w:anchor="_Toc232260326" w:history="1">
             <w:r>
               <w:rPr>
                 <w:rStyle w:val="Hyperlink"/>
                 <w:rFonts w:ascii="Times New Roman" w:hAnsi="Times New Roman" w:cs="Times New Roman"/>
-                <w:noProof/>
-                <w:color w:val="auto"/>
+                <w:b/>
+                <w:bCs/>
+                <w:noProof/>
                 <w:sz w:val="24"/>
                 <w:szCs w:val="24"/>
               </w:rPr>
@@ -2010,6 +2284,8 @@
             <w:r>
               <w:rPr>
                 <w:rFonts w:ascii="Times New Roman" w:hAnsi="Times New Roman" w:cs="Times New Roman"/>
+                <w:b/>
+                <w:bCs/>
                 <w:noProof/>
                 <w:webHidden/>
                 <w:sz w:val="24"/>
@@ -2020,6 +2296,8 @@
             <w:r>
               <w:rPr>
                 <w:rFonts w:ascii="Times New Roman" w:hAnsi="Times New Roman" w:cs="Times New Roman"/>
+                <w:b/>
+                <w:bCs/>
                 <w:noProof/>
                 <w:webHidden/>
                 <w:sz w:val="24"/>
@@ -2030,25 +2308,31 @@
             <w:r>
               <w:rPr>
                 <w:rFonts w:ascii="Times New Roman" w:hAnsi="Times New Roman" w:cs="Times New Roman"/>
-                <w:noProof/>
-                <w:webHidden/>
-                <w:sz w:val="24"/>
-                <w:szCs w:val="24"/>
-              </w:rPr>
-              <w:instrText xml:space="preserve"> PAGEREF _Toc231031745 \h </w:instrText>
-            </w:r>
-            <w:r>
-              <w:rPr>
-                <w:rFonts w:ascii="Times New Roman" w:hAnsi="Times New Roman" w:cs="Times New Roman"/>
-                <w:noProof/>
-                <w:webHidden/>
-                <w:sz w:val="24"/>
-                <w:szCs w:val="24"/>
-              </w:rPr>
-            </w:r>
-            <w:r>
-              <w:rPr>
-                <w:rFonts w:ascii="Times New Roman" w:hAnsi="Times New Roman" w:cs="Times New Roman"/>
+                <w:b/>
+                <w:bCs/>
+                <w:noProof/>
+                <w:webHidden/>
+                <w:sz w:val="24"/>
+                <w:szCs w:val="24"/>
+              </w:rPr>
+              <w:instrText xml:space="preserve"> PAGEREF _Toc232260326 \h </w:instrText>
+            </w:r>
+            <w:r>
+              <w:rPr>
+                <w:rFonts w:ascii="Times New Roman" w:hAnsi="Times New Roman" w:cs="Times New Roman"/>
+                <w:b/>
+                <w:bCs/>
+                <w:noProof/>
+                <w:webHidden/>
+                <w:sz w:val="24"/>
+                <w:szCs w:val="24"/>
+              </w:rPr>
+            </w:r>
+            <w:r>
+              <w:rPr>
+                <w:rFonts w:ascii="Times New Roman" w:hAnsi="Times New Roman" w:cs="Times New Roman"/>
+                <w:b/>
+                <w:bCs/>
                 <w:noProof/>
                 <w:webHidden/>
                 <w:sz w:val="24"/>
@@ -2059,16 +2343,20 @@
             <w:r>
               <w:rPr>
                 <w:rFonts w:ascii="Times New Roman" w:hAnsi="Times New Roman" w:cs="Times New Roman"/>
-                <w:noProof/>
-                <w:webHidden/>
-                <w:sz w:val="24"/>
-                <w:szCs w:val="24"/>
-              </w:rPr>
-              <w:t>11</w:t>
-            </w:r>
-            <w:r>
-              <w:rPr>
-                <w:rFonts w:ascii="Times New Roman" w:hAnsi="Times New Roman" w:cs="Times New Roman"/>
+                <w:b/>
+                <w:bCs/>
+                <w:noProof/>
+                <w:webHidden/>
+                <w:sz w:val="24"/>
+                <w:szCs w:val="24"/>
+              </w:rPr>
+              <w:t>10</w:t>
+            </w:r>
+            <w:r>
+              <w:rPr>
+                <w:rFonts w:ascii="Times New Roman" w:hAnsi="Times New Roman" w:cs="Times New Roman"/>
+                <w:b/>
+                <w:bCs/>
                 <w:noProof/>
                 <w:webHidden/>
                 <w:sz w:val="24"/>
@@ -2084,22 +2372,26 @@
             <w:tabs>
               <w:tab w:val="right" w:leader="dot" w:pos="9350"/>
             </w:tabs>
-            <w:spacing w:line="360" w:lineRule="auto"/>
-            <w:jc w:val="both"/>
             <w:rPr>
               <w:rFonts w:ascii="Times New Roman" w:hAnsi="Times New Roman" w:cs="Times New Roman"/>
+              <w:b/>
+              <w:bCs/>
               <w:noProof/>
+              <w:kern w:val="2"/>
               <w:sz w:val="24"/>
               <w:szCs w:val="24"/>
+              <w:lang w:val="en-AU" w:eastAsia="en-AU"/>
+              <w14:ligatures w14:val="standardContextual"/>
             </w:rPr>
           </w:pPr>
-          <w:hyperlink w:anchor="_Toc231031746" w:history="1">
+          <w:hyperlink w:anchor="_Toc232260327" w:history="1">
             <w:r>
               <w:rPr>
                 <w:rStyle w:val="Hyperlink"/>
                 <w:rFonts w:ascii="Times New Roman" w:hAnsi="Times New Roman" w:cs="Times New Roman"/>
-                <w:noProof/>
-                <w:color w:val="auto"/>
+                <w:b/>
+                <w:bCs/>
+                <w:noProof/>
                 <w:sz w:val="24"/>
                 <w:szCs w:val="24"/>
               </w:rPr>
@@ -2108,6 +2400,8 @@
             <w:r>
               <w:rPr>
                 <w:rFonts w:ascii="Times New Roman" w:hAnsi="Times New Roman" w:cs="Times New Roman"/>
+                <w:b/>
+                <w:bCs/>
                 <w:noProof/>
                 <w:webHidden/>
                 <w:sz w:val="24"/>
@@ -2118,6 +2412,8 @@
             <w:r>
               <w:rPr>
                 <w:rFonts w:ascii="Times New Roman" w:hAnsi="Times New Roman" w:cs="Times New Roman"/>
+                <w:b/>
+                <w:bCs/>
                 <w:noProof/>
                 <w:webHidden/>
                 <w:sz w:val="24"/>
@@ -2128,25 +2424,31 @@
             <w:r>
               <w:rPr>
                 <w:rFonts w:ascii="Times New Roman" w:hAnsi="Times New Roman" w:cs="Times New Roman"/>
-                <w:noProof/>
-                <w:webHidden/>
-                <w:sz w:val="24"/>
-                <w:szCs w:val="24"/>
-              </w:rPr>
-              <w:instrText xml:space="preserve"> PAGEREF _Toc231031746 \h </w:instrText>
-            </w:r>
-            <w:r>
-              <w:rPr>
-                <w:rFonts w:ascii="Times New Roman" w:hAnsi="Times New Roman" w:cs="Times New Roman"/>
-                <w:noProof/>
-                <w:webHidden/>
-                <w:sz w:val="24"/>
-                <w:szCs w:val="24"/>
-              </w:rPr>
-            </w:r>
-            <w:r>
-              <w:rPr>
-                <w:rFonts w:ascii="Times New Roman" w:hAnsi="Times New Roman" w:cs="Times New Roman"/>
+                <w:b/>
+                <w:bCs/>
+                <w:noProof/>
+                <w:webHidden/>
+                <w:sz w:val="24"/>
+                <w:szCs w:val="24"/>
+              </w:rPr>
+              <w:instrText xml:space="preserve"> PAGEREF _Toc232260327 \h </w:instrText>
+            </w:r>
+            <w:r>
+              <w:rPr>
+                <w:rFonts w:ascii="Times New Roman" w:hAnsi="Times New Roman" w:cs="Times New Roman"/>
+                <w:b/>
+                <w:bCs/>
+                <w:noProof/>
+                <w:webHidden/>
+                <w:sz w:val="24"/>
+                <w:szCs w:val="24"/>
+              </w:rPr>
+            </w:r>
+            <w:r>
+              <w:rPr>
+                <w:rFonts w:ascii="Times New Roman" w:hAnsi="Times New Roman" w:cs="Times New Roman"/>
+                <w:b/>
+                <w:bCs/>
                 <w:noProof/>
                 <w:webHidden/>
                 <w:sz w:val="24"/>
@@ -2157,16 +2459,20 @@
             <w:r>
               <w:rPr>
                 <w:rFonts w:ascii="Times New Roman" w:hAnsi="Times New Roman" w:cs="Times New Roman"/>
-                <w:noProof/>
-                <w:webHidden/>
-                <w:sz w:val="24"/>
-                <w:szCs w:val="24"/>
-              </w:rPr>
-              <w:t>13</w:t>
-            </w:r>
-            <w:r>
-              <w:rPr>
-                <w:rFonts w:ascii="Times New Roman" w:hAnsi="Times New Roman" w:cs="Times New Roman"/>
+                <w:b/>
+                <w:bCs/>
+                <w:noProof/>
+                <w:webHidden/>
+                <w:sz w:val="24"/>
+                <w:szCs w:val="24"/>
+              </w:rPr>
+              <w:t>12</w:t>
+            </w:r>
+            <w:r>
+              <w:rPr>
+                <w:rFonts w:ascii="Times New Roman" w:hAnsi="Times New Roman" w:cs="Times New Roman"/>
+                <w:b/>
+                <w:bCs/>
                 <w:noProof/>
                 <w:webHidden/>
                 <w:sz w:val="24"/>
@@ -2182,22 +2488,26 @@
             <w:tabs>
               <w:tab w:val="right" w:leader="dot" w:pos="9350"/>
             </w:tabs>
-            <w:spacing w:line="360" w:lineRule="auto"/>
-            <w:jc w:val="both"/>
             <w:rPr>
               <w:rFonts w:ascii="Times New Roman" w:hAnsi="Times New Roman" w:cs="Times New Roman"/>
+              <w:b/>
+              <w:bCs/>
               <w:noProof/>
+              <w:kern w:val="2"/>
               <w:sz w:val="24"/>
               <w:szCs w:val="24"/>
+              <w:lang w:val="en-AU" w:eastAsia="en-AU"/>
+              <w14:ligatures w14:val="standardContextual"/>
             </w:rPr>
           </w:pPr>
-          <w:hyperlink w:anchor="_Toc231031747" w:history="1">
+          <w:hyperlink w:anchor="_Toc232260328" w:history="1">
             <w:r>
               <w:rPr>
                 <w:rStyle w:val="Hyperlink"/>
                 <w:rFonts w:ascii="Times New Roman" w:hAnsi="Times New Roman" w:cs="Times New Roman"/>
-                <w:noProof/>
-                <w:color w:val="auto"/>
+                <w:b/>
+                <w:bCs/>
+                <w:noProof/>
                 <w:sz w:val="24"/>
                 <w:szCs w:val="24"/>
               </w:rPr>
@@ -2206,6 +2516,8 @@
             <w:r>
               <w:rPr>
                 <w:rFonts w:ascii="Times New Roman" w:hAnsi="Times New Roman" w:cs="Times New Roman"/>
+                <w:b/>
+                <w:bCs/>
                 <w:noProof/>
                 <w:webHidden/>
                 <w:sz w:val="24"/>
@@ -2216,6 +2528,8 @@
             <w:r>
               <w:rPr>
                 <w:rFonts w:ascii="Times New Roman" w:hAnsi="Times New Roman" w:cs="Times New Roman"/>
+                <w:b/>
+                <w:bCs/>
                 <w:noProof/>
                 <w:webHidden/>
                 <w:sz w:val="24"/>
@@ -2226,25 +2540,31 @@
             <w:r>
               <w:rPr>
                 <w:rFonts w:ascii="Times New Roman" w:hAnsi="Times New Roman" w:cs="Times New Roman"/>
-                <w:noProof/>
-                <w:webHidden/>
-                <w:sz w:val="24"/>
-                <w:szCs w:val="24"/>
-              </w:rPr>
-              <w:instrText xml:space="preserve"> PAGEREF _Toc231031747 \h </w:instrText>
-            </w:r>
-            <w:r>
-              <w:rPr>
-                <w:rFonts w:ascii="Times New Roman" w:hAnsi="Times New Roman" w:cs="Times New Roman"/>
-                <w:noProof/>
-                <w:webHidden/>
-                <w:sz w:val="24"/>
-                <w:szCs w:val="24"/>
-              </w:rPr>
-            </w:r>
-            <w:r>
-              <w:rPr>
-                <w:rFonts w:ascii="Times New Roman" w:hAnsi="Times New Roman" w:cs="Times New Roman"/>
+                <w:b/>
+                <w:bCs/>
+                <w:noProof/>
+                <w:webHidden/>
+                <w:sz w:val="24"/>
+                <w:szCs w:val="24"/>
+              </w:rPr>
+              <w:instrText xml:space="preserve"> PAGEREF _Toc232260328 \h </w:instrText>
+            </w:r>
+            <w:r>
+              <w:rPr>
+                <w:rFonts w:ascii="Times New Roman" w:hAnsi="Times New Roman" w:cs="Times New Roman"/>
+                <w:b/>
+                <w:bCs/>
+                <w:noProof/>
+                <w:webHidden/>
+                <w:sz w:val="24"/>
+                <w:szCs w:val="24"/>
+              </w:rPr>
+            </w:r>
+            <w:r>
+              <w:rPr>
+                <w:rFonts w:ascii="Times New Roman" w:hAnsi="Times New Roman" w:cs="Times New Roman"/>
+                <w:b/>
+                <w:bCs/>
                 <w:noProof/>
                 <w:webHidden/>
                 <w:sz w:val="24"/>
@@ -2255,16 +2575,20 @@
             <w:r>
               <w:rPr>
                 <w:rFonts w:ascii="Times New Roman" w:hAnsi="Times New Roman" w:cs="Times New Roman"/>
-                <w:noProof/>
-                <w:webHidden/>
-                <w:sz w:val="24"/>
-                <w:szCs w:val="24"/>
-              </w:rPr>
-              <w:t>14</w:t>
-            </w:r>
-            <w:r>
-              <w:rPr>
-                <w:rFonts w:ascii="Times New Roman" w:hAnsi="Times New Roman" w:cs="Times New Roman"/>
+                <w:b/>
+                <w:bCs/>
+                <w:noProof/>
+                <w:webHidden/>
+                <w:sz w:val="24"/>
+                <w:szCs w:val="24"/>
+              </w:rPr>
+              <w:t>13</w:t>
+            </w:r>
+            <w:r>
+              <w:rPr>
+                <w:rFonts w:ascii="Times New Roman" w:hAnsi="Times New Roman" w:cs="Times New Roman"/>
+                <w:b/>
+                <w:bCs/>
                 <w:noProof/>
                 <w:webHidden/>
                 <w:sz w:val="24"/>
@@ -2280,22 +2604,26 @@
             <w:tabs>
               <w:tab w:val="right" w:leader="dot" w:pos="9350"/>
             </w:tabs>
-            <w:spacing w:line="360" w:lineRule="auto"/>
-            <w:jc w:val="both"/>
             <w:rPr>
               <w:rFonts w:ascii="Times New Roman" w:hAnsi="Times New Roman" w:cs="Times New Roman"/>
+              <w:b/>
+              <w:bCs/>
               <w:noProof/>
+              <w:kern w:val="2"/>
               <w:sz w:val="24"/>
               <w:szCs w:val="24"/>
+              <w:lang w:val="en-AU" w:eastAsia="en-AU"/>
+              <w14:ligatures w14:val="standardContextual"/>
             </w:rPr>
           </w:pPr>
-          <w:hyperlink w:anchor="_Toc231031748" w:history="1">
+          <w:hyperlink w:anchor="_Toc232260329" w:history="1">
             <w:r>
               <w:rPr>
                 <w:rStyle w:val="Hyperlink"/>
                 <w:rFonts w:ascii="Times New Roman" w:hAnsi="Times New Roman" w:cs="Times New Roman"/>
-                <w:noProof/>
-                <w:color w:val="auto"/>
+                <w:b/>
+                <w:bCs/>
+                <w:noProof/>
                 <w:sz w:val="24"/>
                 <w:szCs w:val="24"/>
               </w:rPr>
@@ -2304,6 +2632,8 @@
             <w:r>
               <w:rPr>
                 <w:rFonts w:ascii="Times New Roman" w:hAnsi="Times New Roman" w:cs="Times New Roman"/>
+                <w:b/>
+                <w:bCs/>
                 <w:noProof/>
                 <w:webHidden/>
                 <w:sz w:val="24"/>
@@ -2314,6 +2644,8 @@
             <w:r>
               <w:rPr>
                 <w:rFonts w:ascii="Times New Roman" w:hAnsi="Times New Roman" w:cs="Times New Roman"/>
+                <w:b/>
+                <w:bCs/>
                 <w:noProof/>
                 <w:webHidden/>
                 <w:sz w:val="24"/>
@@ -2324,25 +2656,31 @@
             <w:r>
               <w:rPr>
                 <w:rFonts w:ascii="Times New Roman" w:hAnsi="Times New Roman" w:cs="Times New Roman"/>
-                <w:noProof/>
-                <w:webHidden/>
-                <w:sz w:val="24"/>
-                <w:szCs w:val="24"/>
-              </w:rPr>
-              <w:instrText xml:space="preserve"> PAGEREF _Toc231031748 \h </w:instrText>
-            </w:r>
-            <w:r>
-              <w:rPr>
-                <w:rFonts w:ascii="Times New Roman" w:hAnsi="Times New Roman" w:cs="Times New Roman"/>
-                <w:noProof/>
-                <w:webHidden/>
-                <w:sz w:val="24"/>
-                <w:szCs w:val="24"/>
-              </w:rPr>
-            </w:r>
-            <w:r>
-              <w:rPr>
-                <w:rFonts w:ascii="Times New Roman" w:hAnsi="Times New Roman" w:cs="Times New Roman"/>
+                <w:b/>
+                <w:bCs/>
+                <w:noProof/>
+                <w:webHidden/>
+                <w:sz w:val="24"/>
+                <w:szCs w:val="24"/>
+              </w:rPr>
+              <w:instrText xml:space="preserve"> PAGEREF _Toc232260329 \h </w:instrText>
+            </w:r>
+            <w:r>
+              <w:rPr>
+                <w:rFonts w:ascii="Times New Roman" w:hAnsi="Times New Roman" w:cs="Times New Roman"/>
+                <w:b/>
+                <w:bCs/>
+                <w:noProof/>
+                <w:webHidden/>
+                <w:sz w:val="24"/>
+                <w:szCs w:val="24"/>
+              </w:rPr>
+            </w:r>
+            <w:r>
+              <w:rPr>
+                <w:rFonts w:ascii="Times New Roman" w:hAnsi="Times New Roman" w:cs="Times New Roman"/>
+                <w:b/>
+                <w:bCs/>
                 <w:noProof/>
                 <w:webHidden/>
                 <w:sz w:val="24"/>
@@ -2353,16 +2691,20 @@
             <w:r>
               <w:rPr>
                 <w:rFonts w:ascii="Times New Roman" w:hAnsi="Times New Roman" w:cs="Times New Roman"/>
-                <w:noProof/>
-                <w:webHidden/>
-                <w:sz w:val="24"/>
-                <w:szCs w:val="24"/>
-              </w:rPr>
-              <w:t>14</w:t>
-            </w:r>
-            <w:r>
-              <w:rPr>
-                <w:rFonts w:ascii="Times New Roman" w:hAnsi="Times New Roman" w:cs="Times New Roman"/>
+                <w:b/>
+                <w:bCs/>
+                <w:noProof/>
+                <w:webHidden/>
+                <w:sz w:val="24"/>
+                <w:szCs w:val="24"/>
+              </w:rPr>
+              <w:t>13</w:t>
+            </w:r>
+            <w:r>
+              <w:rPr>
+                <w:rFonts w:ascii="Times New Roman" w:hAnsi="Times New Roman" w:cs="Times New Roman"/>
+                <w:b/>
+                <w:bCs/>
                 <w:noProof/>
                 <w:webHidden/>
                 <w:sz w:val="24"/>
@@ -2378,22 +2720,26 @@
             <w:tabs>
               <w:tab w:val="right" w:leader="dot" w:pos="9350"/>
             </w:tabs>
-            <w:spacing w:line="360" w:lineRule="auto"/>
-            <w:jc w:val="both"/>
             <w:rPr>
               <w:rFonts w:ascii="Times New Roman" w:hAnsi="Times New Roman" w:cs="Times New Roman"/>
+              <w:b/>
+              <w:bCs/>
               <w:noProof/>
+              <w:kern w:val="2"/>
               <w:sz w:val="24"/>
               <w:szCs w:val="24"/>
+              <w:lang w:val="en-AU" w:eastAsia="en-AU"/>
+              <w14:ligatures w14:val="standardContextual"/>
             </w:rPr>
           </w:pPr>
-          <w:hyperlink w:anchor="_Toc231031749" w:history="1">
+          <w:hyperlink w:anchor="_Toc232260330" w:history="1">
             <w:r>
               <w:rPr>
                 <w:rStyle w:val="Hyperlink"/>
                 <w:rFonts w:ascii="Times New Roman" w:hAnsi="Times New Roman" w:cs="Times New Roman"/>
-                <w:noProof/>
-                <w:color w:val="auto"/>
+                <w:b/>
+                <w:bCs/>
+                <w:noProof/>
                 <w:sz w:val="24"/>
                 <w:szCs w:val="24"/>
               </w:rPr>
@@ -2402,6 +2748,8 @@
             <w:r>
               <w:rPr>
                 <w:rFonts w:ascii="Times New Roman" w:hAnsi="Times New Roman" w:cs="Times New Roman"/>
+                <w:b/>
+                <w:bCs/>
                 <w:noProof/>
                 <w:webHidden/>
                 <w:sz w:val="24"/>
@@ -2412,6 +2760,8 @@
             <w:r>
               <w:rPr>
                 <w:rFonts w:ascii="Times New Roman" w:hAnsi="Times New Roman" w:cs="Times New Roman"/>
+                <w:b/>
+                <w:bCs/>
                 <w:noProof/>
                 <w:webHidden/>
                 <w:sz w:val="24"/>
@@ -2422,25 +2772,31 @@
             <w:r>
               <w:rPr>
                 <w:rFonts w:ascii="Times New Roman" w:hAnsi="Times New Roman" w:cs="Times New Roman"/>
-                <w:noProof/>
-                <w:webHidden/>
-                <w:sz w:val="24"/>
-                <w:szCs w:val="24"/>
-              </w:rPr>
-              <w:instrText xml:space="preserve"> PAGEREF _Toc231031749 \h </w:instrText>
-            </w:r>
-            <w:r>
-              <w:rPr>
-                <w:rFonts w:ascii="Times New Roman" w:hAnsi="Times New Roman" w:cs="Times New Roman"/>
-                <w:noProof/>
-                <w:webHidden/>
-                <w:sz w:val="24"/>
-                <w:szCs w:val="24"/>
-              </w:rPr>
-            </w:r>
-            <w:r>
-              <w:rPr>
-                <w:rFonts w:ascii="Times New Roman" w:hAnsi="Times New Roman" w:cs="Times New Roman"/>
+                <w:b/>
+                <w:bCs/>
+                <w:noProof/>
+                <w:webHidden/>
+                <w:sz w:val="24"/>
+                <w:szCs w:val="24"/>
+              </w:rPr>
+              <w:instrText xml:space="preserve"> PAGEREF _Toc232260330 \h </w:instrText>
+            </w:r>
+            <w:r>
+              <w:rPr>
+                <w:rFonts w:ascii="Times New Roman" w:hAnsi="Times New Roman" w:cs="Times New Roman"/>
+                <w:b/>
+                <w:bCs/>
+                <w:noProof/>
+                <w:webHidden/>
+                <w:sz w:val="24"/>
+                <w:szCs w:val="24"/>
+              </w:rPr>
+            </w:r>
+            <w:r>
+              <w:rPr>
+                <w:rFonts w:ascii="Times New Roman" w:hAnsi="Times New Roman" w:cs="Times New Roman"/>
+                <w:b/>
+                <w:bCs/>
                 <w:noProof/>
                 <w:webHidden/>
                 <w:sz w:val="24"/>
@@ -2451,16 +2807,20 @@
             <w:r>
               <w:rPr>
                 <w:rFonts w:ascii="Times New Roman" w:hAnsi="Times New Roman" w:cs="Times New Roman"/>
-                <w:noProof/>
-                <w:webHidden/>
-                <w:sz w:val="24"/>
-                <w:szCs w:val="24"/>
-              </w:rPr>
-              <w:t>15</w:t>
-            </w:r>
-            <w:r>
-              <w:rPr>
-                <w:rFonts w:ascii="Times New Roman" w:hAnsi="Times New Roman" w:cs="Times New Roman"/>
+                <w:b/>
+                <w:bCs/>
+                <w:noProof/>
+                <w:webHidden/>
+                <w:sz w:val="24"/>
+                <w:szCs w:val="24"/>
+              </w:rPr>
+              <w:t>14</w:t>
+            </w:r>
+            <w:r>
+              <w:rPr>
+                <w:rFonts w:ascii="Times New Roman" w:hAnsi="Times New Roman" w:cs="Times New Roman"/>
+                <w:b/>
+                <w:bCs/>
                 <w:noProof/>
                 <w:webHidden/>
                 <w:sz w:val="24"/>
@@ -2476,22 +2836,26 @@
             <w:tabs>
               <w:tab w:val="right" w:leader="dot" w:pos="9350"/>
             </w:tabs>
-            <w:spacing w:line="360" w:lineRule="auto"/>
-            <w:jc w:val="both"/>
             <w:rPr>
               <w:rFonts w:ascii="Times New Roman" w:hAnsi="Times New Roman" w:cs="Times New Roman"/>
+              <w:b/>
+              <w:bCs/>
               <w:noProof/>
+              <w:kern w:val="2"/>
               <w:sz w:val="24"/>
               <w:szCs w:val="24"/>
+              <w:lang w:val="en-AU" w:eastAsia="en-AU"/>
+              <w14:ligatures w14:val="standardContextual"/>
             </w:rPr>
           </w:pPr>
-          <w:hyperlink w:anchor="_Toc231031750" w:history="1">
+          <w:hyperlink w:anchor="_Toc232260331" w:history="1">
             <w:r>
               <w:rPr>
                 <w:rStyle w:val="Hyperlink"/>
                 <w:rFonts w:ascii="Times New Roman" w:hAnsi="Times New Roman" w:cs="Times New Roman"/>
-                <w:noProof/>
-                <w:color w:val="auto"/>
+                <w:b/>
+                <w:bCs/>
+                <w:noProof/>
                 <w:sz w:val="24"/>
                 <w:szCs w:val="24"/>
               </w:rPr>
@@ -2500,6 +2864,8 @@
             <w:r>
               <w:rPr>
                 <w:rFonts w:ascii="Times New Roman" w:hAnsi="Times New Roman" w:cs="Times New Roman"/>
+                <w:b/>
+                <w:bCs/>
                 <w:noProof/>
                 <w:webHidden/>
                 <w:sz w:val="24"/>
@@ -2510,6 +2876,8 @@
             <w:r>
               <w:rPr>
                 <w:rFonts w:ascii="Times New Roman" w:hAnsi="Times New Roman" w:cs="Times New Roman"/>
+                <w:b/>
+                <w:bCs/>
                 <w:noProof/>
                 <w:webHidden/>
                 <w:sz w:val="24"/>
@@ -2520,25 +2888,31 @@
             <w:r>
               <w:rPr>
                 <w:rFonts w:ascii="Times New Roman" w:hAnsi="Times New Roman" w:cs="Times New Roman"/>
-                <w:noProof/>
-                <w:webHidden/>
-                <w:sz w:val="24"/>
-                <w:szCs w:val="24"/>
-              </w:rPr>
-              <w:instrText xml:space="preserve"> PAGEREF _Toc231031750 \h </w:instrText>
-            </w:r>
-            <w:r>
-              <w:rPr>
-                <w:rFonts w:ascii="Times New Roman" w:hAnsi="Times New Roman" w:cs="Times New Roman"/>
-                <w:noProof/>
-                <w:webHidden/>
-                <w:sz w:val="24"/>
-                <w:szCs w:val="24"/>
-              </w:rPr>
-            </w:r>
-            <w:r>
-              <w:rPr>
-                <w:rFonts w:ascii="Times New Roman" w:hAnsi="Times New Roman" w:cs="Times New Roman"/>
+                <w:b/>
+                <w:bCs/>
+                <w:noProof/>
+                <w:webHidden/>
+                <w:sz w:val="24"/>
+                <w:szCs w:val="24"/>
+              </w:rPr>
+              <w:instrText xml:space="preserve"> PAGEREF _Toc232260331 \h </w:instrText>
+            </w:r>
+            <w:r>
+              <w:rPr>
+                <w:rFonts w:ascii="Times New Roman" w:hAnsi="Times New Roman" w:cs="Times New Roman"/>
+                <w:b/>
+                <w:bCs/>
+                <w:noProof/>
+                <w:webHidden/>
+                <w:sz w:val="24"/>
+                <w:szCs w:val="24"/>
+              </w:rPr>
+            </w:r>
+            <w:r>
+              <w:rPr>
+                <w:rFonts w:ascii="Times New Roman" w:hAnsi="Times New Roman" w:cs="Times New Roman"/>
+                <w:b/>
+                <w:bCs/>
                 <w:noProof/>
                 <w:webHidden/>
                 <w:sz w:val="24"/>
@@ -2549,16 +2923,20 @@
             <w:r>
               <w:rPr>
                 <w:rFonts w:ascii="Times New Roman" w:hAnsi="Times New Roman" w:cs="Times New Roman"/>
-                <w:noProof/>
-                <w:webHidden/>
-                <w:sz w:val="24"/>
-                <w:szCs w:val="24"/>
-              </w:rPr>
-              <w:t>18</w:t>
-            </w:r>
-            <w:r>
-              <w:rPr>
-                <w:rFonts w:ascii="Times New Roman" w:hAnsi="Times New Roman" w:cs="Times New Roman"/>
+                <w:b/>
+                <w:bCs/>
+                <w:noProof/>
+                <w:webHidden/>
+                <w:sz w:val="24"/>
+                <w:szCs w:val="24"/>
+              </w:rPr>
+              <w:t>17</w:t>
+            </w:r>
+            <w:r>
+              <w:rPr>
+                <w:rFonts w:ascii="Times New Roman" w:hAnsi="Times New Roman" w:cs="Times New Roman"/>
+                <w:b/>
+                <w:bCs/>
                 <w:noProof/>
                 <w:webHidden/>
                 <w:sz w:val="24"/>
@@ -2574,22 +2952,26 @@
             <w:tabs>
               <w:tab w:val="right" w:leader="dot" w:pos="9350"/>
             </w:tabs>
-            <w:spacing w:line="360" w:lineRule="auto"/>
-            <w:jc w:val="both"/>
             <w:rPr>
               <w:rFonts w:ascii="Times New Roman" w:hAnsi="Times New Roman" w:cs="Times New Roman"/>
+              <w:b/>
+              <w:bCs/>
               <w:noProof/>
+              <w:kern w:val="2"/>
               <w:sz w:val="24"/>
               <w:szCs w:val="24"/>
+              <w:lang w:val="en-AU" w:eastAsia="en-AU"/>
+              <w14:ligatures w14:val="standardContextual"/>
             </w:rPr>
           </w:pPr>
-          <w:hyperlink w:anchor="_Toc231031751" w:history="1">
+          <w:hyperlink w:anchor="_Toc232260332" w:history="1">
             <w:r>
               <w:rPr>
                 <w:rStyle w:val="Hyperlink"/>
                 <w:rFonts w:ascii="Times New Roman" w:hAnsi="Times New Roman" w:cs="Times New Roman"/>
-                <w:noProof/>
-                <w:color w:val="auto"/>
+                <w:b/>
+                <w:bCs/>
+                <w:noProof/>
                 <w:sz w:val="24"/>
                 <w:szCs w:val="24"/>
               </w:rPr>
@@ -2598,6 +2980,8 @@
             <w:r>
               <w:rPr>
                 <w:rFonts w:ascii="Times New Roman" w:hAnsi="Times New Roman" w:cs="Times New Roman"/>
+                <w:b/>
+                <w:bCs/>
                 <w:noProof/>
                 <w:webHidden/>
                 <w:sz w:val="24"/>
@@ -2608,6 +2992,8 @@
             <w:r>
               <w:rPr>
                 <w:rFonts w:ascii="Times New Roman" w:hAnsi="Times New Roman" w:cs="Times New Roman"/>
+                <w:b/>
+                <w:bCs/>
                 <w:noProof/>
                 <w:webHidden/>
                 <w:sz w:val="24"/>
@@ -2618,25 +3004,31 @@
             <w:r>
               <w:rPr>
                 <w:rFonts w:ascii="Times New Roman" w:hAnsi="Times New Roman" w:cs="Times New Roman"/>
-                <w:noProof/>
-                <w:webHidden/>
-                <w:sz w:val="24"/>
-                <w:szCs w:val="24"/>
-              </w:rPr>
-              <w:instrText xml:space="preserve"> PAGEREF _Toc231031751 \h </w:instrText>
-            </w:r>
-            <w:r>
-              <w:rPr>
-                <w:rFonts w:ascii="Times New Roman" w:hAnsi="Times New Roman" w:cs="Times New Roman"/>
-                <w:noProof/>
-                <w:webHidden/>
-                <w:sz w:val="24"/>
-                <w:szCs w:val="24"/>
-              </w:rPr>
-            </w:r>
-            <w:r>
-              <w:rPr>
-                <w:rFonts w:ascii="Times New Roman" w:hAnsi="Times New Roman" w:cs="Times New Roman"/>
+                <w:b/>
+                <w:bCs/>
+                <w:noProof/>
+                <w:webHidden/>
+                <w:sz w:val="24"/>
+                <w:szCs w:val="24"/>
+              </w:rPr>
+              <w:instrText xml:space="preserve"> PAGEREF _Toc232260332 \h </w:instrText>
+            </w:r>
+            <w:r>
+              <w:rPr>
+                <w:rFonts w:ascii="Times New Roman" w:hAnsi="Times New Roman" w:cs="Times New Roman"/>
+                <w:b/>
+                <w:bCs/>
+                <w:noProof/>
+                <w:webHidden/>
+                <w:sz w:val="24"/>
+                <w:szCs w:val="24"/>
+              </w:rPr>
+            </w:r>
+            <w:r>
+              <w:rPr>
+                <w:rFonts w:ascii="Times New Roman" w:hAnsi="Times New Roman" w:cs="Times New Roman"/>
+                <w:b/>
+                <w:bCs/>
                 <w:noProof/>
                 <w:webHidden/>
                 <w:sz w:val="24"/>
@@ -2647,16 +3039,20 @@
             <w:r>
               <w:rPr>
                 <w:rFonts w:ascii="Times New Roman" w:hAnsi="Times New Roman" w:cs="Times New Roman"/>
-                <w:noProof/>
-                <w:webHidden/>
-                <w:sz w:val="24"/>
-                <w:szCs w:val="24"/>
-              </w:rPr>
-              <w:t>19</w:t>
-            </w:r>
-            <w:r>
-              <w:rPr>
-                <w:rFonts w:ascii="Times New Roman" w:hAnsi="Times New Roman" w:cs="Times New Roman"/>
+                <w:b/>
+                <w:bCs/>
+                <w:noProof/>
+                <w:webHidden/>
+                <w:sz w:val="24"/>
+                <w:szCs w:val="24"/>
+              </w:rPr>
+              <w:t>18</w:t>
+            </w:r>
+            <w:r>
+              <w:rPr>
+                <w:rFonts w:ascii="Times New Roman" w:hAnsi="Times New Roman" w:cs="Times New Roman"/>
+                <w:b/>
+                <w:bCs/>
                 <w:noProof/>
                 <w:webHidden/>
                 <w:sz w:val="24"/>
@@ -2672,22 +3068,26 @@
             <w:tabs>
               <w:tab w:val="right" w:leader="dot" w:pos="9350"/>
             </w:tabs>
-            <w:spacing w:line="360" w:lineRule="auto"/>
-            <w:jc w:val="both"/>
             <w:rPr>
               <w:rFonts w:ascii="Times New Roman" w:hAnsi="Times New Roman" w:cs="Times New Roman"/>
+              <w:b/>
+              <w:bCs/>
               <w:noProof/>
+              <w:kern w:val="2"/>
               <w:sz w:val="24"/>
               <w:szCs w:val="24"/>
+              <w:lang w:val="en-AU" w:eastAsia="en-AU"/>
+              <w14:ligatures w14:val="standardContextual"/>
             </w:rPr>
           </w:pPr>
-          <w:hyperlink w:anchor="_Toc231031752" w:history="1">
+          <w:hyperlink w:anchor="_Toc232260333" w:history="1">
             <w:r>
               <w:rPr>
                 <w:rStyle w:val="Hyperlink"/>
                 <w:rFonts w:ascii="Times New Roman" w:hAnsi="Times New Roman" w:cs="Times New Roman"/>
-                <w:noProof/>
-                <w:color w:val="auto"/>
+                <w:b/>
+                <w:bCs/>
+                <w:noProof/>
                 <w:sz w:val="24"/>
                 <w:szCs w:val="24"/>
               </w:rPr>
@@ -2696,6 +3096,8 @@
             <w:r>
               <w:rPr>
                 <w:rFonts w:ascii="Times New Roman" w:hAnsi="Times New Roman" w:cs="Times New Roman"/>
+                <w:b/>
+                <w:bCs/>
                 <w:noProof/>
                 <w:webHidden/>
                 <w:sz w:val="24"/>
@@ -2706,6 +3108,8 @@
             <w:r>
               <w:rPr>
                 <w:rFonts w:ascii="Times New Roman" w:hAnsi="Times New Roman" w:cs="Times New Roman"/>
+                <w:b/>
+                <w:bCs/>
                 <w:noProof/>
                 <w:webHidden/>
                 <w:sz w:val="24"/>
@@ -2716,25 +3120,31 @@
             <w:r>
               <w:rPr>
                 <w:rFonts w:ascii="Times New Roman" w:hAnsi="Times New Roman" w:cs="Times New Roman"/>
-                <w:noProof/>
-                <w:webHidden/>
-                <w:sz w:val="24"/>
-                <w:szCs w:val="24"/>
-              </w:rPr>
-              <w:instrText xml:space="preserve"> PAGEREF _Toc231031752 \h </w:instrText>
-            </w:r>
-            <w:r>
-              <w:rPr>
-                <w:rFonts w:ascii="Times New Roman" w:hAnsi="Times New Roman" w:cs="Times New Roman"/>
-                <w:noProof/>
-                <w:webHidden/>
-                <w:sz w:val="24"/>
-                <w:szCs w:val="24"/>
-              </w:rPr>
-            </w:r>
-            <w:r>
-              <w:rPr>
-                <w:rFonts w:ascii="Times New Roman" w:hAnsi="Times New Roman" w:cs="Times New Roman"/>
+                <w:b/>
+                <w:bCs/>
+                <w:noProof/>
+                <w:webHidden/>
+                <w:sz w:val="24"/>
+                <w:szCs w:val="24"/>
+              </w:rPr>
+              <w:instrText xml:space="preserve"> PAGEREF _Toc232260333 \h </w:instrText>
+            </w:r>
+            <w:r>
+              <w:rPr>
+                <w:rFonts w:ascii="Times New Roman" w:hAnsi="Times New Roman" w:cs="Times New Roman"/>
+                <w:b/>
+                <w:bCs/>
+                <w:noProof/>
+                <w:webHidden/>
+                <w:sz w:val="24"/>
+                <w:szCs w:val="24"/>
+              </w:rPr>
+            </w:r>
+            <w:r>
+              <w:rPr>
+                <w:rFonts w:ascii="Times New Roman" w:hAnsi="Times New Roman" w:cs="Times New Roman"/>
+                <w:b/>
+                <w:bCs/>
                 <w:noProof/>
                 <w:webHidden/>
                 <w:sz w:val="24"/>
@@ -2745,16 +3155,20 @@
             <w:r>
               <w:rPr>
                 <w:rFonts w:ascii="Times New Roman" w:hAnsi="Times New Roman" w:cs="Times New Roman"/>
-                <w:noProof/>
-                <w:webHidden/>
-                <w:sz w:val="24"/>
-                <w:szCs w:val="24"/>
-              </w:rPr>
-              <w:t>20</w:t>
-            </w:r>
-            <w:r>
-              <w:rPr>
-                <w:rFonts w:ascii="Times New Roman" w:hAnsi="Times New Roman" w:cs="Times New Roman"/>
+                <w:b/>
+                <w:bCs/>
+                <w:noProof/>
+                <w:webHidden/>
+                <w:sz w:val="24"/>
+                <w:szCs w:val="24"/>
+              </w:rPr>
+              <w:t>19</w:t>
+            </w:r>
+            <w:r>
+              <w:rPr>
+                <w:rFonts w:ascii="Times New Roman" w:hAnsi="Times New Roman" w:cs="Times New Roman"/>
+                <w:b/>
+                <w:bCs/>
                 <w:noProof/>
                 <w:webHidden/>
                 <w:sz w:val="24"/>
@@ -2770,22 +3184,26 @@
             <w:tabs>
               <w:tab w:val="right" w:leader="dot" w:pos="9350"/>
             </w:tabs>
-            <w:spacing w:line="360" w:lineRule="auto"/>
-            <w:jc w:val="both"/>
             <w:rPr>
               <w:rFonts w:ascii="Times New Roman" w:hAnsi="Times New Roman" w:cs="Times New Roman"/>
+              <w:b/>
+              <w:bCs/>
               <w:noProof/>
+              <w:kern w:val="2"/>
               <w:sz w:val="24"/>
               <w:szCs w:val="24"/>
+              <w:lang w:val="en-AU" w:eastAsia="en-AU"/>
+              <w14:ligatures w14:val="standardContextual"/>
             </w:rPr>
           </w:pPr>
-          <w:hyperlink w:anchor="_Toc231031753" w:history="1">
+          <w:hyperlink w:anchor="_Toc232260334" w:history="1">
             <w:r>
               <w:rPr>
                 <w:rStyle w:val="Hyperlink"/>
                 <w:rFonts w:ascii="Times New Roman" w:hAnsi="Times New Roman" w:cs="Times New Roman"/>
-                <w:noProof/>
-                <w:color w:val="auto"/>
+                <w:b/>
+                <w:bCs/>
+                <w:noProof/>
                 <w:sz w:val="24"/>
                 <w:szCs w:val="24"/>
               </w:rPr>
@@ -2794,6 +3212,8 @@
             <w:r>
               <w:rPr>
                 <w:rFonts w:ascii="Times New Roman" w:hAnsi="Times New Roman" w:cs="Times New Roman"/>
+                <w:b/>
+                <w:bCs/>
                 <w:noProof/>
                 <w:webHidden/>
                 <w:sz w:val="24"/>
@@ -2804,6 +3224,8 @@
             <w:r>
               <w:rPr>
                 <w:rFonts w:ascii="Times New Roman" w:hAnsi="Times New Roman" w:cs="Times New Roman"/>
+                <w:b/>
+                <w:bCs/>
                 <w:noProof/>
                 <w:webHidden/>
                 <w:sz w:val="24"/>
@@ -2814,25 +3236,31 @@
             <w:r>
               <w:rPr>
                 <w:rFonts w:ascii="Times New Roman" w:hAnsi="Times New Roman" w:cs="Times New Roman"/>
-                <w:noProof/>
-                <w:webHidden/>
-                <w:sz w:val="24"/>
-                <w:szCs w:val="24"/>
-              </w:rPr>
-              <w:instrText xml:space="preserve"> PAGEREF _Toc231031753 \h </w:instrText>
-            </w:r>
-            <w:r>
-              <w:rPr>
-                <w:rFonts w:ascii="Times New Roman" w:hAnsi="Times New Roman" w:cs="Times New Roman"/>
-                <w:noProof/>
-                <w:webHidden/>
-                <w:sz w:val="24"/>
-                <w:szCs w:val="24"/>
-              </w:rPr>
-            </w:r>
-            <w:r>
-              <w:rPr>
-                <w:rFonts w:ascii="Times New Roman" w:hAnsi="Times New Roman" w:cs="Times New Roman"/>
+                <w:b/>
+                <w:bCs/>
+                <w:noProof/>
+                <w:webHidden/>
+                <w:sz w:val="24"/>
+                <w:szCs w:val="24"/>
+              </w:rPr>
+              <w:instrText xml:space="preserve"> PAGEREF _Toc232260334 \h </w:instrText>
+            </w:r>
+            <w:r>
+              <w:rPr>
+                <w:rFonts w:ascii="Times New Roman" w:hAnsi="Times New Roman" w:cs="Times New Roman"/>
+                <w:b/>
+                <w:bCs/>
+                <w:noProof/>
+                <w:webHidden/>
+                <w:sz w:val="24"/>
+                <w:szCs w:val="24"/>
+              </w:rPr>
+            </w:r>
+            <w:r>
+              <w:rPr>
+                <w:rFonts w:ascii="Times New Roman" w:hAnsi="Times New Roman" w:cs="Times New Roman"/>
+                <w:b/>
+                <w:bCs/>
                 <w:noProof/>
                 <w:webHidden/>
                 <w:sz w:val="24"/>
@@ -2843,16 +3271,20 @@
             <w:r>
               <w:rPr>
                 <w:rFonts w:ascii="Times New Roman" w:hAnsi="Times New Roman" w:cs="Times New Roman"/>
-                <w:noProof/>
-                <w:webHidden/>
-                <w:sz w:val="24"/>
-                <w:szCs w:val="24"/>
-              </w:rPr>
-              <w:t>21</w:t>
-            </w:r>
-            <w:r>
-              <w:rPr>
-                <w:rFonts w:ascii="Times New Roman" w:hAnsi="Times New Roman" w:cs="Times New Roman"/>
+                <w:b/>
+                <w:bCs/>
+                <w:noProof/>
+                <w:webHidden/>
+                <w:sz w:val="24"/>
+                <w:szCs w:val="24"/>
+              </w:rPr>
+              <w:t>20</w:t>
+            </w:r>
+            <w:r>
+              <w:rPr>
+                <w:rFonts w:ascii="Times New Roman" w:hAnsi="Times New Roman" w:cs="Times New Roman"/>
+                <w:b/>
+                <w:bCs/>
                 <w:noProof/>
                 <w:webHidden/>
                 <w:sz w:val="24"/>
@@ -2868,22 +3300,26 @@
             <w:tabs>
               <w:tab w:val="right" w:leader="dot" w:pos="9350"/>
             </w:tabs>
-            <w:spacing w:line="360" w:lineRule="auto"/>
-            <w:jc w:val="both"/>
             <w:rPr>
               <w:rFonts w:ascii="Times New Roman" w:hAnsi="Times New Roman" w:cs="Times New Roman"/>
+              <w:b/>
+              <w:bCs/>
               <w:noProof/>
+              <w:kern w:val="2"/>
               <w:sz w:val="24"/>
               <w:szCs w:val="24"/>
+              <w:lang w:val="en-AU" w:eastAsia="en-AU"/>
+              <w14:ligatures w14:val="standardContextual"/>
             </w:rPr>
           </w:pPr>
-          <w:hyperlink w:anchor="_Toc231031754" w:history="1">
+          <w:hyperlink w:anchor="_Toc232260335" w:history="1">
             <w:r>
               <w:rPr>
                 <w:rStyle w:val="Hyperlink"/>
                 <w:rFonts w:ascii="Times New Roman" w:hAnsi="Times New Roman" w:cs="Times New Roman"/>
-                <w:noProof/>
-                <w:color w:val="auto"/>
+                <w:b/>
+                <w:bCs/>
+                <w:noProof/>
                 <w:sz w:val="24"/>
                 <w:szCs w:val="24"/>
               </w:rPr>
@@ -2892,6 +3328,8 @@
             <w:r>
               <w:rPr>
                 <w:rFonts w:ascii="Times New Roman" w:hAnsi="Times New Roman" w:cs="Times New Roman"/>
+                <w:b/>
+                <w:bCs/>
                 <w:noProof/>
                 <w:webHidden/>
                 <w:sz w:val="24"/>
@@ -2902,6 +3340,8 @@
             <w:r>
               <w:rPr>
                 <w:rFonts w:ascii="Times New Roman" w:hAnsi="Times New Roman" w:cs="Times New Roman"/>
+                <w:b/>
+                <w:bCs/>
                 <w:noProof/>
                 <w:webHidden/>
                 <w:sz w:val="24"/>
@@ -2912,25 +3352,31 @@
             <w:r>
               <w:rPr>
                 <w:rFonts w:ascii="Times New Roman" w:hAnsi="Times New Roman" w:cs="Times New Roman"/>
-                <w:noProof/>
-                <w:webHidden/>
-                <w:sz w:val="24"/>
-                <w:szCs w:val="24"/>
-              </w:rPr>
-              <w:instrText xml:space="preserve"> PAGEREF _Toc231031754 \h </w:instrText>
-            </w:r>
-            <w:r>
-              <w:rPr>
-                <w:rFonts w:ascii="Times New Roman" w:hAnsi="Times New Roman" w:cs="Times New Roman"/>
-                <w:noProof/>
-                <w:webHidden/>
-                <w:sz w:val="24"/>
-                <w:szCs w:val="24"/>
-              </w:rPr>
-            </w:r>
-            <w:r>
-              <w:rPr>
-                <w:rFonts w:ascii="Times New Roman" w:hAnsi="Times New Roman" w:cs="Times New Roman"/>
+                <w:b/>
+                <w:bCs/>
+                <w:noProof/>
+                <w:webHidden/>
+                <w:sz w:val="24"/>
+                <w:szCs w:val="24"/>
+              </w:rPr>
+              <w:instrText xml:space="preserve"> PAGEREF _Toc232260335 \h </w:instrText>
+            </w:r>
+            <w:r>
+              <w:rPr>
+                <w:rFonts w:ascii="Times New Roman" w:hAnsi="Times New Roman" w:cs="Times New Roman"/>
+                <w:b/>
+                <w:bCs/>
+                <w:noProof/>
+                <w:webHidden/>
+                <w:sz w:val="24"/>
+                <w:szCs w:val="24"/>
+              </w:rPr>
+            </w:r>
+            <w:r>
+              <w:rPr>
+                <w:rFonts w:ascii="Times New Roman" w:hAnsi="Times New Roman" w:cs="Times New Roman"/>
+                <w:b/>
+                <w:bCs/>
                 <w:noProof/>
                 <w:webHidden/>
                 <w:sz w:val="24"/>
@@ -2941,6 +3387,8 @@
             <w:r>
               <w:rPr>
                 <w:rFonts w:ascii="Times New Roman" w:hAnsi="Times New Roman" w:cs="Times New Roman"/>
+                <w:b/>
+                <w:bCs/>
                 <w:noProof/>
                 <w:webHidden/>
                 <w:sz w:val="24"/>
@@ -2951,6 +3399,8 @@
             <w:r>
               <w:rPr>
                 <w:rFonts w:ascii="Times New Roman" w:hAnsi="Times New Roman" w:cs="Times New Roman"/>
+                <w:b/>
+                <w:bCs/>
                 <w:noProof/>
                 <w:webHidden/>
                 <w:sz w:val="24"/>
@@ -2966,22 +3416,26 @@
             <w:tabs>
               <w:tab w:val="right" w:leader="dot" w:pos="9350"/>
             </w:tabs>
-            <w:spacing w:line="360" w:lineRule="auto"/>
-            <w:jc w:val="both"/>
             <w:rPr>
               <w:rFonts w:ascii="Times New Roman" w:hAnsi="Times New Roman" w:cs="Times New Roman"/>
+              <w:b/>
+              <w:bCs/>
               <w:noProof/>
+              <w:kern w:val="2"/>
               <w:sz w:val="24"/>
               <w:szCs w:val="24"/>
+              <w:lang w:val="en-AU" w:eastAsia="en-AU"/>
+              <w14:ligatures w14:val="standardContextual"/>
             </w:rPr>
           </w:pPr>
-          <w:hyperlink w:anchor="_Toc231031755" w:history="1">
+          <w:hyperlink w:anchor="_Toc232260336" w:history="1">
             <w:r>
               <w:rPr>
                 <w:rStyle w:val="Hyperlink"/>
                 <w:rFonts w:ascii="Times New Roman" w:hAnsi="Times New Roman" w:cs="Times New Roman"/>
-                <w:noProof/>
-                <w:color w:val="auto"/>
+                <w:b/>
+                <w:bCs/>
+                <w:noProof/>
                 <w:sz w:val="24"/>
                 <w:szCs w:val="24"/>
               </w:rPr>
@@ -2990,6 +3444,8 @@
             <w:r>
               <w:rPr>
                 <w:rFonts w:ascii="Times New Roman" w:hAnsi="Times New Roman" w:cs="Times New Roman"/>
+                <w:b/>
+                <w:bCs/>
                 <w:noProof/>
                 <w:webHidden/>
                 <w:sz w:val="24"/>
@@ -3000,6 +3456,8 @@
             <w:r>
               <w:rPr>
                 <w:rFonts w:ascii="Times New Roman" w:hAnsi="Times New Roman" w:cs="Times New Roman"/>
+                <w:b/>
+                <w:bCs/>
                 <w:noProof/>
                 <w:webHidden/>
                 <w:sz w:val="24"/>
@@ -3010,25 +3468,31 @@
             <w:r>
               <w:rPr>
                 <w:rFonts w:ascii="Times New Roman" w:hAnsi="Times New Roman" w:cs="Times New Roman"/>
-                <w:noProof/>
-                <w:webHidden/>
-                <w:sz w:val="24"/>
-                <w:szCs w:val="24"/>
-              </w:rPr>
-              <w:instrText xml:space="preserve"> PAGEREF _Toc231031755 \h </w:instrText>
-            </w:r>
-            <w:r>
-              <w:rPr>
-                <w:rFonts w:ascii="Times New Roman" w:hAnsi="Times New Roman" w:cs="Times New Roman"/>
-                <w:noProof/>
-                <w:webHidden/>
-                <w:sz w:val="24"/>
-                <w:szCs w:val="24"/>
-              </w:rPr>
-            </w:r>
-            <w:r>
-              <w:rPr>
-                <w:rFonts w:ascii="Times New Roman" w:hAnsi="Times New Roman" w:cs="Times New Roman"/>
+                <w:b/>
+                <w:bCs/>
+                <w:noProof/>
+                <w:webHidden/>
+                <w:sz w:val="24"/>
+                <w:szCs w:val="24"/>
+              </w:rPr>
+              <w:instrText xml:space="preserve"> PAGEREF _Toc232260336 \h </w:instrText>
+            </w:r>
+            <w:r>
+              <w:rPr>
+                <w:rFonts w:ascii="Times New Roman" w:hAnsi="Times New Roman" w:cs="Times New Roman"/>
+                <w:b/>
+                <w:bCs/>
+                <w:noProof/>
+                <w:webHidden/>
+                <w:sz w:val="24"/>
+                <w:szCs w:val="24"/>
+              </w:rPr>
+            </w:r>
+            <w:r>
+              <w:rPr>
+                <w:rFonts w:ascii="Times New Roman" w:hAnsi="Times New Roman" w:cs="Times New Roman"/>
+                <w:b/>
+                <w:bCs/>
                 <w:noProof/>
                 <w:webHidden/>
                 <w:sz w:val="24"/>
@@ -3039,6 +3503,124 @@
             <w:r>
               <w:rPr>
                 <w:rFonts w:ascii="Times New Roman" w:hAnsi="Times New Roman" w:cs="Times New Roman"/>
+                <w:b/>
+                <w:bCs/>
+                <w:noProof/>
+                <w:webHidden/>
+                <w:sz w:val="24"/>
+                <w:szCs w:val="24"/>
+              </w:rPr>
+              <w:t>22</w:t>
+            </w:r>
+            <w:r>
+              <w:rPr>
+                <w:rFonts w:ascii="Times New Roman" w:hAnsi="Times New Roman" w:cs="Times New Roman"/>
+                <w:b/>
+                <w:bCs/>
+                <w:noProof/>
+                <w:webHidden/>
+                <w:sz w:val="24"/>
+                <w:szCs w:val="24"/>
+              </w:rPr>
+              <w:fldChar w:fldCharType="end"/>
+            </w:r>
+          </w:hyperlink>
+        </w:p>
+        <w:p>
+          <w:pPr>
+            <w:pStyle w:val="TOC1"/>
+            <w:tabs>
+              <w:tab w:val="right" w:leader="dot" w:pos="9350"/>
+            </w:tabs>
+            <w:rPr>
+              <w:rFonts w:ascii="Times New Roman" w:hAnsi="Times New Roman" w:cs="Times New Roman"/>
+              <w:b/>
+              <w:bCs/>
+              <w:noProof/>
+              <w:kern w:val="2"/>
+              <w:sz w:val="24"/>
+              <w:szCs w:val="24"/>
+              <w:lang w:val="en-AU" w:eastAsia="en-AU"/>
+              <w14:ligatures w14:val="standardContextual"/>
+            </w:rPr>
+          </w:pPr>
+          <w:hyperlink w:anchor="_Toc232260337" w:history="1">
+            <w:r>
+              <w:rPr>
+                <w:rStyle w:val="Hyperlink"/>
+                <w:rFonts w:ascii="Times New Roman" w:hAnsi="Times New Roman" w:cs="Times New Roman"/>
+                <w:b/>
+                <w:bCs/>
+                <w:noProof/>
+                <w:sz w:val="24"/>
+                <w:szCs w:val="24"/>
+              </w:rPr>
+              <w:t>8. GitHub link</w:t>
+            </w:r>
+            <w:r>
+              <w:rPr>
+                <w:rFonts w:ascii="Times New Roman" w:hAnsi="Times New Roman" w:cs="Times New Roman"/>
+                <w:b/>
+                <w:bCs/>
+                <w:noProof/>
+                <w:webHidden/>
+                <w:sz w:val="24"/>
+                <w:szCs w:val="24"/>
+              </w:rPr>
+              <w:tab/>
+            </w:r>
+            <w:r>
+              <w:rPr>
+                <w:rFonts w:ascii="Times New Roman" w:hAnsi="Times New Roman" w:cs="Times New Roman"/>
+                <w:b/>
+                <w:bCs/>
+                <w:noProof/>
+                <w:webHidden/>
+                <w:sz w:val="24"/>
+                <w:szCs w:val="24"/>
+              </w:rPr>
+              <w:fldChar w:fldCharType="begin"/>
+            </w:r>
+            <w:r>
+              <w:rPr>
+                <w:rFonts w:ascii="Times New Roman" w:hAnsi="Times New Roman" w:cs="Times New Roman"/>
+                <w:b/>
+                <w:bCs/>
+                <w:noProof/>
+                <w:webHidden/>
+                <w:sz w:val="24"/>
+                <w:szCs w:val="24"/>
+              </w:rPr>
+              <w:instrText xml:space="preserve"> PAGEREF _Toc232260337 \h </w:instrText>
+            </w:r>
+            <w:r>
+              <w:rPr>
+                <w:rFonts w:ascii="Times New Roman" w:hAnsi="Times New Roman" w:cs="Times New Roman"/>
+                <w:b/>
+                <w:bCs/>
+                <w:noProof/>
+                <w:webHidden/>
+                <w:sz w:val="24"/>
+                <w:szCs w:val="24"/>
+              </w:rPr>
+            </w:r>
+            <w:r>
+              <w:rPr>
+                <w:rFonts w:ascii="Times New Roman" w:hAnsi="Times New Roman" w:cs="Times New Roman"/>
+                <w:b/>
+                <w:bCs/>
+                <w:noProof/>
+                <w:webHidden/>
+                <w:sz w:val="24"/>
+                <w:szCs w:val="24"/>
+              </w:rPr>
+              <w:fldChar w:fldCharType="separate"/>
+            </w:r>
+            <w:r>
+              <w:rPr>
+                <w:rFonts w:ascii="Times New Roman" w:hAnsi="Times New Roman" w:cs="Times New Roman"/>
+                <w:b/>
+                <w:bCs/>
                 <w:noProof/>
                 <w:webHidden/>
                 <w:sz w:val="24"/>
@@ -3049,6 +3631,240 @@
             <w:r>
               <w:rPr>
                 <w:rFonts w:ascii="Times New Roman" w:hAnsi="Times New Roman" w:cs="Times New Roman"/>
+                <w:b/>
+                <w:bCs/>
+                <w:noProof/>
+                <w:webHidden/>
+                <w:sz w:val="24"/>
+                <w:szCs w:val="24"/>
+              </w:rPr>
+              <w:fldChar w:fldCharType="end"/>
+            </w:r>
+          </w:hyperlink>
+        </w:p>
+        <w:p>
+          <w:pPr>
+            <w:pStyle w:val="TOC1"/>
+            <w:tabs>
+              <w:tab w:val="right" w:leader="dot" w:pos="9350"/>
+            </w:tabs>
+            <w:rPr>
+              <w:rFonts w:ascii="Times New Roman" w:hAnsi="Times New Roman" w:cs="Times New Roman"/>
+              <w:b/>
+              <w:bCs/>
+              <w:noProof/>
+              <w:kern w:val="2"/>
+              <w:sz w:val="24"/>
+              <w:szCs w:val="24"/>
+              <w:lang w:val="en-AU" w:eastAsia="en-AU"/>
+              <w14:ligatures w14:val="standardContextual"/>
+            </w:rPr>
+          </w:pPr>
+          <w:hyperlink w:anchor="_Toc232260338" w:history="1">
+            <w:r>
+              <w:rPr>
+                <w:rStyle w:val="Hyperlink"/>
+                <w:rFonts w:ascii="Times New Roman" w:hAnsi="Times New Roman" w:cs="Times New Roman"/>
+                <w:b/>
+                <w:bCs/>
+                <w:noProof/>
+                <w:sz w:val="24"/>
+                <w:szCs w:val="24"/>
+              </w:rPr>
+              <w:t>Appendix A: How to Run the Project</w:t>
+            </w:r>
+            <w:r>
+              <w:rPr>
+                <w:rFonts w:ascii="Times New Roman" w:hAnsi="Times New Roman" w:cs="Times New Roman"/>
+                <w:b/>
+                <w:bCs/>
+                <w:noProof/>
+                <w:webHidden/>
+                <w:sz w:val="24"/>
+                <w:szCs w:val="24"/>
+              </w:rPr>
+              <w:tab/>
+            </w:r>
+            <w:r>
+              <w:rPr>
+                <w:rFonts w:ascii="Times New Roman" w:hAnsi="Times New Roman" w:cs="Times New Roman"/>
+                <w:b/>
+                <w:bCs/>
+                <w:noProof/>
+                <w:webHidden/>
+                <w:sz w:val="24"/>
+                <w:szCs w:val="24"/>
+              </w:rPr>
+              <w:fldChar w:fldCharType="begin"/>
+            </w:r>
+            <w:r>
+              <w:rPr>
+                <w:rFonts w:ascii="Times New Roman" w:hAnsi="Times New Roman" w:cs="Times New Roman"/>
+                <w:b/>
+                <w:bCs/>
+                <w:noProof/>
+                <w:webHidden/>
+                <w:sz w:val="24"/>
+                <w:szCs w:val="24"/>
+              </w:rPr>
+              <w:instrText xml:space="preserve"> PAGEREF _Toc232260338 \h </w:instrText>
+            </w:r>
+            <w:r>
+              <w:rPr>
+                <w:rFonts w:ascii="Times New Roman" w:hAnsi="Times New Roman" w:cs="Times New Roman"/>
+                <w:b/>
+                <w:bCs/>
+                <w:noProof/>
+                <w:webHidden/>
+                <w:sz w:val="24"/>
+                <w:szCs w:val="24"/>
+              </w:rPr>
+            </w:r>
+            <w:r>
+              <w:rPr>
+                <w:rFonts w:ascii="Times New Roman" w:hAnsi="Times New Roman" w:cs="Times New Roman"/>
+                <w:b/>
+                <w:bCs/>
+                <w:noProof/>
+                <w:webHidden/>
+                <w:sz w:val="24"/>
+                <w:szCs w:val="24"/>
+              </w:rPr>
+              <w:fldChar w:fldCharType="separate"/>
+            </w:r>
+            <w:r>
+              <w:rPr>
+                <w:rFonts w:ascii="Times New Roman" w:hAnsi="Times New Roman" w:cs="Times New Roman"/>
+                <w:b/>
+                <w:bCs/>
+                <w:noProof/>
+                <w:webHidden/>
+                <w:sz w:val="24"/>
+                <w:szCs w:val="24"/>
+              </w:rPr>
+              <w:t>23</w:t>
+            </w:r>
+            <w:r>
+              <w:rPr>
+                <w:rFonts w:ascii="Times New Roman" w:hAnsi="Times New Roman" w:cs="Times New Roman"/>
+                <w:b/>
+                <w:bCs/>
+                <w:noProof/>
+                <w:webHidden/>
+                <w:sz w:val="24"/>
+                <w:szCs w:val="24"/>
+              </w:rPr>
+              <w:fldChar w:fldCharType="end"/>
+            </w:r>
+          </w:hyperlink>
+        </w:p>
+        <w:p>
+          <w:pPr>
+            <w:pStyle w:val="TOC1"/>
+            <w:tabs>
+              <w:tab w:val="right" w:leader="dot" w:pos="9350"/>
+            </w:tabs>
+            <w:rPr>
+              <w:rFonts w:ascii="Times New Roman" w:hAnsi="Times New Roman" w:cs="Times New Roman"/>
+              <w:b/>
+              <w:bCs/>
+              <w:noProof/>
+              <w:kern w:val="2"/>
+              <w:sz w:val="24"/>
+              <w:szCs w:val="24"/>
+              <w:lang w:val="en-AU" w:eastAsia="en-AU"/>
+              <w14:ligatures w14:val="standardContextual"/>
+            </w:rPr>
+          </w:pPr>
+          <w:hyperlink w:anchor="_Toc232260339" w:history="1">
+            <w:r>
+              <w:rPr>
+                <w:rStyle w:val="Hyperlink"/>
+                <w:rFonts w:ascii="Times New Roman" w:hAnsi="Times New Roman" w:cs="Times New Roman"/>
+                <w:b/>
+                <w:bCs/>
+                <w:noProof/>
+                <w:sz w:val="24"/>
+                <w:szCs w:val="24"/>
+              </w:rPr>
+              <w:t>Appendix B: Task Distribution</w:t>
+            </w:r>
+            <w:r>
+              <w:rPr>
+                <w:rFonts w:ascii="Times New Roman" w:hAnsi="Times New Roman" w:cs="Times New Roman"/>
+                <w:b/>
+                <w:bCs/>
+                <w:noProof/>
+                <w:webHidden/>
+                <w:sz w:val="24"/>
+                <w:szCs w:val="24"/>
+              </w:rPr>
+              <w:tab/>
+            </w:r>
+            <w:r>
+              <w:rPr>
+                <w:rFonts w:ascii="Times New Roman" w:hAnsi="Times New Roman" w:cs="Times New Roman"/>
+                <w:b/>
+                <w:bCs/>
+                <w:noProof/>
+                <w:webHidden/>
+                <w:sz w:val="24"/>
+                <w:szCs w:val="24"/>
+              </w:rPr>
+              <w:fldChar w:fldCharType="begin"/>
+            </w:r>
+            <w:r>
+              <w:rPr>
+                <w:rFonts w:ascii="Times New Roman" w:hAnsi="Times New Roman" w:cs="Times New Roman"/>
+                <w:b/>
+                <w:bCs/>
+                <w:noProof/>
+                <w:webHidden/>
+                <w:sz w:val="24"/>
+                <w:szCs w:val="24"/>
+              </w:rPr>
+              <w:instrText xml:space="preserve"> PAGEREF _Toc232260339 \h </w:instrText>
+            </w:r>
+            <w:r>
+              <w:rPr>
+                <w:rFonts w:ascii="Times New Roman" w:hAnsi="Times New Roman" w:cs="Times New Roman"/>
+                <w:b/>
+                <w:bCs/>
+                <w:noProof/>
+                <w:webHidden/>
+                <w:sz w:val="24"/>
+                <w:szCs w:val="24"/>
+              </w:rPr>
+            </w:r>
+            <w:r>
+              <w:rPr>
+                <w:rFonts w:ascii="Times New Roman" w:hAnsi="Times New Roman" w:cs="Times New Roman"/>
+                <w:b/>
+                <w:bCs/>
+                <w:noProof/>
+                <w:webHidden/>
+                <w:sz w:val="24"/>
+                <w:szCs w:val="24"/>
+              </w:rPr>
+              <w:fldChar w:fldCharType="separate"/>
+            </w:r>
+            <w:r>
+              <w:rPr>
+                <w:rFonts w:ascii="Times New Roman" w:hAnsi="Times New Roman" w:cs="Times New Roman"/>
+                <w:b/>
+                <w:bCs/>
+                <w:noProof/>
+                <w:webHidden/>
+                <w:sz w:val="24"/>
+                <w:szCs w:val="24"/>
+              </w:rPr>
+              <w:t>24</w:t>
+            </w:r>
+            <w:r>
+              <w:rPr>
+                <w:rFonts w:ascii="Times New Roman" w:hAnsi="Times New Roman" w:cs="Times New Roman"/>
+                <w:b/>
+                <w:bCs/>
                 <w:noProof/>
                 <w:webHidden/>
                 <w:sz w:val="24"/>
@@ -3076,20 +3892,6 @@
     </w:sdt>
     <w:p>
       <w:pPr>
-        <w:spacing w:line="360" w:lineRule="auto"/>
-        <w:jc w:val="both"/>
-        <w:rPr>
-          <w:rFonts w:eastAsiaTheme="majorEastAsia"/>
-          <w:b/>
-          <w:bCs/>
-        </w:rPr>
-      </w:pPr>
-      <w:r>
-        <w:br w:type="page"/>
-      </w:r>
-    </w:p>
-    <w:p>
-      <w:pPr>
         <w:pStyle w:val="Heading1"/>
         <w:spacing w:line="360" w:lineRule="auto"/>
         <w:jc w:val="both"/>
@@ -3102,7 +3904,7 @@
           <w:szCs w:val="28"/>
         </w:rPr>
       </w:pPr>
-      <w:bookmarkStart w:id="0" w:name="_Toc231031730"/>
+      <w:bookmarkStart w:id="0" w:name="_Toc232260311"/>
       <w:r>
         <w:rPr>
           <w:rFonts w:ascii="Times New Roman" w:hAnsi="Times New Roman" w:cs="Times New Roman"/>
@@ -3131,7 +3933,7 @@
           <w:szCs w:val="24"/>
         </w:rPr>
       </w:pPr>
-      <w:bookmarkStart w:id="1" w:name="_Toc231031731"/>
+      <w:bookmarkStart w:id="1" w:name="_Toc232260312"/>
       <w:r>
         <w:rPr>
           <w:rFonts w:ascii="Times New Roman" w:hAnsi="Times New Roman" w:cs="Times New Roman"/>
@@ -3168,7 +3970,7 @@
           <w:szCs w:val="24"/>
         </w:rPr>
       </w:pPr>
-      <w:bookmarkStart w:id="2" w:name="_Toc231031732"/>
+      <w:bookmarkStart w:id="2" w:name="_Toc232260313"/>
       <w:r>
         <w:rPr>
           <w:rFonts w:ascii="Times New Roman" w:hAnsi="Times New Roman" w:cs="Times New Roman"/>
@@ -3534,7 +4336,7 @@
           <w:szCs w:val="24"/>
         </w:rPr>
       </w:pPr>
-      <w:bookmarkStart w:id="3" w:name="_Toc231031733"/>
+      <w:bookmarkStart w:id="3" w:name="_Toc232260314"/>
       <w:r>
         <w:rPr>
           <w:rFonts w:ascii="Times New Roman" w:hAnsi="Times New Roman" w:cs="Times New Roman"/>
@@ -3745,7 +4547,7 @@
           <w:szCs w:val="24"/>
         </w:rPr>
       </w:pPr>
-      <w:bookmarkStart w:id="4" w:name="_Toc231031734"/>
+      <w:bookmarkStart w:id="4" w:name="_Toc232260315"/>
       <w:r>
         <w:rPr>
           <w:rFonts w:ascii="Times New Roman" w:hAnsi="Times New Roman" w:cs="Times New Roman"/>
@@ -3953,7 +4755,7 @@
           <w:szCs w:val="24"/>
         </w:rPr>
       </w:pPr>
-      <w:bookmarkStart w:id="5" w:name="_Toc231031735"/>
+      <w:bookmarkStart w:id="5" w:name="_Toc232260316"/>
       <w:r>
         <w:rPr>
           <w:rFonts w:ascii="Times New Roman" w:hAnsi="Times New Roman" w:cs="Times New Roman"/>
@@ -4086,7 +4888,7 @@
           <w:szCs w:val="24"/>
         </w:rPr>
       </w:pPr>
-      <w:bookmarkStart w:id="6" w:name="_Toc231031736"/>
+      <w:bookmarkStart w:id="6" w:name="_Toc232260317"/>
       <w:r>
         <w:rPr>
           <w:rFonts w:ascii="Times New Roman" w:hAnsi="Times New Roman" w:cs="Times New Roman"/>
@@ -4115,7 +4917,7 @@
           <w:szCs w:val="24"/>
         </w:rPr>
       </w:pPr>
-      <w:bookmarkStart w:id="7" w:name="_Toc231031737"/>
+      <w:bookmarkStart w:id="7" w:name="_Toc232260318"/>
       <w:r>
         <w:rPr>
           <w:rFonts w:cs="Times New Roman"/>
@@ -4160,7 +4962,7 @@
           <w:szCs w:val="24"/>
         </w:rPr>
       </w:pPr>
-      <w:bookmarkStart w:id="8" w:name="_Toc231031738"/>
+      <w:bookmarkStart w:id="8" w:name="_Toc232260319"/>
       <w:r>
         <w:rPr>
           <w:rFonts w:cs="Times New Roman"/>
@@ -4214,7 +5016,7 @@
           <w:szCs w:val="28"/>
         </w:rPr>
       </w:pPr>
-      <w:bookmarkStart w:id="9" w:name="_Toc231031739"/>
+      <w:bookmarkStart w:id="9" w:name="_Toc232260320"/>
       <w:r>
         <w:rPr>
           <w:rFonts w:ascii="Times New Roman" w:hAnsi="Times New Roman" w:cs="Times New Roman"/>
@@ -4243,7 +5045,7 @@
           <w:szCs w:val="24"/>
         </w:rPr>
       </w:pPr>
-      <w:bookmarkStart w:id="10" w:name="_Toc231031740"/>
+      <w:bookmarkStart w:id="10" w:name="_Toc232260321"/>
       <w:r>
         <w:rPr>
           <w:rFonts w:ascii="Times New Roman" w:hAnsi="Times New Roman" w:cs="Times New Roman"/>
@@ -4405,7 +5207,7 @@
           <w:szCs w:val="24"/>
         </w:rPr>
       </w:pPr>
-      <w:bookmarkStart w:id="11" w:name="_Toc231031741"/>
+      <w:bookmarkStart w:id="11" w:name="_Toc232260322"/>
       <w:r>
         <w:rPr>
           <w:rFonts w:ascii="Times New Roman" w:hAnsi="Times New Roman" w:cs="Times New Roman"/>
@@ -4505,7 +5307,7 @@
           <w:szCs w:val="24"/>
         </w:rPr>
       </w:pPr>
-      <w:bookmarkStart w:id="12" w:name="_Toc231031742"/>
+      <w:bookmarkStart w:id="12" w:name="_Toc232260323"/>
       <w:r>
         <w:rPr>
           <w:rFonts w:ascii="Times New Roman" w:hAnsi="Times New Roman" w:cs="Times New Roman"/>
@@ -4675,7 +5477,7 @@
           <w:szCs w:val="24"/>
         </w:rPr>
       </w:pPr>
-      <w:bookmarkStart w:id="13" w:name="_Toc231031743"/>
+      <w:bookmarkStart w:id="13" w:name="_Toc232260324"/>
       <w:r>
         <w:rPr>
           <w:rFonts w:ascii="Times New Roman" w:hAnsi="Times New Roman" w:cs="Times New Roman"/>
@@ -4796,7 +5598,7 @@
           <w:szCs w:val="24"/>
         </w:rPr>
       </w:pPr>
-      <w:bookmarkStart w:id="14" w:name="_Toc231031744"/>
+      <w:bookmarkStart w:id="14" w:name="_Toc232260325"/>
       <w:r>
         <w:rPr>
           <w:rFonts w:ascii="Times New Roman" w:hAnsi="Times New Roman" w:cs="Times New Roman"/>
@@ -4936,7 +5738,7 @@
           <w:szCs w:val="28"/>
         </w:rPr>
       </w:pPr>
-      <w:bookmarkStart w:id="15" w:name="_Toc231031745"/>
+      <w:bookmarkStart w:id="15" w:name="_Toc232260326"/>
       <w:r>
         <w:rPr>
           <w:rFonts w:ascii="Times New Roman" w:hAnsi="Times New Roman" w:cs="Times New Roman"/>
@@ -7041,7 +7843,7 @@
           <w:szCs w:val="24"/>
         </w:rPr>
       </w:pPr>
-      <w:bookmarkStart w:id="16" w:name="_Toc231031746"/>
+      <w:bookmarkStart w:id="16" w:name="_Toc232260327"/>
       <w:r>
         <w:rPr>
           <w:rFonts w:ascii="Times New Roman" w:hAnsi="Times New Roman" w:cs="Times New Roman"/>
@@ -7238,7 +8040,7 @@
           <w:szCs w:val="28"/>
         </w:rPr>
       </w:pPr>
-      <w:bookmarkStart w:id="17" w:name="_Toc231031747"/>
+      <w:bookmarkStart w:id="17" w:name="_Toc232260328"/>
       <w:r>
         <w:rPr>
           <w:rFonts w:ascii="Times New Roman" w:hAnsi="Times New Roman" w:cs="Times New Roman"/>
@@ -7267,7 +8069,7 @@
           <w:szCs w:val="24"/>
         </w:rPr>
       </w:pPr>
-      <w:bookmarkStart w:id="18" w:name="_Toc231031748"/>
+      <w:bookmarkStart w:id="18" w:name="_Toc232260329"/>
       <w:r>
         <w:rPr>
           <w:rFonts w:ascii="Times New Roman" w:hAnsi="Times New Roman" w:cs="Times New Roman"/>
@@ -7413,7 +8215,7 @@
           <w:szCs w:val="24"/>
         </w:rPr>
       </w:pPr>
-      <w:bookmarkStart w:id="19" w:name="_Toc231031749"/>
+      <w:bookmarkStart w:id="19" w:name="_Toc232260330"/>
       <w:r>
         <w:rPr>
           <w:rFonts w:ascii="Times New Roman" w:hAnsi="Times New Roman" w:cs="Times New Roman"/>
@@ -7739,7 +8541,7 @@
           <w:szCs w:val="24"/>
         </w:rPr>
       </w:pPr>
-      <w:bookmarkStart w:id="20" w:name="_Toc231031750"/>
+      <w:bookmarkStart w:id="20" w:name="_Toc232260331"/>
       <w:r>
         <w:rPr>
           <w:rFonts w:ascii="Times New Roman" w:hAnsi="Times New Roman" w:cs="Times New Roman"/>
@@ -7946,7 +8748,7 @@
           <w:szCs w:val="24"/>
         </w:rPr>
       </w:pPr>
-      <w:bookmarkStart w:id="21" w:name="_Toc231031751"/>
+      <w:bookmarkStart w:id="21" w:name="_Toc232260332"/>
       <w:r>
         <w:rPr>
           <w:rFonts w:ascii="Times New Roman" w:hAnsi="Times New Roman" w:cs="Times New Roman"/>
@@ -8093,7 +8895,7 @@
           <w:szCs w:val="24"/>
         </w:rPr>
       </w:pPr>
-      <w:bookmarkStart w:id="22" w:name="_Toc231031752"/>
+      <w:bookmarkStart w:id="22" w:name="_Toc232260333"/>
       <w:r>
         <w:rPr>
           <w:rFonts w:ascii="Times New Roman" w:hAnsi="Times New Roman" w:cs="Times New Roman"/>
@@ -8240,7 +9042,7 @@
           <w:szCs w:val="24"/>
         </w:rPr>
       </w:pPr>
-      <w:bookmarkStart w:id="23" w:name="_Toc231031753"/>
+      <w:bookmarkStart w:id="23" w:name="_Toc232260334"/>
       <w:r>
         <w:rPr>
           <w:rFonts w:ascii="Times New Roman" w:hAnsi="Times New Roman" w:cs="Times New Roman"/>
@@ -8321,6 +9123,12 @@
     </w:p>
     <w:p>
       <w:pPr>
+        <w:spacing w:line="360" w:lineRule="auto"/>
+        <w:jc w:val="both"/>
+      </w:pPr>
+    </w:p>
+    <w:p>
+      <w:pPr>
         <w:pStyle w:val="Heading1"/>
         <w:spacing w:line="360" w:lineRule="auto"/>
         <w:jc w:val="both"/>
@@ -8333,7 +9141,7 @@
           <w:szCs w:val="28"/>
         </w:rPr>
       </w:pPr>
-      <w:bookmarkStart w:id="24" w:name="_Toc231031754"/>
+      <w:bookmarkStart w:id="24" w:name="_Toc232260335"/>
       <w:r>
         <w:rPr>
           <w:rFonts w:ascii="Times New Roman" w:hAnsi="Times New Roman" w:cs="Times New Roman"/>
@@ -8343,6 +9151,7 @@
           <w:sz w:val="28"/>
           <w:szCs w:val="28"/>
         </w:rPr>
+        <w:lastRenderedPageBreak/>
         <w:t>6. Conclusion</w:t>
       </w:r>
       <w:bookmarkEnd w:id="24"/>
@@ -8362,11 +9171,7 @@
       </w:r>
       <w:proofErr w:type="spellEnd"/>
       <w:r>
-        <w:t xml:space="preserve"> all requirements outlined in the COIT20258 Assignment 3 </w:t>
-      </w:r>
-      <w:r>
-        <w:lastRenderedPageBreak/>
-        <w:t xml:space="preserve">specification. The system consists of a client implemented in JavaFX with an MVC structure, a server implemented with multiple threads using an </w:t>
+        <w:t xml:space="preserve"> all requirements outlined in the COIT20258 Assignment 3 specification. The system consists of a client implemented in JavaFX with an MVC structure, a server implemented with multiple threads using an </w:t>
       </w:r>
       <w:proofErr w:type="spellStart"/>
       <w:r>
@@ -8374,7 +9179,13 @@
       </w:r>
       <w:proofErr w:type="spellEnd"/>
       <w:r>
-        <w:t xml:space="preserve"> thread pool with 20 concurrent connections on port 9090, and a relational database implemented on MySQL with 7 tables (created by the system).</w:t>
+        <w:t xml:space="preserve"> thread pool with 20 concurrent connections on port 9090, and a relational database implemented on MySQL with </w:t>
+      </w:r>
+      <w:r>
+        <w:t>8</w:t>
+      </w:r>
+      <w:r>
+        <w:t xml:space="preserve"> tables (created by the system).</w:t>
       </w:r>
     </w:p>
     <w:p>
@@ -8439,7 +9250,7 @@
           <w:szCs w:val="28"/>
         </w:rPr>
       </w:pPr>
-      <w:bookmarkStart w:id="25" w:name="_Toc231031755"/>
+      <w:bookmarkStart w:id="25" w:name="_Toc232260336"/>
       <w:r>
         <w:rPr>
           <w:rFonts w:ascii="Times New Roman" w:hAnsi="Times New Roman" w:cs="Times New Roman"/>
@@ -8692,6 +9503,7 @@
           <w:szCs w:val="28"/>
         </w:rPr>
       </w:pPr>
+      <w:bookmarkStart w:id="26" w:name="_Toc232260337"/>
       <w:r>
         <w:rPr>
           <w:rFonts w:ascii="Times New Roman" w:hAnsi="Times New Roman" w:cs="Times New Roman"/>
@@ -8724,9 +9536,853 @@
           <w:sz w:val="28"/>
           <w:szCs w:val="28"/>
         </w:rPr>
-        <w:t>Appendix</w:t>
-      </w:r>
-    </w:p>
+        <w:t>GitHub link</w:t>
+      </w:r>
+      <w:bookmarkEnd w:id="26"/>
+    </w:p>
+    <w:p>
+      <w:hyperlink r:id="rId28" w:history="1">
+        <w:r>
+          <w:rPr>
+            <w:rStyle w:val="Hyperlink"/>
+          </w:rPr>
+          <w:t>https://github.com/pketul2212/COIT20258-Assignment3</w:t>
+        </w:r>
+      </w:hyperlink>
+    </w:p>
+    <w:p>
+      <w:pPr>
+        <w:pStyle w:val="Heading1"/>
+        <w:spacing w:line="360" w:lineRule="auto"/>
+        <w:jc w:val="both"/>
+        <w:rPr>
+          <w:rFonts w:ascii="Times New Roman" w:hAnsi="Times New Roman" w:cs="Times New Roman"/>
+          <w:b/>
+          <w:bCs/>
+          <w:color w:val="auto"/>
+          <w:sz w:val="28"/>
+          <w:szCs w:val="28"/>
+        </w:rPr>
+      </w:pPr>
+      <w:bookmarkStart w:id="27" w:name="_Toc232260338"/>
+      <w:r>
+        <w:rPr>
+          <w:rFonts w:ascii="Times New Roman" w:hAnsi="Times New Roman" w:cs="Times New Roman"/>
+          <w:b/>
+          <w:bCs/>
+          <w:color w:val="auto"/>
+          <w:sz w:val="28"/>
+          <w:szCs w:val="28"/>
+        </w:rPr>
+        <w:t>Appendix A: How to Run the Project</w:t>
+      </w:r>
+      <w:bookmarkEnd w:id="27"/>
+    </w:p>
+    <w:p>
+      <w:pPr>
+        <w:pStyle w:val="ListParagraph"/>
+        <w:numPr>
+          <w:ilvl w:val="0"/>
+          <w:numId w:val="2"/>
+        </w:numPr>
+        <w:spacing w:after="120" w:line="360" w:lineRule="auto"/>
+        <w:jc w:val="both"/>
+      </w:pPr>
+      <w:r>
+        <w:t>Open Apache NetBeans.</w:t>
+      </w:r>
+    </w:p>
+    <w:p>
+      <w:pPr>
+        <w:pStyle w:val="ListParagraph"/>
+        <w:numPr>
+          <w:ilvl w:val="0"/>
+          <w:numId w:val="2"/>
+        </w:numPr>
+        <w:spacing w:after="120" w:line="360" w:lineRule="auto"/>
+        <w:jc w:val="both"/>
+      </w:pPr>
+      <w:r>
+        <w:t>Select File → Open Project.</w:t>
+      </w:r>
+    </w:p>
+    <w:p>
+      <w:pPr>
+        <w:pStyle w:val="ListParagraph"/>
+        <w:numPr>
+          <w:ilvl w:val="0"/>
+          <w:numId w:val="2"/>
+        </w:numPr>
+        <w:spacing w:after="120" w:line="360" w:lineRule="auto"/>
+        <w:jc w:val="both"/>
+      </w:pPr>
+      <w:r>
+        <w:t>Choose the DRS-Enhanced project folder.</w:t>
+      </w:r>
+    </w:p>
+    <w:p>
+      <w:pPr>
+        <w:pStyle w:val="ListParagraph"/>
+        <w:numPr>
+          <w:ilvl w:val="0"/>
+          <w:numId w:val="2"/>
+        </w:numPr>
+        <w:spacing w:after="120" w:line="360" w:lineRule="auto"/>
+        <w:jc w:val="both"/>
+      </w:pPr>
+      <w:r>
+        <w:t>Ensure MySQL Server is running.</w:t>
+      </w:r>
+    </w:p>
+    <w:p>
+      <w:pPr>
+        <w:pStyle w:val="ListParagraph"/>
+        <w:numPr>
+          <w:ilvl w:val="0"/>
+          <w:numId w:val="2"/>
+        </w:numPr>
+        <w:spacing w:after="120" w:line="360" w:lineRule="auto"/>
+        <w:jc w:val="both"/>
+      </w:pPr>
+      <w:r>
+        <w:t>Unzip</w:t>
+      </w:r>
+      <w:r>
+        <w:t xml:space="preserve"> </w:t>
+      </w:r>
+      <w:r>
+        <w:t>resources.zip file.</w:t>
+      </w:r>
+    </w:p>
+    <w:p>
+      <w:pPr>
+        <w:pStyle w:val="ListParagraph"/>
+        <w:numPr>
+          <w:ilvl w:val="0"/>
+          <w:numId w:val="2"/>
+        </w:numPr>
+        <w:spacing w:after="120" w:line="360" w:lineRule="auto"/>
+        <w:jc w:val="both"/>
+      </w:pPr>
+      <w:r>
+        <w:t xml:space="preserve">Right click on </w:t>
+      </w:r>
+      <w:r>
+        <w:t>DRS-Enhanced project</w:t>
+      </w:r>
+      <w:r>
+        <w:t>.</w:t>
+      </w:r>
+    </w:p>
+    <w:p>
+      <w:pPr>
+        <w:pStyle w:val="ListParagraph"/>
+        <w:numPr>
+          <w:ilvl w:val="0"/>
+          <w:numId w:val="2"/>
+        </w:numPr>
+        <w:spacing w:after="120" w:line="360" w:lineRule="auto"/>
+        <w:jc w:val="both"/>
+      </w:pPr>
+      <w:r>
+        <w:t>Click on Libraries.</w:t>
+      </w:r>
+    </w:p>
+    <w:p>
+      <w:pPr>
+        <w:pStyle w:val="ListParagraph"/>
+        <w:numPr>
+          <w:ilvl w:val="0"/>
+          <w:numId w:val="2"/>
+        </w:numPr>
+        <w:spacing w:after="120" w:line="360" w:lineRule="auto"/>
+        <w:jc w:val="both"/>
+      </w:pPr>
+      <w:r>
+        <w:t>Remove old jar files.</w:t>
+      </w:r>
+    </w:p>
+    <w:p>
+      <w:pPr>
+        <w:pStyle w:val="ListParagraph"/>
+        <w:numPr>
+          <w:ilvl w:val="0"/>
+          <w:numId w:val="2"/>
+        </w:numPr>
+        <w:spacing w:after="120" w:line="360" w:lineRule="auto"/>
+        <w:jc w:val="both"/>
+      </w:pPr>
+      <w:r>
+        <w:t xml:space="preserve">Click on (+) icon, and upload jar files from </w:t>
+      </w:r>
+      <w:r>
+        <w:t>resources.zip</w:t>
+      </w:r>
+      <w:r>
+        <w:t>.</w:t>
+      </w:r>
+    </w:p>
+    <w:p>
+      <w:pPr>
+        <w:pStyle w:val="ListParagraph"/>
+        <w:numPr>
+          <w:ilvl w:val="0"/>
+          <w:numId w:val="2"/>
+        </w:numPr>
+        <w:spacing w:after="120" w:line="360" w:lineRule="auto"/>
+        <w:jc w:val="both"/>
+      </w:pPr>
+      <w:r>
+        <w:t>Click on Ok.</w:t>
+      </w:r>
+    </w:p>
+    <w:p>
+      <w:pPr>
+        <w:pStyle w:val="ListParagraph"/>
+        <w:numPr>
+          <w:ilvl w:val="0"/>
+          <w:numId w:val="2"/>
+        </w:numPr>
+        <w:spacing w:after="120" w:line="360" w:lineRule="auto"/>
+        <w:jc w:val="both"/>
+      </w:pPr>
+      <w:r>
+        <w:t>Clean and build the project.</w:t>
+      </w:r>
+    </w:p>
+    <w:p>
+      <w:pPr>
+        <w:pStyle w:val="ListParagraph"/>
+        <w:numPr>
+          <w:ilvl w:val="0"/>
+          <w:numId w:val="2"/>
+        </w:numPr>
+        <w:spacing w:after="120" w:line="360" w:lineRule="auto"/>
+        <w:jc w:val="both"/>
+      </w:pPr>
+      <w:r>
+        <w:t xml:space="preserve">Run </w:t>
+      </w:r>
+      <w:proofErr w:type="spellStart"/>
+      <w:proofErr w:type="gramStart"/>
+      <w:r>
+        <w:t>server.DRSServer</w:t>
+      </w:r>
+      <w:proofErr w:type="spellEnd"/>
+      <w:proofErr w:type="gramEnd"/>
+      <w:r>
+        <w:t xml:space="preserve"> first.</w:t>
+      </w:r>
+    </w:p>
+    <w:p>
+      <w:pPr>
+        <w:pStyle w:val="ListParagraph"/>
+        <w:numPr>
+          <w:ilvl w:val="0"/>
+          <w:numId w:val="2"/>
+        </w:numPr>
+        <w:spacing w:after="120" w:line="360" w:lineRule="auto"/>
+        <w:jc w:val="both"/>
+      </w:pPr>
+      <w:r>
+        <w:t xml:space="preserve">Run </w:t>
+      </w:r>
+      <w:proofErr w:type="spellStart"/>
+      <w:proofErr w:type="gramStart"/>
+      <w:r>
+        <w:t>client.DRSClientApp</w:t>
+      </w:r>
+      <w:proofErr w:type="spellEnd"/>
+      <w:proofErr w:type="gramEnd"/>
+      <w:r>
+        <w:t>.</w:t>
+      </w:r>
+    </w:p>
+    <w:p>
+      <w:pPr>
+        <w:pStyle w:val="ListParagraph"/>
+        <w:numPr>
+          <w:ilvl w:val="0"/>
+          <w:numId w:val="2"/>
+        </w:numPr>
+        <w:spacing w:after="120" w:line="360" w:lineRule="auto"/>
+        <w:jc w:val="both"/>
+      </w:pPr>
+      <w:r>
+        <w:t>Login using the test credentials shown in the login screen</w:t>
+      </w:r>
+    </w:p>
+    <w:p>
+      <w:pPr>
+        <w:pStyle w:val="ListParagraph"/>
+        <w:numPr>
+          <w:ilvl w:val="0"/>
+          <w:numId w:val="2"/>
+        </w:numPr>
+        <w:spacing w:after="120" w:line="360" w:lineRule="auto"/>
+        <w:jc w:val="both"/>
+      </w:pPr>
+      <w:r>
+        <w:t>Test disaster reporting, priority sorting, team assignment, resource allocation, user management, and audit log.</w:t>
+      </w:r>
+    </w:p>
+    <w:p/>
+    <w:p/>
+    <w:p/>
+    <w:p/>
+    <w:p/>
+    <w:p/>
+    <w:p/>
+    <w:p/>
+    <w:p/>
+    <w:p/>
+    <w:p/>
+    <w:p/>
+    <w:p/>
+    <w:p/>
+    <w:p/>
+    <w:p/>
+    <w:p>
+      <w:pPr>
+        <w:pStyle w:val="Heading1"/>
+        <w:spacing w:line="360" w:lineRule="auto"/>
+        <w:jc w:val="both"/>
+        <w:rPr>
+          <w:rFonts w:ascii="Times New Roman" w:hAnsi="Times New Roman" w:cs="Times New Roman"/>
+          <w:b/>
+          <w:bCs/>
+          <w:color w:val="auto"/>
+          <w:sz w:val="28"/>
+          <w:szCs w:val="28"/>
+        </w:rPr>
+      </w:pPr>
+      <w:bookmarkStart w:id="28" w:name="_Toc232260339"/>
+      <w:r>
+        <w:rPr>
+          <w:rFonts w:ascii="Times New Roman" w:hAnsi="Times New Roman" w:cs="Times New Roman"/>
+          <w:b/>
+          <w:bCs/>
+          <w:color w:val="auto"/>
+          <w:sz w:val="28"/>
+          <w:szCs w:val="28"/>
+        </w:rPr>
+        <w:lastRenderedPageBreak/>
+        <w:t xml:space="preserve">Appendix </w:t>
+      </w:r>
+      <w:r>
+        <w:rPr>
+          <w:rFonts w:ascii="Times New Roman" w:hAnsi="Times New Roman" w:cs="Times New Roman"/>
+          <w:b/>
+          <w:bCs/>
+          <w:color w:val="auto"/>
+          <w:sz w:val="28"/>
+          <w:szCs w:val="28"/>
+        </w:rPr>
+        <w:t>B</w:t>
+      </w:r>
+      <w:r>
+        <w:rPr>
+          <w:rFonts w:ascii="Times New Roman" w:hAnsi="Times New Roman" w:cs="Times New Roman"/>
+          <w:b/>
+          <w:bCs/>
+          <w:color w:val="auto"/>
+          <w:sz w:val="28"/>
+          <w:szCs w:val="28"/>
+        </w:rPr>
+        <w:t xml:space="preserve">: </w:t>
+      </w:r>
+      <w:r>
+        <w:rPr>
+          <w:rFonts w:ascii="Times New Roman" w:hAnsi="Times New Roman" w:cs="Times New Roman"/>
+          <w:b/>
+          <w:bCs/>
+          <w:color w:val="auto"/>
+          <w:sz w:val="28"/>
+          <w:szCs w:val="28"/>
+        </w:rPr>
+        <w:t>Task Distribution</w:t>
+      </w:r>
+      <w:bookmarkEnd w:id="28"/>
+    </w:p>
+    <w:tbl>
+      <w:tblPr>
+        <w:tblStyle w:val="GridTable1Light"/>
+        <w:tblW w:w="0" w:type="auto"/>
+        <w:tblLook w:val="04A0" w:firstRow="1" w:lastRow="0" w:firstColumn="1" w:lastColumn="0" w:noHBand="0" w:noVBand="1"/>
+      </w:tblPr>
+      <w:tblGrid>
+        <w:gridCol w:w="2147"/>
+        <w:gridCol w:w="1283"/>
+        <w:gridCol w:w="3198"/>
+        <w:gridCol w:w="2722"/>
+      </w:tblGrid>
+      <w:tr>
+        <w:trPr>
+          <w:cnfStyle w:val="100000000000" w:firstRow="1" w:lastRow="0" w:firstColumn="0" w:lastColumn="0" w:oddVBand="0" w:evenVBand="0" w:oddHBand="0" w:evenHBand="0" w:firstRowFirstColumn="0" w:firstRowLastColumn="0" w:lastRowFirstColumn="0" w:lastRowLastColumn="0"/>
+        </w:trPr>
+        <w:tc>
+          <w:tcPr>
+            <w:cnfStyle w:val="001000000000" w:firstRow="0" w:lastRow="0" w:firstColumn="1" w:lastColumn="0" w:oddVBand="0" w:evenVBand="0" w:oddHBand="0" w:evenHBand="0" w:firstRowFirstColumn="0" w:firstRowLastColumn="0" w:lastRowFirstColumn="0" w:lastRowLastColumn="0"/>
+            <w:tcW w:w="2147" w:type="dxa"/>
+          </w:tcPr>
+          <w:p>
+            <w:pPr>
+              <w:jc w:val="center"/>
+              <w:rPr>
+                <w:lang w:eastAsia="en-AU"/>
+              </w:rPr>
+            </w:pPr>
+            <w:r>
+              <w:t>Team Member</w:t>
+            </w:r>
+          </w:p>
+        </w:tc>
+        <w:tc>
+          <w:tcPr>
+            <w:tcW w:w="1283" w:type="dxa"/>
+          </w:tcPr>
+          <w:p>
+            <w:pPr>
+              <w:jc w:val="center"/>
+              <w:cnfStyle w:val="100000000000" w:firstRow="1" w:lastRow="0" w:firstColumn="0" w:lastColumn="0" w:oddVBand="0" w:evenVBand="0" w:oddHBand="0" w:evenHBand="0" w:firstRowFirstColumn="0" w:firstRowLastColumn="0" w:lastRowFirstColumn="0" w:lastRowLastColumn="0"/>
+            </w:pPr>
+            <w:r>
+              <w:t>StudentID</w:t>
+            </w:r>
+          </w:p>
+        </w:tc>
+        <w:tc>
+          <w:tcPr>
+            <w:tcW w:w="3198" w:type="dxa"/>
+          </w:tcPr>
+          <w:p>
+            <w:pPr>
+              <w:jc w:val="center"/>
+              <w:cnfStyle w:val="100000000000" w:firstRow="1" w:lastRow="0" w:firstColumn="0" w:lastColumn="0" w:oddVBand="0" w:evenVBand="0" w:oddHBand="0" w:evenHBand="0" w:firstRowFirstColumn="0" w:firstRowLastColumn="0" w:lastRowFirstColumn="0" w:lastRowLastColumn="0"/>
+            </w:pPr>
+            <w:r>
+              <w:t>Role / Responsibility</w:t>
+            </w:r>
+          </w:p>
+        </w:tc>
+        <w:tc>
+          <w:tcPr>
+            <w:tcW w:w="2722" w:type="dxa"/>
+          </w:tcPr>
+          <w:p>
+            <w:pPr>
+              <w:jc w:val="center"/>
+              <w:cnfStyle w:val="100000000000" w:firstRow="1" w:lastRow="0" w:firstColumn="0" w:lastColumn="0" w:oddVBand="0" w:evenVBand="0" w:oddHBand="0" w:evenHBand="0" w:firstRowFirstColumn="0" w:firstRowLastColumn="0" w:lastRowFirstColumn="0" w:lastRowLastColumn="0"/>
+            </w:pPr>
+            <w:r>
+              <w:t>Main Files / Modules</w:t>
+            </w:r>
+          </w:p>
+        </w:tc>
+      </w:tr>
+      <w:tr>
+        <w:tc>
+          <w:tcPr>
+            <w:cnfStyle w:val="001000000000" w:firstRow="0" w:lastRow="0" w:firstColumn="1" w:lastColumn="0" w:oddVBand="0" w:evenVBand="0" w:oddHBand="0" w:evenHBand="0" w:firstRowFirstColumn="0" w:firstRowLastColumn="0" w:lastRowFirstColumn="0" w:lastRowLastColumn="0"/>
+            <w:tcW w:w="2147" w:type="dxa"/>
+          </w:tcPr>
+          <w:p>
+            <w:pPr>
+              <w:rPr>
+                <w:b w:val="0"/>
+                <w:bCs w:val="0"/>
+              </w:rPr>
+            </w:pPr>
+            <w:r>
+              <w:rPr>
+                <w:b w:val="0"/>
+                <w:bCs w:val="0"/>
+              </w:rPr>
+              <w:t>Ketul Pareshbhai Patel</w:t>
+            </w:r>
+          </w:p>
+        </w:tc>
+        <w:tc>
+          <w:tcPr>
+            <w:tcW w:w="1283" w:type="dxa"/>
+          </w:tcPr>
+          <w:p>
+            <w:pPr>
+              <w:cnfStyle w:val="000000000000" w:firstRow="0" w:lastRow="0" w:firstColumn="0" w:lastColumn="0" w:oddVBand="0" w:evenVBand="0" w:oddHBand="0" w:evenHBand="0" w:firstRowFirstColumn="0" w:firstRowLastColumn="0" w:lastRowFirstColumn="0" w:lastRowLastColumn="0"/>
+            </w:pPr>
+            <w:r>
+              <w:t>12262547</w:t>
+            </w:r>
+          </w:p>
+        </w:tc>
+        <w:tc>
+          <w:tcPr>
+            <w:tcW w:w="3198" w:type="dxa"/>
+          </w:tcPr>
+          <w:p>
+            <w:pPr>
+              <w:cnfStyle w:val="000000000000" w:firstRow="0" w:lastRow="0" w:firstColumn="0" w:lastColumn="0" w:oddVBand="0" w:evenVBand="0" w:oddHBand="0" w:evenHBand="0" w:firstRowFirstColumn="0" w:firstRowLastColumn="0" w:lastRowFirstColumn="0" w:lastRowLastColumn="0"/>
+            </w:pPr>
+            <w:r>
+              <w:t>Team leader, task allocation, project coordination, integration review, progress monitoring, final report checking, and submission preparation. Also helped resolve integration issues between client, server, and database layers.</w:t>
+            </w:r>
+          </w:p>
+        </w:tc>
+        <w:tc>
+          <w:tcPr>
+            <w:tcW w:w="2722" w:type="dxa"/>
+          </w:tcPr>
+          <w:p>
+            <w:pPr>
+              <w:cnfStyle w:val="000000000000" w:firstRow="0" w:lastRow="0" w:firstColumn="0" w:lastColumn="0" w:oddVBand="0" w:evenVBand="0" w:oddHBand="0" w:evenHBand="0" w:firstRowFirstColumn="0" w:firstRowLastColumn="0" w:lastRowFirstColumn="0" w:lastRowLastColumn="0"/>
+            </w:pPr>
+            <w:r>
+              <w:t>GitHub repository, Group Report, HOW_TO_RUN.md, integration review, final project ZIP</w:t>
+            </w:r>
+          </w:p>
+        </w:tc>
+      </w:tr>
+      <w:tr>
+        <w:tc>
+          <w:tcPr>
+            <w:cnfStyle w:val="001000000000" w:firstRow="0" w:lastRow="0" w:firstColumn="1" w:lastColumn="0" w:oddVBand="0" w:evenVBand="0" w:oddHBand="0" w:evenHBand="0" w:firstRowFirstColumn="0" w:firstRowLastColumn="0" w:lastRowFirstColumn="0" w:lastRowLastColumn="0"/>
+            <w:tcW w:w="2147" w:type="dxa"/>
+          </w:tcPr>
+          <w:p>
+            <w:pPr>
+              <w:rPr>
+                <w:b w:val="0"/>
+                <w:bCs w:val="0"/>
+              </w:rPr>
+            </w:pPr>
+            <w:proofErr w:type="spellStart"/>
+            <w:r>
+              <w:rPr>
+                <w:b w:val="0"/>
+                <w:bCs w:val="0"/>
+              </w:rPr>
+              <w:t>Preetkumar</w:t>
+            </w:r>
+            <w:proofErr w:type="spellEnd"/>
+            <w:r>
+              <w:rPr>
+                <w:b w:val="0"/>
+                <w:bCs w:val="0"/>
+              </w:rPr>
+              <w:t xml:space="preserve"> Navinbhai Patel</w:t>
+            </w:r>
+          </w:p>
+        </w:tc>
+        <w:tc>
+          <w:tcPr>
+            <w:tcW w:w="1283" w:type="dxa"/>
+          </w:tcPr>
+          <w:p>
+            <w:pPr>
+              <w:cnfStyle w:val="000000000000" w:firstRow="0" w:lastRow="0" w:firstColumn="0" w:lastColumn="0" w:oddVBand="0" w:evenVBand="0" w:oddHBand="0" w:evenHBand="0" w:firstRowFirstColumn="0" w:firstRowLastColumn="0" w:lastRowFirstColumn="0" w:lastRowLastColumn="0"/>
+            </w:pPr>
+            <w:r>
+              <w:t>12277687</w:t>
+            </w:r>
+          </w:p>
+        </w:tc>
+        <w:tc>
+          <w:tcPr>
+            <w:tcW w:w="3198" w:type="dxa"/>
+          </w:tcPr>
+          <w:p>
+            <w:pPr>
+              <w:cnfStyle w:val="000000000000" w:firstRow="0" w:lastRow="0" w:firstColumn="0" w:lastColumn="0" w:oddVBand="0" w:evenVBand="0" w:oddHBand="0" w:evenHBand="0" w:firstRowFirstColumn="0" w:firstRowLastColumn="0" w:lastRowFirstColumn="0" w:lastRowLastColumn="0"/>
+            </w:pPr>
+            <w:r>
+              <w:t>Database designer and DAO developer. Designed the database layer, created the MySQL schema, implemented the DatabaseConnection singleton, DAO classes, SQL table creation, seed data, and supported ERD validation.</w:t>
+            </w:r>
+          </w:p>
+        </w:tc>
+        <w:tc>
+          <w:tcPr>
+            <w:tcW w:w="2722" w:type="dxa"/>
+          </w:tcPr>
+          <w:p>
+            <w:pPr>
+              <w:cnfStyle w:val="000000000000" w:firstRow="0" w:lastRow="0" w:firstColumn="0" w:lastColumn="0" w:oddVBand="0" w:evenVBand="0" w:oddHBand="0" w:evenHBand="0" w:firstRowFirstColumn="0" w:firstRowLastColumn="0" w:lastRowFirstColumn="0" w:lastRowLastColumn="0"/>
+            </w:pPr>
+            <w:r>
+              <w:t xml:space="preserve">DatabaseConnection.java, UserDAO.java, DisasterDAO.java, ResponseTeamDAO.java, ResourceDAO.java, AuditDAO.java, </w:t>
+            </w:r>
+            <w:proofErr w:type="spellStart"/>
+            <w:r>
+              <w:t>drs_database.sql</w:t>
+            </w:r>
+            <w:proofErr w:type="spellEnd"/>
+            <w:r>
+              <w:t>, ERD</w:t>
+            </w:r>
+          </w:p>
+        </w:tc>
+      </w:tr>
+      <w:tr>
+        <w:tc>
+          <w:tcPr>
+            <w:cnfStyle w:val="001000000000" w:firstRow="0" w:lastRow="0" w:firstColumn="1" w:lastColumn="0" w:oddVBand="0" w:evenVBand="0" w:oddHBand="0" w:evenHBand="0" w:firstRowFirstColumn="0" w:firstRowLastColumn="0" w:lastRowFirstColumn="0" w:lastRowLastColumn="0"/>
+            <w:tcW w:w="2147" w:type="dxa"/>
+          </w:tcPr>
+          <w:p>
+            <w:pPr>
+              <w:rPr>
+                <w:b w:val="0"/>
+                <w:bCs w:val="0"/>
+              </w:rPr>
+            </w:pPr>
+            <w:r>
+              <w:rPr>
+                <w:b w:val="0"/>
+                <w:bCs w:val="0"/>
+              </w:rPr>
+              <w:t>Jay Niteshbhai Dobariya</w:t>
+            </w:r>
+          </w:p>
+        </w:tc>
+        <w:tc>
+          <w:tcPr>
+            <w:tcW w:w="1283" w:type="dxa"/>
+          </w:tcPr>
+          <w:p>
+            <w:pPr>
+              <w:cnfStyle w:val="000000000000" w:firstRow="0" w:lastRow="0" w:firstColumn="0" w:lastColumn="0" w:oddVBand="0" w:evenVBand="0" w:oddHBand="0" w:evenHBand="0" w:firstRowFirstColumn="0" w:firstRowLastColumn="0" w:lastRowFirstColumn="0" w:lastRowLastColumn="0"/>
+            </w:pPr>
+            <w:r>
+              <w:t>12278730</w:t>
+            </w:r>
+          </w:p>
+        </w:tc>
+        <w:tc>
+          <w:tcPr>
+            <w:tcW w:w="3198" w:type="dxa"/>
+          </w:tcPr>
+          <w:p>
+            <w:pPr>
+              <w:cnfStyle w:val="000000000000" w:firstRow="0" w:lastRow="0" w:firstColumn="0" w:lastColumn="0" w:oddVBand="0" w:evenVBand="0" w:oddHBand="0" w:evenHBand="0" w:firstRowFirstColumn="0" w:firstRowLastColumn="0" w:lastRowFirstColumn="0" w:lastRowLastColumn="0"/>
+            </w:pPr>
+            <w:r>
+              <w:t xml:space="preserve">Server and communication protocol developer. Implemented the multi-threaded server, </w:t>
+            </w:r>
+            <w:proofErr w:type="spellStart"/>
+            <w:r>
+              <w:t>ClientHandler</w:t>
+            </w:r>
+            <w:proofErr w:type="spellEnd"/>
+            <w:r>
+              <w:t>, TCP socket communication, command handling, and protocol format using delimiters from Protocol.java.</w:t>
+            </w:r>
+          </w:p>
+        </w:tc>
+        <w:tc>
+          <w:tcPr>
+            <w:tcW w:w="2722" w:type="dxa"/>
+          </w:tcPr>
+          <w:p>
+            <w:pPr>
+              <w:cnfStyle w:val="000000000000" w:firstRow="0" w:lastRow="0" w:firstColumn="0" w:lastColumn="0" w:oddVBand="0" w:evenVBand="0" w:oddHBand="0" w:evenHBand="0" w:firstRowFirstColumn="0" w:firstRowLastColumn="0" w:lastRowFirstColumn="0" w:lastRowLastColumn="0"/>
+            </w:pPr>
+            <w:r>
+              <w:t>DRSServer.java, ClientHandler.java, Protocol.java, server request/response handling</w:t>
+            </w:r>
+          </w:p>
+        </w:tc>
+      </w:tr>
+      <w:tr>
+        <w:tc>
+          <w:tcPr>
+            <w:cnfStyle w:val="001000000000" w:firstRow="0" w:lastRow="0" w:firstColumn="1" w:lastColumn="0" w:oddVBand="0" w:evenVBand="0" w:oddHBand="0" w:evenHBand="0" w:firstRowFirstColumn="0" w:firstRowLastColumn="0" w:lastRowFirstColumn="0" w:lastRowLastColumn="0"/>
+            <w:tcW w:w="2147" w:type="dxa"/>
+          </w:tcPr>
+          <w:p>
+            <w:pPr>
+              <w:rPr>
+                <w:b w:val="0"/>
+                <w:bCs w:val="0"/>
+              </w:rPr>
+            </w:pPr>
+            <w:r>
+              <w:rPr>
+                <w:b w:val="0"/>
+                <w:bCs w:val="0"/>
+              </w:rPr>
+              <w:t xml:space="preserve">Parth </w:t>
+            </w:r>
+            <w:proofErr w:type="spellStart"/>
+            <w:r>
+              <w:rPr>
+                <w:b w:val="0"/>
+                <w:bCs w:val="0"/>
+              </w:rPr>
+              <w:t>Lalajibhai</w:t>
+            </w:r>
+            <w:proofErr w:type="spellEnd"/>
+            <w:r>
+              <w:rPr>
+                <w:b w:val="0"/>
+                <w:bCs w:val="0"/>
+              </w:rPr>
+              <w:t xml:space="preserve"> Patel</w:t>
+            </w:r>
+          </w:p>
+        </w:tc>
+        <w:tc>
+          <w:tcPr>
+            <w:tcW w:w="1283" w:type="dxa"/>
+          </w:tcPr>
+          <w:p>
+            <w:pPr>
+              <w:cnfStyle w:val="000000000000" w:firstRow="0" w:lastRow="0" w:firstColumn="0" w:lastColumn="0" w:oddVBand="0" w:evenVBand="0" w:oddHBand="0" w:evenHBand="0" w:firstRowFirstColumn="0" w:firstRowLastColumn="0" w:lastRowFirstColumn="0" w:lastRowLastColumn="0"/>
+            </w:pPr>
+            <w:r>
+              <w:t>12281818</w:t>
+            </w:r>
+          </w:p>
+        </w:tc>
+        <w:tc>
+          <w:tcPr>
+            <w:tcW w:w="3198" w:type="dxa"/>
+          </w:tcPr>
+          <w:p>
+            <w:pPr>
+              <w:cnfStyle w:val="000000000000" w:firstRow="0" w:lastRow="0" w:firstColumn="0" w:lastColumn="0" w:oddVBand="0" w:evenVBand="0" w:oddHBand="0" w:evenHBand="0" w:firstRowFirstColumn="0" w:firstRowLastColumn="0" w:lastRowFirstColumn="0" w:lastRowLastColumn="0"/>
+            </w:pPr>
+            <w:r>
+              <w:t>Feature implementation and testing developer. Implemented the two additional domain-specific features: Team Coordination and Resource Management. Created related model classes, DAO logic, JavaFX controllers, FXML views, and automated tests.</w:t>
+            </w:r>
+          </w:p>
+        </w:tc>
+        <w:tc>
+          <w:tcPr>
+            <w:tcW w:w="2722" w:type="dxa"/>
+          </w:tcPr>
+          <w:p>
+            <w:pPr>
+              <w:cnfStyle w:val="000000000000" w:firstRow="0" w:lastRow="0" w:firstColumn="0" w:lastColumn="0" w:oddVBand="0" w:evenVBand="0" w:oddHBand="0" w:evenHBand="0" w:firstRowFirstColumn="0" w:firstRowLastColumn="0" w:lastRowFirstColumn="0" w:lastRowLastColumn="0"/>
+            </w:pPr>
+            <w:r>
+              <w:t xml:space="preserve">TeamController.java, ResourceController.java, ResponseTeam.java, TeamAssignment.java, Resource.java, ResourceAllocation.java, </w:t>
+            </w:r>
+            <w:proofErr w:type="spellStart"/>
+            <w:r>
+              <w:t>TeamView.fxml</w:t>
+            </w:r>
+            <w:proofErr w:type="spellEnd"/>
+            <w:r>
+              <w:t xml:space="preserve">, </w:t>
+            </w:r>
+            <w:proofErr w:type="spellStart"/>
+            <w:r>
+              <w:t>ResourceView.fxml</w:t>
+            </w:r>
+            <w:proofErr w:type="spellEnd"/>
+            <w:r>
+              <w:t>, DRSTest.java</w:t>
+            </w:r>
+          </w:p>
+        </w:tc>
+      </w:tr>
+      <w:tr>
+        <w:tc>
+          <w:tcPr>
+            <w:cnfStyle w:val="001000000000" w:firstRow="0" w:lastRow="0" w:firstColumn="1" w:lastColumn="0" w:oddVBand="0" w:evenVBand="0" w:oddHBand="0" w:evenHBand="0" w:firstRowFirstColumn="0" w:firstRowLastColumn="0" w:lastRowFirstColumn="0" w:lastRowLastColumn="0"/>
+            <w:tcW w:w="2147" w:type="dxa"/>
+          </w:tcPr>
+          <w:p>
+            <w:pPr>
+              <w:rPr>
+                <w:b w:val="0"/>
+                <w:bCs w:val="0"/>
+              </w:rPr>
+            </w:pPr>
+            <w:r>
+              <w:rPr>
+                <w:b w:val="0"/>
+                <w:bCs w:val="0"/>
+              </w:rPr>
+              <w:t xml:space="preserve">Takshil </w:t>
+            </w:r>
+            <w:proofErr w:type="spellStart"/>
+            <w:r>
+              <w:rPr>
+                <w:b w:val="0"/>
+                <w:bCs w:val="0"/>
+              </w:rPr>
+              <w:t>Manishkumar</w:t>
+            </w:r>
+            <w:proofErr w:type="spellEnd"/>
+            <w:r>
+              <w:rPr>
+                <w:b w:val="0"/>
+                <w:bCs w:val="0"/>
+              </w:rPr>
+              <w:t xml:space="preserve"> </w:t>
+            </w:r>
+            <w:r>
+              <w:rPr>
+                <w:b w:val="0"/>
+                <w:bCs w:val="0"/>
+              </w:rPr>
+              <w:t>SANGHVI</w:t>
+            </w:r>
+          </w:p>
+        </w:tc>
+        <w:tc>
+          <w:tcPr>
+            <w:tcW w:w="1283" w:type="dxa"/>
+          </w:tcPr>
+          <w:p>
+            <w:pPr>
+              <w:cnfStyle w:val="000000000000" w:firstRow="0" w:lastRow="0" w:firstColumn="0" w:lastColumn="0" w:oddVBand="0" w:evenVBand="0" w:oddHBand="0" w:evenHBand="0" w:firstRowFirstColumn="0" w:firstRowLastColumn="0" w:lastRowFirstColumn="0" w:lastRowLastColumn="0"/>
+            </w:pPr>
+            <w:r>
+              <w:t>12299739</w:t>
+            </w:r>
+          </w:p>
+        </w:tc>
+        <w:tc>
+          <w:tcPr>
+            <w:tcW w:w="3198" w:type="dxa"/>
+          </w:tcPr>
+          <w:p>
+            <w:pPr>
+              <w:cnfStyle w:val="000000000000" w:firstRow="0" w:lastRow="0" w:firstColumn="0" w:lastColumn="0" w:oddVBand="0" w:evenVBand="0" w:oddHBand="0" w:evenHBand="0" w:firstRowFirstColumn="0" w:firstRowLastColumn="0" w:lastRowFirstColumn="0" w:lastRowLastColumn="0"/>
+            </w:pPr>
+            <w:r>
+              <w:t xml:space="preserve">Quality assurance, integration testing, documentation review, and final system verification. </w:t>
+            </w:r>
+            <w:r>
+              <w:t>R</w:t>
+            </w:r>
+            <w:r>
+              <w:t xml:space="preserve">eviewed </w:t>
+            </w:r>
+            <w:r>
+              <w:t>documentation and</w:t>
+            </w:r>
+            <w:r>
+              <w:t xml:space="preserve"> helped confirm that the final prototype worked as expected.</w:t>
+            </w:r>
+          </w:p>
+        </w:tc>
+        <w:tc>
+          <w:tcPr>
+            <w:tcW w:w="2722" w:type="dxa"/>
+          </w:tcPr>
+          <w:p>
+            <w:pPr>
+              <w:cnfStyle w:val="000000000000" w:firstRow="0" w:lastRow="0" w:firstColumn="0" w:lastColumn="0" w:oddVBand="0" w:evenVBand="0" w:oddHBand="0" w:evenHBand="0" w:firstRowFirstColumn="0" w:firstRowLastColumn="0" w:lastRowFirstColumn="0" w:lastRowLastColumn="0"/>
+            </w:pPr>
+            <w:r>
+              <w:t>Integration testing, protocol validation, manual test cases, report review, screenshot evidence, QA checklist</w:t>
+            </w:r>
+          </w:p>
+        </w:tc>
+      </w:tr>
+    </w:tbl>
     <w:p/>
     <w:sectPr>
       <w:pgSz w:w="12240" w:h="15840"/>
@@ -8799,8 +10455,186 @@
       </w:rPr>
     </w:lvl>
   </w:abstractNum>
+  <w:abstractNum w:abstractNumId="1" w15:restartNumberingAfterBreak="0">
+    <w:nsid w:val="423119C2"/>
+    <w:multiLevelType w:val="hybridMultilevel"/>
+    <w:tmpl w:val="D0D653CE"/>
+    <w:lvl w:ilvl="0" w:tplc="0C09000F">
+      <w:start w:val="1"/>
+      <w:numFmt w:val="decimal"/>
+      <w:lvlText w:val="%1."/>
+      <w:lvlJc w:val="left"/>
+      <w:pPr>
+        <w:ind w:left="720" w:hanging="360"/>
+      </w:pPr>
+    </w:lvl>
+    <w:lvl w:ilvl="1" w:tplc="0C090019" w:tentative="1">
+      <w:start w:val="1"/>
+      <w:numFmt w:val="lowerLetter"/>
+      <w:lvlText w:val="%2."/>
+      <w:lvlJc w:val="left"/>
+      <w:pPr>
+        <w:ind w:left="1440" w:hanging="360"/>
+      </w:pPr>
+    </w:lvl>
+    <w:lvl w:ilvl="2" w:tplc="0C09001B" w:tentative="1">
+      <w:start w:val="1"/>
+      <w:numFmt w:val="lowerRoman"/>
+      <w:lvlText w:val="%3."/>
+      <w:lvlJc w:val="right"/>
+      <w:pPr>
+        <w:ind w:left="2160" w:hanging="180"/>
+      </w:pPr>
+    </w:lvl>
+    <w:lvl w:ilvl="3" w:tplc="0C09000F" w:tentative="1">
+      <w:start w:val="1"/>
+      <w:numFmt w:val="decimal"/>
+      <w:lvlText w:val="%4."/>
+      <w:lvlJc w:val="left"/>
+      <w:pPr>
+        <w:ind w:left="2880" w:hanging="360"/>
+      </w:pPr>
+    </w:lvl>
+    <w:lvl w:ilvl="4" w:tplc="0C090019" w:tentative="1">
+      <w:start w:val="1"/>
+      <w:numFmt w:val="lowerLetter"/>
+      <w:lvlText w:val="%5."/>
+      <w:lvlJc w:val="left"/>
+      <w:pPr>
+        <w:ind w:left="3600" w:hanging="360"/>
+      </w:pPr>
+    </w:lvl>
+    <w:lvl w:ilvl="5" w:tplc="0C09001B" w:tentative="1">
+      <w:start w:val="1"/>
+      <w:numFmt w:val="lowerRoman"/>
+      <w:lvlText w:val="%6."/>
+      <w:lvlJc w:val="right"/>
+      <w:pPr>
+        <w:ind w:left="4320" w:hanging="180"/>
+      </w:pPr>
+    </w:lvl>
+    <w:lvl w:ilvl="6" w:tplc="0C09000F" w:tentative="1">
+      <w:start w:val="1"/>
+      <w:numFmt w:val="decimal"/>
+      <w:lvlText w:val="%7."/>
+      <w:lvlJc w:val="left"/>
+      <w:pPr>
+        <w:ind w:left="5040" w:hanging="360"/>
+      </w:pPr>
+    </w:lvl>
+    <w:lvl w:ilvl="7" w:tplc="0C090019" w:tentative="1">
+      <w:start w:val="1"/>
+      <w:numFmt w:val="lowerLetter"/>
+      <w:lvlText w:val="%8."/>
+      <w:lvlJc w:val="left"/>
+      <w:pPr>
+        <w:ind w:left="5760" w:hanging="360"/>
+      </w:pPr>
+    </w:lvl>
+    <w:lvl w:ilvl="8" w:tplc="0C09001B" w:tentative="1">
+      <w:start w:val="1"/>
+      <w:numFmt w:val="lowerRoman"/>
+      <w:lvlText w:val="%9."/>
+      <w:lvlJc w:val="right"/>
+      <w:pPr>
+        <w:ind w:left="6480" w:hanging="180"/>
+      </w:pPr>
+    </w:lvl>
+  </w:abstractNum>
+  <w:abstractNum w:abstractNumId="2" w15:restartNumberingAfterBreak="0">
+    <w:nsid w:val="632D7744"/>
+    <w:multiLevelType w:val="hybridMultilevel"/>
+    <w:tmpl w:val="D0D653CE"/>
+    <w:lvl w:ilvl="0" w:tplc="FFFFFFFF">
+      <w:start w:val="1"/>
+      <w:numFmt w:val="decimal"/>
+      <w:lvlText w:val="%1."/>
+      <w:lvlJc w:val="left"/>
+      <w:pPr>
+        <w:ind w:left="720" w:hanging="360"/>
+      </w:pPr>
+    </w:lvl>
+    <w:lvl w:ilvl="1" w:tplc="FFFFFFFF" w:tentative="1">
+      <w:start w:val="1"/>
+      <w:numFmt w:val="lowerLetter"/>
+      <w:lvlText w:val="%2."/>
+      <w:lvlJc w:val="left"/>
+      <w:pPr>
+        <w:ind w:left="1440" w:hanging="360"/>
+      </w:pPr>
+    </w:lvl>
+    <w:lvl w:ilvl="2" w:tplc="FFFFFFFF" w:tentative="1">
+      <w:start w:val="1"/>
+      <w:numFmt w:val="lowerRoman"/>
+      <w:lvlText w:val="%3."/>
+      <w:lvlJc w:val="right"/>
+      <w:pPr>
+        <w:ind w:left="2160" w:hanging="180"/>
+      </w:pPr>
+    </w:lvl>
+    <w:lvl w:ilvl="3" w:tplc="FFFFFFFF" w:tentative="1">
+      <w:start w:val="1"/>
+      <w:numFmt w:val="decimal"/>
+      <w:lvlText w:val="%4."/>
+      <w:lvlJc w:val="left"/>
+      <w:pPr>
+        <w:ind w:left="2880" w:hanging="360"/>
+      </w:pPr>
+    </w:lvl>
+    <w:lvl w:ilvl="4" w:tplc="FFFFFFFF" w:tentative="1">
+      <w:start w:val="1"/>
+      <w:numFmt w:val="lowerLetter"/>
+      <w:lvlText w:val="%5."/>
+      <w:lvlJc w:val="left"/>
+      <w:pPr>
+        <w:ind w:left="3600" w:hanging="360"/>
+      </w:pPr>
+    </w:lvl>
+    <w:lvl w:ilvl="5" w:tplc="FFFFFFFF" w:tentative="1">
+      <w:start w:val="1"/>
+      <w:numFmt w:val="lowerRoman"/>
+      <w:lvlText w:val="%6."/>
+      <w:lvlJc w:val="right"/>
+      <w:pPr>
+        <w:ind w:left="4320" w:hanging="180"/>
+      </w:pPr>
+    </w:lvl>
+    <w:lvl w:ilvl="6" w:tplc="FFFFFFFF" w:tentative="1">
+      <w:start w:val="1"/>
+      <w:numFmt w:val="decimal"/>
+      <w:lvlText w:val="%7."/>
+      <w:lvlJc w:val="left"/>
+      <w:pPr>
+        <w:ind w:left="5040" w:hanging="360"/>
+      </w:pPr>
+    </w:lvl>
+    <w:lvl w:ilvl="7" w:tplc="FFFFFFFF" w:tentative="1">
+      <w:start w:val="1"/>
+      <w:numFmt w:val="lowerLetter"/>
+      <w:lvlText w:val="%8."/>
+      <w:lvlJc w:val="left"/>
+      <w:pPr>
+        <w:ind w:left="5760" w:hanging="360"/>
+      </w:pPr>
+    </w:lvl>
+    <w:lvl w:ilvl="8" w:tplc="FFFFFFFF" w:tentative="1">
+      <w:start w:val="1"/>
+      <w:numFmt w:val="lowerRoman"/>
+      <w:lvlText w:val="%9."/>
+      <w:lvlJc w:val="right"/>
+      <w:pPr>
+        <w:ind w:left="6480" w:hanging="180"/>
+      </w:pPr>
+    </w:lvl>
+  </w:abstractNum>
   <w:num w:numId="1" w16cid:durableId="840855972">
     <w:abstractNumId w:val="0"/>
+  </w:num>
+  <w:num w:numId="2" w16cid:durableId="125708011">
+    <w:abstractNumId w:val="1"/>
+  </w:num>
+  <w:num w:numId="3" w16cid:durableId="735934113">
+    <w:abstractNumId w:val="2"/>
   </w:num>
 </w:numbering>
 </file>
@@ -9205,7 +11039,7 @@
   <w:style w:type="paragraph" w:default="1" w:styleId="Normal">
     <w:name w:val="Normal"/>
     <w:qFormat/>
-    <w:rsid w:val="00510F02"/>
+    <w:rsid w:val="00DA25A0"/>
     <w:pPr>
       <w:spacing w:after="0" w:line="240" w:lineRule="auto"/>
     </w:pPr>
@@ -9414,7 +11248,6 @@
   <w:style w:type="character" w:default="1" w:styleId="DefaultParagraphFont">
     <w:name w:val="Default Paragraph Font"/>
     <w:uiPriority w:val="1"/>
-    <w:semiHidden/>
     <w:unhideWhenUsed/>
   </w:style>
   <w:style w:type="table" w:default="1" w:styleId="TableNormal">
@@ -9926,6 +11759,75 @@
       <w14:ligatures w14:val="none"/>
     </w:rPr>
   </w:style>
+  <w:style w:type="character" w:styleId="UnresolvedMention">
+    <w:name w:val="Unresolved Mention"/>
+    <w:basedOn w:val="DefaultParagraphFont"/>
+    <w:uiPriority w:val="99"/>
+    <w:semiHidden/>
+    <w:unhideWhenUsed/>
+    <w:rsid w:val="0033757E"/>
+    <w:rPr>
+      <w:color w:val="605E5C"/>
+      <w:shd w:val="clear" w:color="auto" w:fill="E1DFDD"/>
+    </w:rPr>
+  </w:style>
+  <w:style w:type="table" w:styleId="GridTable1Light">
+    <w:name w:val="Grid Table 1 Light"/>
+    <w:basedOn w:val="TableNormal"/>
+    <w:uiPriority w:val="46"/>
+    <w:rsid w:val="0016261A"/>
+    <w:pPr>
+      <w:spacing w:after="0" w:line="240" w:lineRule="auto"/>
+    </w:pPr>
+    <w:tblPr>
+      <w:tblStyleRowBandSize w:val="1"/>
+      <w:tblStyleColBandSize w:val="1"/>
+      <w:tblBorders>
+        <w:top w:val="single" w:sz="4" w:space="0" w:color="999999" w:themeColor="text1" w:themeTint="66"/>
+        <w:left w:val="single" w:sz="4" w:space="0" w:color="999999" w:themeColor="text1" w:themeTint="66"/>
+        <w:bottom w:val="single" w:sz="4" w:space="0" w:color="999999" w:themeColor="text1" w:themeTint="66"/>
+        <w:right w:val="single" w:sz="4" w:space="0" w:color="999999" w:themeColor="text1" w:themeTint="66"/>
+        <w:insideH w:val="single" w:sz="4" w:space="0" w:color="999999" w:themeColor="text1" w:themeTint="66"/>
+        <w:insideV w:val="single" w:sz="4" w:space="0" w:color="999999" w:themeColor="text1" w:themeTint="66"/>
+      </w:tblBorders>
+    </w:tblPr>
+    <w:tblStylePr w:type="firstRow">
+      <w:rPr>
+        <w:b/>
+        <w:bCs/>
+      </w:rPr>
+      <w:tblPr/>
+      <w:tcPr>
+        <w:tcBorders>
+          <w:bottom w:val="single" w:sz="12" w:space="0" w:color="666666" w:themeColor="text1" w:themeTint="99"/>
+        </w:tcBorders>
+      </w:tcPr>
+    </w:tblStylePr>
+    <w:tblStylePr w:type="lastRow">
+      <w:rPr>
+        <w:b/>
+        <w:bCs/>
+      </w:rPr>
+      <w:tblPr/>
+      <w:tcPr>
+        <w:tcBorders>
+          <w:top w:val="double" w:sz="2" w:space="0" w:color="666666" w:themeColor="text1" w:themeTint="99"/>
+        </w:tcBorders>
+      </w:tcPr>
+    </w:tblStylePr>
+    <w:tblStylePr w:type="firstCol">
+      <w:rPr>
+        <w:b/>
+        <w:bCs/>
+      </w:rPr>
+    </w:tblStylePr>
+    <w:tblStylePr w:type="lastCol">
+      <w:rPr>
+        <w:b/>
+        <w:bCs/>
+      </w:rPr>
+    </w:tblStylePr>
+  </w:style>
 </w:styles>
 </file>
 
